--- a/04_central_bank_scraper/Project4_Documentation.docx
+++ b/04_central_bank_scraper/Project4_Documentation.docx
@@ -4,365 +4,428 @@
   <w:body>
     <w:p>
       <w:pPr>
-        <w:spacing w:before="1440" w:after="200"/>
+        <w:pStyle w:val="Title"/>
+        <w:pageBreakBefore w:val="0"/>
+        <w:spacing w:before="1440" w:after="120" w:line="259" w:lineRule="auto"/>
         <w:jc w:val="center"/>
       </w:pPr>
       <w:r>
         <w:rPr>
           <w:b/>
-          <w:bCs/>
-          <w:color w:val="1F3864"/>
-          <w:sz w:val="52"/>
-          <w:szCs w:val="52"/>
+          <w:sz w:val="40"/>
         </w:rPr>
-        <w:t>Project 4</w:t>
+        <w:t>Project 4 Central Bank Communications</w:t>
       </w:r>
     </w:p>
     <w:p>
       <w:pPr>
-        <w:spacing w:after="200"/>
+        <w:pageBreakBefore w:val="0"/>
+        <w:spacing w:after="120" w:line="259" w:lineRule="auto"/>
         <w:jc w:val="center"/>
       </w:pPr>
       <w:r>
         <w:rPr>
-          <w:b/>
-          <w:bCs/>
-          <w:color w:val="2E4B8F"/>
-          <w:sz w:val="36"/>
-          <w:szCs w:val="36"/>
+          <w:rFonts w:ascii="Calibri" w:hAnsi="Calibri"/>
+          <w:color w:val="000000"/>
+          <w:sz w:val="20"/>
         </w:rPr>
-        <w:t>Scraping Central Bank Communications</w:t>
+        <w:t>Central Bank Communications Corpus</w:t>
       </w:r>
     </w:p>
     <w:p>
       <w:pPr>
-        <w:spacing w:after="600"/>
+        <w:pageBreakBefore w:val="0"/>
+        <w:spacing w:after="120" w:line="259" w:lineRule="auto"/>
         <w:jc w:val="center"/>
       </w:pPr>
       <w:r>
         <w:rPr>
-          <w:color w:val="555555"/>
-          <w:sz w:val="26"/>
-          <w:szCs w:val="26"/>
+          <w:rFonts w:ascii="Calibri" w:hAnsi="Calibri"/>
+          <w:color w:val="000000"/>
+          <w:sz w:val="20"/>
         </w:rPr>
-        <w:t>A Structured Dataset of BRICS Monetary Policy Statements</w:t>
+        <w:t>Collection methods and documentation for 302 communications</w:t>
       </w:r>
     </w:p>
     <w:p>
       <w:pPr>
-        <w:pBdr>
-          <w:bottom w:val="single" w:sz="6" w:space="1" w:color="2E4B8F"/>
-        </w:pBdr>
-        <w:spacing w:after="400"/>
-      </w:pPr>
-    </w:p>
-    <w:p>
-      <w:pPr>
-        <w:spacing w:after="120"/>
+        <w:pageBreakBefore w:val="0"/>
+        <w:spacing w:after="120" w:line="259" w:lineRule="auto"/>
         <w:jc w:val="center"/>
       </w:pPr>
       <w:r>
         <w:rPr>
-          <w:color w:val="555555"/>
+          <w:rFonts w:ascii="Calibri" w:hAnsi="Calibri"/>
+          <w:color w:val="000000"/>
+          <w:sz w:val="20"/>
         </w:rPr>
         <w:t>BRICS Trade, Labour &amp; Structural Change Portfolio</w:t>
       </w:r>
     </w:p>
     <w:p>
       <w:pPr>
-        <w:spacing w:after="120"/>
+        <w:pageBreakBefore w:val="0"/>
+        <w:spacing w:after="120" w:line="259" w:lineRule="auto"/>
         <w:jc w:val="center"/>
       </w:pPr>
       <w:r>
         <w:rPr>
-          <w:color w:val="555555"/>
+          <w:rFonts w:ascii="Calibri" w:hAnsi="Calibri"/>
+          <w:color w:val="000000"/>
+          <w:sz w:val="20"/>
         </w:rPr>
         <w:t>Tool: Python (requests, BeautifulSoup, Selenium, pandas)</w:t>
       </w:r>
     </w:p>
     <w:p>
       <w:pPr>
-        <w:spacing w:after="120"/>
+        <w:pageBreakBefore w:val="0"/>
+        <w:spacing w:after="120" w:line="259" w:lineRule="auto"/>
         <w:jc w:val="center"/>
       </w:pPr>
       <w:r>
         <w:rPr>
-          <w:color w:val="555555"/>
+          <w:rFonts w:ascii="Calibri" w:hAnsi="Calibri"/>
+          <w:color w:val="000000"/>
+          <w:sz w:val="20"/>
         </w:rPr>
-        <w:t>Output: data/brics_mpc_statements.csv</w:t>
+        <w:t>Output: data/brics_mpc_statements_v2.csv</w:t>
       </w:r>
     </w:p>
     <w:p>
       <w:pPr>
-        <w:spacing w:after="1440"/>
+        <w:pageBreakBefore w:val="0"/>
+        <w:spacing w:after="120" w:line="259" w:lineRule="auto"/>
         <w:jc w:val="center"/>
       </w:pPr>
       <w:r>
         <w:rPr>
-          <w:color w:val="555555"/>
+          <w:rFonts w:ascii="Calibri" w:hAnsi="Calibri"/>
+          <w:color w:val="000000"/>
+          <w:sz w:val="20"/>
         </w:rPr>
         <w:t>Feeds into: Project 5 — Monetary Policy Sentiment Analysis</w:t>
       </w:r>
     </w:p>
     <w:p>
+      <w:pPr>
+        <w:pStyle w:val="Heading1"/>
+        <w:keepNext/>
+        <w:pageBreakBefore w:val="0"/>
+        <w:spacing w:line="259" w:lineRule="auto" w:after="120"/>
+      </w:pPr>
       <w:r>
-        <w:br w:type="page"/>
+        <w:rPr>
+          <w:rFonts w:ascii="Calibri" w:hAnsi="Calibri"/>
+          <w:color w:val="000000"/>
+          <w:sz w:val="28"/>
+        </w:rPr>
+        <w:t>1 Background and Motivation</w:t>
       </w:r>
     </w:p>
     <w:p>
       <w:pPr>
-        <w:pStyle w:val="Heading1"/>
+        <w:pageBreakBefore w:val="0"/>
+        <w:spacing w:before="80" w:after="120" w:line="259" w:lineRule="auto"/>
+        <w:jc w:val="both"/>
       </w:pPr>
       <w:r>
-        <w:lastRenderedPageBreak/>
-        <w:t>1. Background and Motivation</w:t>
-      </w:r>
-    </w:p>
-    <w:p>
-      <w:pPr>
-        <w:spacing w:before="80" w:after="80"/>
-        <w:jc w:val="both"/>
-      </w:pPr>
-      <w:r>
+        <w:rPr>
+          <w:rFonts w:ascii="Calibri" w:hAnsi="Calibri"/>
+          <w:color w:val="000000"/>
+          <w:sz w:val="20"/>
+        </w:rPr>
         <w:t>The BRICS economies — Brazil, Russia, India, China, and South Africa — collectively represent a significant and growing share of global trade, output, and financial flows. Despite sharing a geopolitical label, their monetary policy frameworks, communication styles, and responses to shared macroeconomic shocks diverge considerably.</w:t>
       </w:r>
     </w:p>
     <w:p>
       <w:pPr>
-        <w:spacing w:before="80" w:after="80"/>
-      </w:pPr>
-    </w:p>
-    <w:p>
-      <w:pPr>
-        <w:spacing w:before="80" w:after="80"/>
+        <w:pageBreakBefore w:val="0"/>
+        <w:spacing w:before="80" w:after="120" w:line="259" w:lineRule="auto"/>
         <w:jc w:val="both"/>
       </w:pPr>
       <w:r>
+        <w:rPr>
+          <w:rFonts w:ascii="Calibri" w:hAnsi="Calibri"/>
+          <w:color w:val="000000"/>
+          <w:sz w:val="20"/>
+        </w:rPr>
         <w:t>Since the 2008 Global Financial Crisis, central bank communication has been recognised as a monetary policy instrument in its own right. Forward guidance, the tone of post-meeting statements, and the framing of inflation and growth outlooks all affect market expectations and the transmission of monetary policy — particularly in emerging markets where credibility and communication clarity matter more, not less.</w:t>
       </w:r>
     </w:p>
     <w:p>
       <w:pPr>
-        <w:spacing w:before="80" w:after="80"/>
-      </w:pPr>
-    </w:p>
-    <w:p>
-      <w:pPr>
-        <w:spacing w:before="80" w:after="80"/>
+        <w:pageBreakBefore w:val="0"/>
+        <w:spacing w:before="80" w:after="120" w:line="259" w:lineRule="auto"/>
         <w:jc w:val="both"/>
       </w:pPr>
       <w:r>
+        <w:rPr>
+          <w:rFonts w:ascii="Calibri" w:hAnsi="Calibri"/>
+          <w:color w:val="000000"/>
+          <w:sz w:val="20"/>
+        </w:rPr>
         <w:t>For BRICS economies, this communication dimension is especially interesting given:</w:t>
       </w:r>
     </w:p>
     <w:p>
       <w:pPr>
         <w:pStyle w:val="ListParagraph"/>
+        <w:pageBreakBefore w:val="0"/>
         <w:numPr>
           <w:ilvl w:val="0"/>
           <w:numId w:val="2"/>
         </w:numPr>
-        <w:spacing w:before="60" w:after="60"/>
+        <w:spacing w:before="60" w:after="120" w:line="259" w:lineRule="auto"/>
       </w:pPr>
       <w:r>
+        <w:rPr>
+          <w:rFonts w:ascii="Calibri" w:hAnsi="Calibri"/>
+          <w:color w:val="000000"/>
+          <w:sz w:val="20"/>
+        </w:rPr>
         <w:t>Currency fragmentation pressures and divergent exchange rate regimes</w:t>
       </w:r>
     </w:p>
     <w:p>
       <w:pPr>
         <w:pStyle w:val="ListParagraph"/>
+        <w:pageBreakBefore w:val="0"/>
         <w:numPr>
           <w:ilvl w:val="0"/>
           <w:numId w:val="2"/>
         </w:numPr>
-        <w:spacing w:before="60" w:after="60"/>
+        <w:spacing w:before="60" w:after="120" w:line="259" w:lineRule="auto"/>
       </w:pPr>
       <w:r>
+        <w:rPr>
+          <w:rFonts w:ascii="Calibri" w:hAnsi="Calibri"/>
+          <w:color w:val="000000"/>
+          <w:sz w:val="20"/>
+        </w:rPr>
         <w:t>Differential exposure to global trade shocks, including the US-China trade war and post-COVID supply disruptions</w:t>
       </w:r>
     </w:p>
     <w:p>
       <w:pPr>
         <w:pStyle w:val="ListParagraph"/>
+        <w:pageBreakBefore w:val="0"/>
         <w:numPr>
           <w:ilvl w:val="0"/>
           <w:numId w:val="2"/>
         </w:numPr>
-        <w:spacing w:before="60" w:after="60"/>
+        <w:spacing w:before="60" w:after="120" w:line="259" w:lineRule="auto"/>
       </w:pPr>
       <w:r>
+        <w:rPr>
+          <w:rFonts w:ascii="Calibri" w:hAnsi="Calibri"/>
+          <w:color w:val="000000"/>
+          <w:sz w:val="20"/>
+        </w:rPr>
         <w:t>Varying degrees of central bank independence and inflation targeting credibility</w:t>
       </w:r>
     </w:p>
     <w:p>
       <w:pPr>
         <w:pStyle w:val="ListParagraph"/>
+        <w:pageBreakBefore w:val="0"/>
         <w:numPr>
           <w:ilvl w:val="0"/>
           <w:numId w:val="2"/>
         </w:numPr>
-        <w:spacing w:before="60" w:after="60"/>
+        <w:spacing w:before="60" w:after="120" w:line="259" w:lineRule="auto"/>
       </w:pPr>
       <w:r>
+        <w:rPr>
+          <w:rFonts w:ascii="Calibri" w:hAnsi="Calibri"/>
+          <w:color w:val="000000"/>
+          <w:sz w:val="20"/>
+        </w:rPr>
         <w:t>The evolving geopolitical positioning of BRICS as a bloc with implications for trade invoicing and reserve currencies</w:t>
       </w:r>
     </w:p>
     <w:p>
       <w:pPr>
-        <w:spacing w:before="80" w:after="80"/>
-      </w:pPr>
-    </w:p>
-    <w:p>
-      <w:pPr>
-        <w:spacing w:before="80" w:after="80"/>
+        <w:pageBreakBefore w:val="0"/>
+        <w:spacing w:before="80" w:after="120" w:line="259" w:lineRule="auto"/>
         <w:jc w:val="both"/>
       </w:pPr>
       <w:r>
-        <w:t>This project constructs a clean, machine-readable dataset of monetary policy statements from four BRICS central banks — the Reserve Bank of India (RBI), the Bank of Russia (CBR), the South African Reserve Bank (SARB), and the People's Bank of China (PBOC). The dataset is the foundation for Project 5, which applies sentiment analysis and topic modelling to quantify how hawkish or dovish monetary communication has evolved across these institutions over time.</w:t>
+        <w:rPr>
+          <w:rFonts w:ascii="Calibri" w:hAnsi="Calibri"/>
+          <w:color w:val="000000"/>
+          <w:sz w:val="20"/>
+        </w:rPr>
+        <w:t>This project assembles 302 English-language communications from PBOC, RBI, SARB and CBR. It supplies Project 5 with text for descriptive dictionary sentiment and topic analysis. The sources differ in genre and coverage; PBOC speeches are broader than formal MPC statements, and sentiment is not a calibrated hawkish or dovish policy-stance measure.</w:t>
       </w:r>
     </w:p>
     <w:p>
       <w:pPr>
-        <w:spacing w:before="80" w:after="80"/>
-      </w:pPr>
-    </w:p>
-    <w:p>
-      <w:pPr>
-        <w:spacing w:before="80" w:after="80"/>
-      </w:pPr>
-    </w:p>
-    <w:p>
-      <w:pPr>
         <w:pStyle w:val="Heading1"/>
+        <w:keepNext/>
+        <w:pageBreakBefore w:val="0"/>
+        <w:spacing w:line="259" w:lineRule="auto" w:after="120"/>
       </w:pPr>
       <w:r>
-        <w:t>2. Research Context</w:t>
+        <w:rPr>
+          <w:rFonts w:ascii="Calibri" w:hAnsi="Calibri"/>
+          <w:color w:val="000000"/>
+          <w:sz w:val="28"/>
+        </w:rPr>
+        <w:t>2 Research Context</w:t>
       </w:r>
     </w:p>
     <w:p>
       <w:pPr>
-        <w:spacing w:before="80" w:after="80"/>
+        <w:pageBreakBefore w:val="0"/>
+        <w:spacing w:before="80" w:after="120" w:line="259" w:lineRule="auto"/>
         <w:jc w:val="both"/>
       </w:pPr>
       <w:r>
+        <w:rPr>
+          <w:rFonts w:ascii="Calibri" w:hAnsi="Calibri"/>
+          <w:color w:val="000000"/>
+          <w:sz w:val="20"/>
+        </w:rPr>
         <w:t>A growing body of academic literature applies natural language processing to central bank communications. Key contributions include:</w:t>
       </w:r>
     </w:p>
     <w:p>
       <w:pPr>
-        <w:spacing w:before="80" w:after="80"/>
-      </w:pPr>
-    </w:p>
-    <w:p>
-      <w:pPr>
         <w:pStyle w:val="ListParagraph"/>
+        <w:pageBreakBefore w:val="0"/>
         <w:numPr>
           <w:ilvl w:val="0"/>
           <w:numId w:val="2"/>
         </w:numPr>
-        <w:spacing w:before="60" w:after="60"/>
+        <w:spacing w:before="60" w:after="120" w:line="259" w:lineRule="auto"/>
       </w:pPr>
       <w:r>
+        <w:rPr>
+          <w:rFonts w:ascii="Calibri" w:hAnsi="Calibri"/>
+          <w:color w:val="000000"/>
+          <w:sz w:val="20"/>
+        </w:rPr>
         <w:t>Mathur &amp; Sengupta (2019) — quantitative analysis of RBI monetary policy statements from 1998 to 2018, showing a persistent semantic shift following inflation targeting adoption</w:t>
       </w:r>
     </w:p>
     <w:p>
       <w:pPr>
         <w:pStyle w:val="ListParagraph"/>
+        <w:pageBreakBefore w:val="0"/>
         <w:numPr>
           <w:ilvl w:val="0"/>
           <w:numId w:val="2"/>
         </w:numPr>
-        <w:spacing w:before="60" w:after="60"/>
+        <w:spacing w:before="60" w:after="120" w:line="259" w:lineRule="auto"/>
       </w:pPr>
       <w:r>
+        <w:rPr>
+          <w:rFonts w:ascii="Calibri" w:hAnsi="Calibri"/>
+          <w:color w:val="000000"/>
+          <w:sz w:val="20"/>
+        </w:rPr>
         <w:t>Coco &amp; Viegi (2019) — NLP analysis of SARB communications showing a move toward more forward-looking and balanced communication</w:t>
       </w:r>
     </w:p>
     <w:p>
       <w:pPr>
         <w:pStyle w:val="ListParagraph"/>
+        <w:pageBreakBefore w:val="0"/>
         <w:numPr>
           <w:ilvl w:val="0"/>
           <w:numId w:val="2"/>
         </w:numPr>
-        <w:spacing w:before="60" w:after="60"/>
+        <w:spacing w:before="60" w:after="120" w:line="259" w:lineRule="auto"/>
       </w:pPr>
       <w:r>
+        <w:rPr>
+          <w:rFonts w:ascii="Calibri" w:hAnsi="Calibri"/>
+          <w:color w:val="000000"/>
+          <w:sz w:val="20"/>
+        </w:rPr>
         <w:t>BIS Working Paper 1299 (2025) — topic modelling of nearly 20,000 central bank speeches across 100 institutions from 1997 to 2025</w:t>
       </w:r>
     </w:p>
     <w:p>
       <w:pPr>
         <w:pStyle w:val="ListParagraph"/>
+        <w:pageBreakBefore w:val="0"/>
         <w:numPr>
           <w:ilvl w:val="0"/>
           <w:numId w:val="2"/>
         </w:numPr>
-        <w:spacing w:before="60" w:after="60"/>
+        <w:spacing w:before="60" w:after="120" w:line="259" w:lineRule="auto"/>
       </w:pPr>
       <w:r>
+        <w:rPr>
+          <w:rFonts w:ascii="Calibri" w:hAnsi="Calibri"/>
+          <w:color w:val="000000"/>
+          <w:sz w:val="20"/>
+        </w:rPr>
         <w:t>Multiple studies on COPOM communications using LDA and dictionary methods to classify Brazilian central bank communications as hawkish or dovish</w:t>
       </w:r>
     </w:p>
     <w:p>
       <w:pPr>
-        <w:spacing w:before="80" w:after="80"/>
-      </w:pPr>
-    </w:p>
-    <w:p>
-      <w:pPr>
-        <w:spacing w:before="80" w:after="80"/>
+        <w:pageBreakBefore w:val="0"/>
+        <w:spacing w:before="80" w:after="120" w:line="259" w:lineRule="auto"/>
         <w:jc w:val="both"/>
       </w:pPr>
       <w:r>
-        <w:t xml:space="preserve">This project is positioned within this literature. By constructing a comparable cross-country dataset for four BRICS central banks, it enables the kind of comparative monetary communication </w:t>
-      </w:r>
-      <w:r>
-        <w:lastRenderedPageBreak/>
-        <w:t>analysis that has so far been conducted primarily for advanced economy central banks (Fed, ECB, Bank of England). Applying these methods to BRICS central banks — with their distinct trade exposures and inflation dynamics — extends the frontier of this research agenda.</w:t>
+        <w:rPr>
+          <w:rFonts w:ascii="Calibri" w:hAnsi="Calibri"/>
+          <w:color w:val="000000"/>
+          <w:sz w:val="20"/>
+        </w:rPr>
+        <w:t>The corpus supports comparative text analysis subject to differences in document type, language and time coverage. Those differences must be considered before interpreting bank-level contrasts.</w:t>
       </w:r>
     </w:p>
     <w:p>
       <w:pPr>
-        <w:spacing w:before="80" w:after="80"/>
+        <w:pageBreakBefore w:val="0"/>
+        <w:spacing w:before="80" w:after="120" w:line="259" w:lineRule="auto"/>
         <w:jc w:val="both"/>
       </w:pPr>
       <w:r>
+        <w:rPr>
+          <w:rFonts w:ascii="Calibri" w:hAnsi="Calibri"/>
+          <w:color w:val="000000"/>
+          <w:sz w:val="20"/>
+        </w:rPr>
         <w:t>This is directly relevant to the portfolio's overarching theme: trade, structural change, and labour markets in emerging economies. Monetary policy communication is one of the channels through which global trade shocks are transmitted to domestic conditions in these economies.</w:t>
       </w:r>
     </w:p>
     <w:p>
       <w:pPr>
-        <w:spacing w:before="80" w:after="80"/>
-      </w:pPr>
-    </w:p>
-    <w:p>
-      <w:pPr>
-        <w:spacing w:before="80" w:after="80"/>
-      </w:pPr>
-    </w:p>
-    <w:p>
-      <w:pPr>
         <w:pStyle w:val="Heading1"/>
+        <w:keepNext/>
+        <w:pageBreakBefore w:val="0"/>
+        <w:spacing w:line="259" w:lineRule="auto" w:after="120"/>
       </w:pPr>
       <w:r>
-        <w:t>3. Data Collection Strategy</w:t>
+        <w:rPr>
+          <w:rFonts w:ascii="Calibri" w:hAnsi="Calibri"/>
+          <w:color w:val="000000"/>
+          <w:sz w:val="28"/>
+        </w:rPr>
+        <w:t>3 Data Collection Strategy</w:t>
       </w:r>
     </w:p>
     <w:p>
       <w:pPr>
-        <w:spacing w:before="80" w:after="80"/>
+        <w:pageBreakBefore w:val="0"/>
+        <w:spacing w:before="80" w:after="120" w:line="259" w:lineRule="auto"/>
         <w:jc w:val="both"/>
       </w:pPr>
       <w:r>
-        <w:t>The original goal was to collect MPC statements from all five BRICS central banks. In practice, data availability and accessibility constraints meant that four of the five could be covered. The table below summarises the final data collection approach for each institution.</w:t>
+        <w:rPr>
+          <w:rFonts w:ascii="Calibri" w:hAnsi="Calibri"/>
+          <w:color w:val="000000"/>
+          <w:sz w:val="20"/>
+        </w:rPr>
+        <w:t>Four of the five original BRICS central banks are represented in the saved corpus. The counts below refer to unique records in the final v2 snapshot, not successful-retrieval rates or a complete census of each institution.</w:t>
       </w:r>
-    </w:p>
-    <w:p>
-      <w:pPr>
-        <w:spacing w:before="80" w:after="80"/>
-      </w:pPr>
     </w:p>
     <w:tbl>
       <w:tblPr>
@@ -375,6 +438,7 @@
           <w:insideH w:val="single" w:sz="4" w:space="0" w:color="auto"/>
           <w:insideV w:val="single" w:sz="4" w:space="0" w:color="auto"/>
         </w:tblBorders>
+        <w:tblLayout w:type="fixed"/>
         <w:tblCellMar>
           <w:left w:w="10" w:type="dxa"/>
           <w:right w:w="10" w:type="dxa"/>
@@ -382,11 +446,11 @@
         <w:tblLook w:val="04A0" w:firstRow="1" w:lastRow="0" w:firstColumn="1" w:lastColumn="0" w:noHBand="0" w:noVBand="1"/>
       </w:tblPr>
       <w:tblGrid>
-        <w:gridCol w:w="2000"/>
-        <w:gridCol w:w="2000"/>
-        <w:gridCol w:w="2500"/>
-        <w:gridCol w:w="1500"/>
-        <w:gridCol w:w="1360"/>
+        <w:gridCol w:w="1800"/>
+        <w:gridCol w:w="1440"/>
+        <w:gridCol w:w="2520"/>
+        <w:gridCol w:w="2232"/>
+        <w:gridCol w:w="2376"/>
       </w:tblGrid>
       <w:tr>
         <w:tblPrEx>
@@ -395,33 +459,53 @@
             <w:bottom w:w="0" w:type="dxa"/>
           </w:tblCellMar>
         </w:tblPrEx>
-        <w:tc>
-          <w:tcPr>
-            <w:tcW w:w="2000" w:type="dxa"/>
+        <w:trPr>
+          <w:cantSplit/>
+          <w:tblHeader/>
+        </w:trPr>
+        <w:tc>
+          <w:tcPr>
+            <w:tcW w:w="1800" w:type="dxa"/>
             <w:tcBorders>
               <w:top w:val="single" w:sz="1" w:space="0" w:color="2E4B8F"/>
               <w:left w:val="single" w:sz="1" w:space="0" w:color="2E4B8F"/>
               <w:bottom w:val="single" w:sz="1" w:space="0" w:color="2E4B8F"/>
               <w:right w:val="single" w:sz="1" w:space="0" w:color="2E4B8F"/>
             </w:tcBorders>
-            <w:shd w:val="clear" w:color="auto" w:fill="2E4B8F"/>
-            <w:tcMar>
-              <w:top w:w="80" w:type="dxa"/>
-              <w:left w:w="120" w:type="dxa"/>
-              <w:bottom w:w="80" w:type="dxa"/>
-              <w:right w:w="120" w:type="dxa"/>
-            </w:tcMar>
-          </w:tcPr>
-          <w:p>
-            <w:pPr>
+            <w:tcMar>
+              <w:top w:w="80" w:type="dxa"/>
+              <w:left w:w="120" w:type="dxa"/>
+              <w:bottom w:w="80" w:type="dxa"/>
+              <w:right w:w="120" w:type="dxa"/>
+            </w:tcMar>
+            <w:vAlign w:val="center"/>
+            <w:shd w:fill="DCE6F1"/>
+            <w:tcBorders>
+              <w:top w:val="single" w:sz="4" w:color="D9D9D9"/>
+              <w:left w:val="single" w:sz="4" w:color="D9D9D9"/>
+              <w:bottom w:val="single" w:sz="4" w:color="D9D9D9"/>
+              <w:right w:val="single" w:sz="4" w:color="D9D9D9"/>
+            </w:tcBorders>
+            <w:tcMar>
+              <w:top w:w="80" w:type="dxa"/>
+              <w:left w:w="80" w:type="dxa"/>
+              <w:bottom w:w="80" w:type="dxa"/>
+              <w:right w:w="80" w:type="dxa"/>
+            </w:tcMar>
+          </w:tcPr>
+          <w:p>
+            <w:pPr>
+              <w:keepNext w:val="0"/>
+              <w:spacing w:after="60" w:before="60" w:line="252" w:lineRule="auto"/>
               <w:jc w:val="center"/>
             </w:pPr>
             <w:r>
               <w:rPr>
+                <w:rFonts w:ascii="Calibri" w:hAnsi="Calibri"/>
                 <w:b/>
                 <w:bCs/>
-                <w:color w:val="FFFFFF"/>
-                <w:sz w:val="20"/>
+                <w:color w:val="000000"/>
+                <w:sz w:val="18"/>
                 <w:szCs w:val="20"/>
               </w:rPr>
               <w:t>Country</w:t>
@@ -430,31 +514,47 @@
         </w:tc>
         <w:tc>
           <w:tcPr>
-            <w:tcW w:w="2000" w:type="dxa"/>
+            <w:tcW w:w="1440" w:type="dxa"/>
             <w:tcBorders>
               <w:top w:val="single" w:sz="1" w:space="0" w:color="2E4B8F"/>
               <w:left w:val="single" w:sz="1" w:space="0" w:color="2E4B8F"/>
               <w:bottom w:val="single" w:sz="1" w:space="0" w:color="2E4B8F"/>
               <w:right w:val="single" w:sz="1" w:space="0" w:color="2E4B8F"/>
             </w:tcBorders>
-            <w:shd w:val="clear" w:color="auto" w:fill="2E4B8F"/>
-            <w:tcMar>
-              <w:top w:w="80" w:type="dxa"/>
-              <w:left w:w="120" w:type="dxa"/>
-              <w:bottom w:w="80" w:type="dxa"/>
-              <w:right w:w="120" w:type="dxa"/>
-            </w:tcMar>
-          </w:tcPr>
-          <w:p>
-            <w:pPr>
+            <w:tcMar>
+              <w:top w:w="80" w:type="dxa"/>
+              <w:left w:w="120" w:type="dxa"/>
+              <w:bottom w:w="80" w:type="dxa"/>
+              <w:right w:w="120" w:type="dxa"/>
+            </w:tcMar>
+            <w:vAlign w:val="center"/>
+            <w:shd w:fill="DCE6F1"/>
+            <w:tcBorders>
+              <w:top w:val="single" w:sz="4" w:color="D9D9D9"/>
+              <w:left w:val="single" w:sz="4" w:color="D9D9D9"/>
+              <w:bottom w:val="single" w:sz="4" w:color="D9D9D9"/>
+              <w:right w:val="single" w:sz="4" w:color="D9D9D9"/>
+            </w:tcBorders>
+            <w:tcMar>
+              <w:top w:w="80" w:type="dxa"/>
+              <w:left w:w="80" w:type="dxa"/>
+              <w:bottom w:w="80" w:type="dxa"/>
+              <w:right w:w="80" w:type="dxa"/>
+            </w:tcMar>
+          </w:tcPr>
+          <w:p>
+            <w:pPr>
+              <w:keepNext w:val="0"/>
+              <w:spacing w:after="60" w:before="60" w:line="252" w:lineRule="auto"/>
               <w:jc w:val="center"/>
             </w:pPr>
             <w:r>
               <w:rPr>
+                <w:rFonts w:ascii="Calibri" w:hAnsi="Calibri"/>
                 <w:b/>
                 <w:bCs/>
-                <w:color w:val="FFFFFF"/>
-                <w:sz w:val="20"/>
+                <w:color w:val="000000"/>
+                <w:sz w:val="18"/>
                 <w:szCs w:val="20"/>
               </w:rPr>
               <w:t>Institution</w:t>
@@ -463,31 +563,47 @@
         </w:tc>
         <w:tc>
           <w:tcPr>
-            <w:tcW w:w="2500" w:type="dxa"/>
+            <w:tcW w:w="2520" w:type="dxa"/>
             <w:tcBorders>
               <w:top w:val="single" w:sz="1" w:space="0" w:color="2E4B8F"/>
               <w:left w:val="single" w:sz="1" w:space="0" w:color="2E4B8F"/>
               <w:bottom w:val="single" w:sz="1" w:space="0" w:color="2E4B8F"/>
               <w:right w:val="single" w:sz="1" w:space="0" w:color="2E4B8F"/>
             </w:tcBorders>
-            <w:shd w:val="clear" w:color="auto" w:fill="2E4B8F"/>
-            <w:tcMar>
-              <w:top w:w="80" w:type="dxa"/>
-              <w:left w:w="120" w:type="dxa"/>
-              <w:bottom w:w="80" w:type="dxa"/>
-              <w:right w:w="120" w:type="dxa"/>
-            </w:tcMar>
-          </w:tcPr>
-          <w:p>
-            <w:pPr>
+            <w:tcMar>
+              <w:top w:w="80" w:type="dxa"/>
+              <w:left w:w="120" w:type="dxa"/>
+              <w:bottom w:w="80" w:type="dxa"/>
+              <w:right w:w="120" w:type="dxa"/>
+            </w:tcMar>
+            <w:vAlign w:val="center"/>
+            <w:shd w:fill="DCE6F1"/>
+            <w:tcBorders>
+              <w:top w:val="single" w:sz="4" w:color="D9D9D9"/>
+              <w:left w:val="single" w:sz="4" w:color="D9D9D9"/>
+              <w:bottom w:val="single" w:sz="4" w:color="D9D9D9"/>
+              <w:right w:val="single" w:sz="4" w:color="D9D9D9"/>
+            </w:tcBorders>
+            <w:tcMar>
+              <w:top w:w="80" w:type="dxa"/>
+              <w:left w:w="80" w:type="dxa"/>
+              <w:bottom w:w="80" w:type="dxa"/>
+              <w:right w:w="80" w:type="dxa"/>
+            </w:tcMar>
+          </w:tcPr>
+          <w:p>
+            <w:pPr>
+              <w:keepNext w:val="0"/>
+              <w:spacing w:after="60" w:before="60" w:line="252" w:lineRule="auto"/>
               <w:jc w:val="center"/>
             </w:pPr>
             <w:r>
               <w:rPr>
+                <w:rFonts w:ascii="Calibri" w:hAnsi="Calibri"/>
                 <w:b/>
                 <w:bCs/>
-                <w:color w:val="FFFFFF"/>
-                <w:sz w:val="20"/>
+                <w:color w:val="000000"/>
+                <w:sz w:val="18"/>
                 <w:szCs w:val="20"/>
               </w:rPr>
               <w:t>Method</w:t>
@@ -496,31 +612,47 @@
         </w:tc>
         <w:tc>
           <w:tcPr>
-            <w:tcW w:w="1500" w:type="dxa"/>
+            <w:tcW w:w="2232" w:type="dxa"/>
             <w:tcBorders>
               <w:top w:val="single" w:sz="1" w:space="0" w:color="2E4B8F"/>
               <w:left w:val="single" w:sz="1" w:space="0" w:color="2E4B8F"/>
               <w:bottom w:val="single" w:sz="1" w:space="0" w:color="2E4B8F"/>
               <w:right w:val="single" w:sz="1" w:space="0" w:color="2E4B8F"/>
             </w:tcBorders>
-            <w:shd w:val="clear" w:color="auto" w:fill="2E4B8F"/>
-            <w:tcMar>
-              <w:top w:w="80" w:type="dxa"/>
-              <w:left w:w="120" w:type="dxa"/>
-              <w:bottom w:w="80" w:type="dxa"/>
-              <w:right w:w="120" w:type="dxa"/>
-            </w:tcMar>
-          </w:tcPr>
-          <w:p>
-            <w:pPr>
+            <w:tcMar>
+              <w:top w:w="80" w:type="dxa"/>
+              <w:left w:w="120" w:type="dxa"/>
+              <w:bottom w:w="80" w:type="dxa"/>
+              <w:right w:w="120" w:type="dxa"/>
+            </w:tcMar>
+            <w:vAlign w:val="center"/>
+            <w:shd w:fill="DCE6F1"/>
+            <w:tcBorders>
+              <w:top w:val="single" w:sz="4" w:color="D9D9D9"/>
+              <w:left w:val="single" w:sz="4" w:color="D9D9D9"/>
+              <w:bottom w:val="single" w:sz="4" w:color="D9D9D9"/>
+              <w:right w:val="single" w:sz="4" w:color="D9D9D9"/>
+            </w:tcBorders>
+            <w:tcMar>
+              <w:top w:w="80" w:type="dxa"/>
+              <w:left w:w="80" w:type="dxa"/>
+              <w:bottom w:w="80" w:type="dxa"/>
+              <w:right w:w="80" w:type="dxa"/>
+            </w:tcMar>
+          </w:tcPr>
+          <w:p>
+            <w:pPr>
+              <w:keepNext w:val="0"/>
+              <w:spacing w:after="60" w:before="60" w:line="252" w:lineRule="auto"/>
               <w:jc w:val="center"/>
             </w:pPr>
             <w:r>
               <w:rPr>
+                <w:rFonts w:ascii="Calibri" w:hAnsi="Calibri"/>
                 <w:b/>
                 <w:bCs/>
-                <w:color w:val="FFFFFF"/>
-                <w:sz w:val="20"/>
+                <w:color w:val="000000"/>
+                <w:sz w:val="18"/>
                 <w:szCs w:val="20"/>
               </w:rPr>
               <w:t>Coverage</w:t>
@@ -529,34 +661,47 @@
         </w:tc>
         <w:tc>
           <w:tcPr>
-            <w:tcW w:w="1360" w:type="dxa"/>
+            <w:tcW w:w="2376" w:type="dxa"/>
             <w:tcBorders>
               <w:top w:val="single" w:sz="1" w:space="0" w:color="2E4B8F"/>
               <w:left w:val="single" w:sz="1" w:space="0" w:color="2E4B8F"/>
               <w:bottom w:val="single" w:sz="1" w:space="0" w:color="2E4B8F"/>
               <w:right w:val="single" w:sz="1" w:space="0" w:color="2E4B8F"/>
             </w:tcBorders>
-            <w:shd w:val="clear" w:color="auto" w:fill="2E4B8F"/>
-            <w:tcMar>
-              <w:top w:w="80" w:type="dxa"/>
-              <w:left w:w="120" w:type="dxa"/>
-              <w:bottom w:w="80" w:type="dxa"/>
-              <w:right w:w="120" w:type="dxa"/>
-            </w:tcMar>
-          </w:tcPr>
-          <w:p>
-            <w:pPr>
-              <w:jc w:val="center"/>
-            </w:pPr>
-            <w:r>
-              <w:rPr>
+            <w:tcMar>
+              <w:top w:w="80" w:type="dxa"/>
+              <w:left w:w="120" w:type="dxa"/>
+              <w:bottom w:w="80" w:type="dxa"/>
+              <w:right w:w="120" w:type="dxa"/>
+            </w:tcMar>
+            <w:vAlign w:val="center"/>
+            <w:shd w:fill="DCE6F1"/>
+            <w:tcBorders>
+              <w:top w:val="single" w:sz="4" w:color="D9D9D9"/>
+              <w:left w:val="single" w:sz="4" w:color="D9D9D9"/>
+              <w:bottom w:val="single" w:sz="4" w:color="D9D9D9"/>
+              <w:right w:val="single" w:sz="4" w:color="D9D9D9"/>
+            </w:tcBorders>
+            <w:tcMar>
+              <w:top w:w="80" w:type="dxa"/>
+              <w:left w:w="80" w:type="dxa"/>
+              <w:bottom w:w="80" w:type="dxa"/>
+              <w:right w:w="80" w:type="dxa"/>
+            </w:tcMar>
+          </w:tcPr>
+          <w:p>
+            <w:pPr>
+              <w:keepNext w:val="0"/>
+              <w:spacing w:after="60" w:before="60" w:line="252" w:lineRule="auto"/>
+            </w:pPr>
+            <w:r>
+              <w:rPr>
+                <w:rFonts w:ascii="Calibri" w:hAnsi="Calibri"/>
                 <w:b/>
-                <w:bCs/>
-                <w:color w:val="FFFFFF"/>
-                <w:sz w:val="20"/>
-                <w:szCs w:val="20"/>
-              </w:rPr>
-              <w:t>Statements</w:t>
+                <w:color w:val="000000"/>
+                <w:sz w:val="18"/>
+              </w:rPr>
+              <w:t>Documents</w:t>
             </w:r>
           </w:p>
         </w:tc>
@@ -568,27 +713,50 @@
             <w:bottom w:w="0" w:type="dxa"/>
           </w:tblCellMar>
         </w:tblPrEx>
-        <w:tc>
-          <w:tcPr>
-            <w:tcW w:w="2000" w:type="dxa"/>
-            <w:tcBorders>
-              <w:top w:val="single" w:sz="1" w:space="0" w:color="CCCCCC"/>
-              <w:left w:val="single" w:sz="1" w:space="0" w:color="CCCCCC"/>
-              <w:bottom w:val="single" w:sz="1" w:space="0" w:color="CCCCCC"/>
-              <w:right w:val="single" w:sz="1" w:space="0" w:color="CCCCCC"/>
-            </w:tcBorders>
-            <w:shd w:val="clear" w:color="auto" w:fill="F5F7FC"/>
-            <w:tcMar>
-              <w:top w:w="80" w:type="dxa"/>
-              <w:left w:w="120" w:type="dxa"/>
-              <w:bottom w:w="80" w:type="dxa"/>
-              <w:right w:w="120" w:type="dxa"/>
-            </w:tcMar>
-          </w:tcPr>
-          <w:p>
-            <w:r>
-              <w:rPr>
-                <w:sz w:val="20"/>
+        <w:trPr>
+          <w:cantSplit/>
+        </w:trPr>
+        <w:tc>
+          <w:tcPr>
+            <w:tcW w:w="1800" w:type="dxa"/>
+            <w:tcBorders>
+              <w:top w:val="single" w:sz="1" w:space="0" w:color="CCCCCC"/>
+              <w:left w:val="single" w:sz="1" w:space="0" w:color="CCCCCC"/>
+              <w:bottom w:val="single" w:sz="1" w:space="0" w:color="CCCCCC"/>
+              <w:right w:val="single" w:sz="1" w:space="0" w:color="CCCCCC"/>
+            </w:tcBorders>
+            <w:tcMar>
+              <w:top w:w="80" w:type="dxa"/>
+              <w:left w:w="120" w:type="dxa"/>
+              <w:bottom w:w="80" w:type="dxa"/>
+              <w:right w:w="120" w:type="dxa"/>
+            </w:tcMar>
+            <w:vAlign w:val="center"/>
+            <w:shd w:fill="FFFFFF"/>
+            <w:tcBorders>
+              <w:top w:val="single" w:sz="4" w:color="D9D9D9"/>
+              <w:left w:val="single" w:sz="4" w:color="D9D9D9"/>
+              <w:bottom w:val="single" w:sz="4" w:color="D9D9D9"/>
+              <w:right w:val="single" w:sz="4" w:color="D9D9D9"/>
+            </w:tcBorders>
+            <w:tcMar>
+              <w:top w:w="80" w:type="dxa"/>
+              <w:left w:w="80" w:type="dxa"/>
+              <w:bottom w:w="80" w:type="dxa"/>
+              <w:right w:w="80" w:type="dxa"/>
+            </w:tcMar>
+          </w:tcPr>
+          <w:p>
+            <w:pPr>
+              <w:keepNext w:val="0"/>
+              <w:spacing w:after="60" w:before="60" w:line="252" w:lineRule="auto"/>
+            </w:pPr>
+            <w:r>
+              <w:rPr>
+                <w:rFonts w:ascii="Calibri" w:hAnsi="Calibri"/>
+                <w:b w:val="0"/>
+                <w:color w:val="000000"/>
+                <w:sz w:val="18"/>
                 <w:szCs w:val="20"/>
               </w:rPr>
               <w:t>India</w:t>
@@ -597,25 +765,45 @@
         </w:tc>
         <w:tc>
           <w:tcPr>
-            <w:tcW w:w="2000" w:type="dxa"/>
-            <w:tcBorders>
-              <w:top w:val="single" w:sz="1" w:space="0" w:color="CCCCCC"/>
-              <w:left w:val="single" w:sz="1" w:space="0" w:color="CCCCCC"/>
-              <w:bottom w:val="single" w:sz="1" w:space="0" w:color="CCCCCC"/>
-              <w:right w:val="single" w:sz="1" w:space="0" w:color="CCCCCC"/>
-            </w:tcBorders>
-            <w:shd w:val="clear" w:color="auto" w:fill="F5F7FC"/>
-            <w:tcMar>
-              <w:top w:w="80" w:type="dxa"/>
-              <w:left w:w="120" w:type="dxa"/>
-              <w:bottom w:w="80" w:type="dxa"/>
-              <w:right w:w="120" w:type="dxa"/>
-            </w:tcMar>
-          </w:tcPr>
-          <w:p>
-            <w:r>
-              <w:rPr>
-                <w:sz w:val="20"/>
+            <w:tcW w:w="1440" w:type="dxa"/>
+            <w:tcBorders>
+              <w:top w:val="single" w:sz="1" w:space="0" w:color="CCCCCC"/>
+              <w:left w:val="single" w:sz="1" w:space="0" w:color="CCCCCC"/>
+              <w:bottom w:val="single" w:sz="1" w:space="0" w:color="CCCCCC"/>
+              <w:right w:val="single" w:sz="1" w:space="0" w:color="CCCCCC"/>
+            </w:tcBorders>
+            <w:tcMar>
+              <w:top w:w="80" w:type="dxa"/>
+              <w:left w:w="120" w:type="dxa"/>
+              <w:bottom w:w="80" w:type="dxa"/>
+              <w:right w:w="120" w:type="dxa"/>
+            </w:tcMar>
+            <w:vAlign w:val="center"/>
+            <w:shd w:fill="FFFFFF"/>
+            <w:tcBorders>
+              <w:top w:val="single" w:sz="4" w:color="D9D9D9"/>
+              <w:left w:val="single" w:sz="4" w:color="D9D9D9"/>
+              <w:bottom w:val="single" w:sz="4" w:color="D9D9D9"/>
+              <w:right w:val="single" w:sz="4" w:color="D9D9D9"/>
+            </w:tcBorders>
+            <w:tcMar>
+              <w:top w:w="80" w:type="dxa"/>
+              <w:left w:w="80" w:type="dxa"/>
+              <w:bottom w:w="80" w:type="dxa"/>
+              <w:right w:w="80" w:type="dxa"/>
+            </w:tcMar>
+          </w:tcPr>
+          <w:p>
+            <w:pPr>
+              <w:keepNext w:val="0"/>
+              <w:spacing w:after="60" w:before="60" w:line="252" w:lineRule="auto"/>
+            </w:pPr>
+            <w:r>
+              <w:rPr>
+                <w:rFonts w:ascii="Calibri" w:hAnsi="Calibri"/>
+                <w:b w:val="0"/>
+                <w:color w:val="000000"/>
+                <w:sz w:val="18"/>
                 <w:szCs w:val="20"/>
               </w:rPr>
               <w:t>RBI</w:t>
@@ -624,52 +812,91 @@
         </w:tc>
         <w:tc>
           <w:tcPr>
-            <w:tcW w:w="2500" w:type="dxa"/>
-            <w:tcBorders>
-              <w:top w:val="single" w:sz="1" w:space="0" w:color="CCCCCC"/>
-              <w:left w:val="single" w:sz="1" w:space="0" w:color="CCCCCC"/>
-              <w:bottom w:val="single" w:sz="1" w:space="0" w:color="CCCCCC"/>
-              <w:right w:val="single" w:sz="1" w:space="0" w:color="CCCCCC"/>
-            </w:tcBorders>
-            <w:shd w:val="clear" w:color="auto" w:fill="F5F7FC"/>
-            <w:tcMar>
-              <w:top w:w="80" w:type="dxa"/>
-              <w:left w:w="120" w:type="dxa"/>
-              <w:bottom w:w="80" w:type="dxa"/>
-              <w:right w:w="120" w:type="dxa"/>
-            </w:tcMar>
-          </w:tcPr>
-          <w:p>
-            <w:r>
-              <w:rPr>
-                <w:sz w:val="20"/>
-                <w:szCs w:val="20"/>
-              </w:rPr>
-              <w:t>Direct HTTP scrape</w:t>
-            </w:r>
-          </w:p>
-        </w:tc>
-        <w:tc>
-          <w:tcPr>
-            <w:tcW w:w="1500" w:type="dxa"/>
-            <w:tcBorders>
-              <w:top w:val="single" w:sz="1" w:space="0" w:color="CCCCCC"/>
-              <w:left w:val="single" w:sz="1" w:space="0" w:color="CCCCCC"/>
-              <w:bottom w:val="single" w:sz="1" w:space="0" w:color="CCCCCC"/>
-              <w:right w:val="single" w:sz="1" w:space="0" w:color="CCCCCC"/>
-            </w:tcBorders>
-            <w:shd w:val="clear" w:color="auto" w:fill="F5F7FC"/>
-            <w:tcMar>
-              <w:top w:w="80" w:type="dxa"/>
-              <w:left w:w="120" w:type="dxa"/>
-              <w:bottom w:w="80" w:type="dxa"/>
-              <w:right w:w="120" w:type="dxa"/>
-            </w:tcMar>
-          </w:tcPr>
-          <w:p>
-            <w:r>
-              <w:rPr>
-                <w:sz w:val="20"/>
+            <w:tcW w:w="2520" w:type="dxa"/>
+            <w:tcBorders>
+              <w:top w:val="single" w:sz="1" w:space="0" w:color="CCCCCC"/>
+              <w:left w:val="single" w:sz="1" w:space="0" w:color="CCCCCC"/>
+              <w:bottom w:val="single" w:sz="1" w:space="0" w:color="CCCCCC"/>
+              <w:right w:val="single" w:sz="1" w:space="0" w:color="CCCCCC"/>
+            </w:tcBorders>
+            <w:tcMar>
+              <w:top w:w="80" w:type="dxa"/>
+              <w:left w:w="120" w:type="dxa"/>
+              <w:bottom w:w="80" w:type="dxa"/>
+              <w:right w:w="120" w:type="dxa"/>
+            </w:tcMar>
+            <w:vAlign w:val="center"/>
+            <w:shd w:fill="FFFFFF"/>
+            <w:tcBorders>
+              <w:top w:val="single" w:sz="4" w:color="D9D9D9"/>
+              <w:left w:val="single" w:sz="4" w:color="D9D9D9"/>
+              <w:bottom w:val="single" w:sz="4" w:color="D9D9D9"/>
+              <w:right w:val="single" w:sz="4" w:color="D9D9D9"/>
+            </w:tcBorders>
+            <w:tcMar>
+              <w:top w:w="80" w:type="dxa"/>
+              <w:left w:w="80" w:type="dxa"/>
+              <w:bottom w:w="80" w:type="dxa"/>
+              <w:right w:w="80" w:type="dxa"/>
+            </w:tcMar>
+          </w:tcPr>
+          <w:p>
+            <w:pPr>
+              <w:keepNext w:val="0"/>
+              <w:spacing w:after="60" w:before="60" w:line="252" w:lineRule="auto"/>
+            </w:pPr>
+            <w:r>
+              <w:rPr>
+                <w:rFonts w:ascii="Calibri" w:hAnsi="Calibri"/>
+                <w:b w:val="0"/>
+                <w:color w:val="000000"/>
+                <w:sz w:val="18"/>
+              </w:rPr>
+              <w:t>HTML plus 57 PDF extracts</w:t>
+            </w:r>
+          </w:p>
+        </w:tc>
+        <w:tc>
+          <w:tcPr>
+            <w:tcW w:w="2232" w:type="dxa"/>
+            <w:tcBorders>
+              <w:top w:val="single" w:sz="1" w:space="0" w:color="CCCCCC"/>
+              <w:left w:val="single" w:sz="1" w:space="0" w:color="CCCCCC"/>
+              <w:bottom w:val="single" w:sz="1" w:space="0" w:color="CCCCCC"/>
+              <w:right w:val="single" w:sz="1" w:space="0" w:color="CCCCCC"/>
+            </w:tcBorders>
+            <w:tcMar>
+              <w:top w:w="80" w:type="dxa"/>
+              <w:left w:w="120" w:type="dxa"/>
+              <w:bottom w:w="80" w:type="dxa"/>
+              <w:right w:w="120" w:type="dxa"/>
+            </w:tcMar>
+            <w:vAlign w:val="center"/>
+            <w:shd w:fill="FFFFFF"/>
+            <w:tcBorders>
+              <w:top w:val="single" w:sz="4" w:color="D9D9D9"/>
+              <w:left w:val="single" w:sz="4" w:color="D9D9D9"/>
+              <w:bottom w:val="single" w:sz="4" w:color="D9D9D9"/>
+              <w:right w:val="single" w:sz="4" w:color="D9D9D9"/>
+            </w:tcBorders>
+            <w:tcMar>
+              <w:top w:w="80" w:type="dxa"/>
+              <w:left w:w="80" w:type="dxa"/>
+              <w:bottom w:w="80" w:type="dxa"/>
+              <w:right w:w="80" w:type="dxa"/>
+            </w:tcMar>
+          </w:tcPr>
+          <w:p>
+            <w:pPr>
+              <w:keepNext w:val="0"/>
+              <w:spacing w:after="60" w:before="60" w:line="252" w:lineRule="auto"/>
+            </w:pPr>
+            <w:r>
+              <w:rPr>
+                <w:rFonts w:ascii="Calibri" w:hAnsi="Calibri"/>
+                <w:b w:val="0"/>
+                <w:color w:val="000000"/>
+                <w:sz w:val="18"/>
                 <w:szCs w:val="20"/>
               </w:rPr>
               <w:t>2016–2026</w:t>
@@ -678,28 +905,47 @@
         </w:tc>
         <w:tc>
           <w:tcPr>
-            <w:tcW w:w="1360" w:type="dxa"/>
-            <w:tcBorders>
-              <w:top w:val="single" w:sz="1" w:space="0" w:color="CCCCCC"/>
-              <w:left w:val="single" w:sz="1" w:space="0" w:color="CCCCCC"/>
-              <w:bottom w:val="single" w:sz="1" w:space="0" w:color="CCCCCC"/>
-              <w:right w:val="single" w:sz="1" w:space="0" w:color="CCCCCC"/>
-            </w:tcBorders>
-            <w:shd w:val="clear" w:color="auto" w:fill="F5F7FC"/>
-            <w:tcMar>
-              <w:top w:w="80" w:type="dxa"/>
-              <w:left w:w="120" w:type="dxa"/>
-              <w:bottom w:w="80" w:type="dxa"/>
-              <w:right w:w="120" w:type="dxa"/>
-            </w:tcMar>
-          </w:tcPr>
-          <w:p>
-            <w:r>
-              <w:rPr>
-                <w:sz w:val="20"/>
-                <w:szCs w:val="20"/>
-              </w:rPr>
-              <w:t>66</w:t>
+            <w:tcW w:w="2376" w:type="dxa"/>
+            <w:tcBorders>
+              <w:top w:val="single" w:sz="1" w:space="0" w:color="CCCCCC"/>
+              <w:left w:val="single" w:sz="1" w:space="0" w:color="CCCCCC"/>
+              <w:bottom w:val="single" w:sz="1" w:space="0" w:color="CCCCCC"/>
+              <w:right w:val="single" w:sz="1" w:space="0" w:color="CCCCCC"/>
+            </w:tcBorders>
+            <w:tcMar>
+              <w:top w:w="80" w:type="dxa"/>
+              <w:left w:w="120" w:type="dxa"/>
+              <w:bottom w:w="80" w:type="dxa"/>
+              <w:right w:w="120" w:type="dxa"/>
+            </w:tcMar>
+            <w:vAlign w:val="center"/>
+            <w:shd w:fill="FFFFFF"/>
+            <w:tcBorders>
+              <w:top w:val="single" w:sz="4" w:color="D9D9D9"/>
+              <w:left w:val="single" w:sz="4" w:color="D9D9D9"/>
+              <w:bottom w:val="single" w:sz="4" w:color="D9D9D9"/>
+              <w:right w:val="single" w:sz="4" w:color="D9D9D9"/>
+            </w:tcBorders>
+            <w:tcMar>
+              <w:top w:w="80" w:type="dxa"/>
+              <w:left w:w="80" w:type="dxa"/>
+              <w:bottom w:w="80" w:type="dxa"/>
+              <w:right w:w="80" w:type="dxa"/>
+            </w:tcMar>
+          </w:tcPr>
+          <w:p>
+            <w:pPr>
+              <w:keepNext w:val="0"/>
+              <w:spacing w:after="60" w:before="60" w:line="252" w:lineRule="auto"/>
+            </w:pPr>
+            <w:r>
+              <w:rPr>
+                <w:rFonts w:ascii="Calibri" w:hAnsi="Calibri"/>
+                <w:b w:val="0"/>
+                <w:color w:val="000000"/>
+                <w:sz w:val="18"/>
+              </w:rPr>
+              <w:t>63</w:t>
             </w:r>
           </w:p>
         </w:tc>
@@ -711,27 +957,50 @@
             <w:bottom w:w="0" w:type="dxa"/>
           </w:tblCellMar>
         </w:tblPrEx>
-        <w:tc>
-          <w:tcPr>
-            <w:tcW w:w="2000" w:type="dxa"/>
-            <w:tcBorders>
-              <w:top w:val="single" w:sz="1" w:space="0" w:color="CCCCCC"/>
-              <w:left w:val="single" w:sz="1" w:space="0" w:color="CCCCCC"/>
-              <w:bottom w:val="single" w:sz="1" w:space="0" w:color="CCCCCC"/>
-              <w:right w:val="single" w:sz="1" w:space="0" w:color="CCCCCC"/>
-            </w:tcBorders>
-            <w:shd w:val="clear" w:color="auto" w:fill="FFFFFF"/>
-            <w:tcMar>
-              <w:top w:w="80" w:type="dxa"/>
-              <w:left w:w="120" w:type="dxa"/>
-              <w:bottom w:w="80" w:type="dxa"/>
-              <w:right w:w="120" w:type="dxa"/>
-            </w:tcMar>
-          </w:tcPr>
-          <w:p>
-            <w:r>
-              <w:rPr>
-                <w:sz w:val="20"/>
+        <w:trPr>
+          <w:cantSplit/>
+        </w:trPr>
+        <w:tc>
+          <w:tcPr>
+            <w:tcW w:w="1800" w:type="dxa"/>
+            <w:tcBorders>
+              <w:top w:val="single" w:sz="1" w:space="0" w:color="CCCCCC"/>
+              <w:left w:val="single" w:sz="1" w:space="0" w:color="CCCCCC"/>
+              <w:bottom w:val="single" w:sz="1" w:space="0" w:color="CCCCCC"/>
+              <w:right w:val="single" w:sz="1" w:space="0" w:color="CCCCCC"/>
+            </w:tcBorders>
+            <w:tcMar>
+              <w:top w:w="80" w:type="dxa"/>
+              <w:left w:w="120" w:type="dxa"/>
+              <w:bottom w:w="80" w:type="dxa"/>
+              <w:right w:w="120" w:type="dxa"/>
+            </w:tcMar>
+            <w:vAlign w:val="center"/>
+            <w:shd w:fill="F4F6F8"/>
+            <w:tcBorders>
+              <w:top w:val="single" w:sz="4" w:color="D9D9D9"/>
+              <w:left w:val="single" w:sz="4" w:color="D9D9D9"/>
+              <w:bottom w:val="single" w:sz="4" w:color="D9D9D9"/>
+              <w:right w:val="single" w:sz="4" w:color="D9D9D9"/>
+            </w:tcBorders>
+            <w:tcMar>
+              <w:top w:w="80" w:type="dxa"/>
+              <w:left w:w="80" w:type="dxa"/>
+              <w:bottom w:w="80" w:type="dxa"/>
+              <w:right w:w="80" w:type="dxa"/>
+            </w:tcMar>
+          </w:tcPr>
+          <w:p>
+            <w:pPr>
+              <w:keepNext w:val="0"/>
+              <w:spacing w:after="60" w:before="60" w:line="252" w:lineRule="auto"/>
+            </w:pPr>
+            <w:r>
+              <w:rPr>
+                <w:rFonts w:ascii="Calibri" w:hAnsi="Calibri"/>
+                <w:b w:val="0"/>
+                <w:color w:val="000000"/>
+                <w:sz w:val="18"/>
                 <w:szCs w:val="20"/>
               </w:rPr>
               <w:t>Russia</w:t>
@@ -740,25 +1009,45 @@
         </w:tc>
         <w:tc>
           <w:tcPr>
-            <w:tcW w:w="2000" w:type="dxa"/>
-            <w:tcBorders>
-              <w:top w:val="single" w:sz="1" w:space="0" w:color="CCCCCC"/>
-              <w:left w:val="single" w:sz="1" w:space="0" w:color="CCCCCC"/>
-              <w:bottom w:val="single" w:sz="1" w:space="0" w:color="CCCCCC"/>
-              <w:right w:val="single" w:sz="1" w:space="0" w:color="CCCCCC"/>
-            </w:tcBorders>
-            <w:shd w:val="clear" w:color="auto" w:fill="FFFFFF"/>
-            <w:tcMar>
-              <w:top w:w="80" w:type="dxa"/>
-              <w:left w:w="120" w:type="dxa"/>
-              <w:bottom w:w="80" w:type="dxa"/>
-              <w:right w:w="120" w:type="dxa"/>
-            </w:tcMar>
-          </w:tcPr>
-          <w:p>
-            <w:r>
-              <w:rPr>
-                <w:sz w:val="20"/>
+            <w:tcW w:w="1440" w:type="dxa"/>
+            <w:tcBorders>
+              <w:top w:val="single" w:sz="1" w:space="0" w:color="CCCCCC"/>
+              <w:left w:val="single" w:sz="1" w:space="0" w:color="CCCCCC"/>
+              <w:bottom w:val="single" w:sz="1" w:space="0" w:color="CCCCCC"/>
+              <w:right w:val="single" w:sz="1" w:space="0" w:color="CCCCCC"/>
+            </w:tcBorders>
+            <w:tcMar>
+              <w:top w:w="80" w:type="dxa"/>
+              <w:left w:w="120" w:type="dxa"/>
+              <w:bottom w:w="80" w:type="dxa"/>
+              <w:right w:w="120" w:type="dxa"/>
+            </w:tcMar>
+            <w:vAlign w:val="center"/>
+            <w:shd w:fill="F4F6F8"/>
+            <w:tcBorders>
+              <w:top w:val="single" w:sz="4" w:color="D9D9D9"/>
+              <w:left w:val="single" w:sz="4" w:color="D9D9D9"/>
+              <w:bottom w:val="single" w:sz="4" w:color="D9D9D9"/>
+              <w:right w:val="single" w:sz="4" w:color="D9D9D9"/>
+            </w:tcBorders>
+            <w:tcMar>
+              <w:top w:w="80" w:type="dxa"/>
+              <w:left w:w="80" w:type="dxa"/>
+              <w:bottom w:w="80" w:type="dxa"/>
+              <w:right w:w="80" w:type="dxa"/>
+            </w:tcMar>
+          </w:tcPr>
+          <w:p>
+            <w:pPr>
+              <w:keepNext w:val="0"/>
+              <w:spacing w:after="60" w:before="60" w:line="252" w:lineRule="auto"/>
+            </w:pPr>
+            <w:r>
+              <w:rPr>
+                <w:rFonts w:ascii="Calibri" w:hAnsi="Calibri"/>
+                <w:b w:val="0"/>
+                <w:color w:val="000000"/>
+                <w:sz w:val="18"/>
                 <w:szCs w:val="20"/>
               </w:rPr>
               <w:t>CBR</w:t>
@@ -767,25 +1056,45 @@
         </w:tc>
         <w:tc>
           <w:tcPr>
-            <w:tcW w:w="2500" w:type="dxa"/>
-            <w:tcBorders>
-              <w:top w:val="single" w:sz="1" w:space="0" w:color="CCCCCC"/>
-              <w:left w:val="single" w:sz="1" w:space="0" w:color="CCCCCC"/>
-              <w:bottom w:val="single" w:sz="1" w:space="0" w:color="CCCCCC"/>
-              <w:right w:val="single" w:sz="1" w:space="0" w:color="CCCCCC"/>
-            </w:tcBorders>
-            <w:shd w:val="clear" w:color="auto" w:fill="FFFFFF"/>
-            <w:tcMar>
-              <w:top w:w="80" w:type="dxa"/>
-              <w:left w:w="120" w:type="dxa"/>
-              <w:bottom w:w="80" w:type="dxa"/>
-              <w:right w:w="120" w:type="dxa"/>
-            </w:tcMar>
-          </w:tcPr>
-          <w:p>
-            <w:r>
-              <w:rPr>
-                <w:sz w:val="20"/>
+            <w:tcW w:w="2520" w:type="dxa"/>
+            <w:tcBorders>
+              <w:top w:val="single" w:sz="1" w:space="0" w:color="CCCCCC"/>
+              <w:left w:val="single" w:sz="1" w:space="0" w:color="CCCCCC"/>
+              <w:bottom w:val="single" w:sz="1" w:space="0" w:color="CCCCCC"/>
+              <w:right w:val="single" w:sz="1" w:space="0" w:color="CCCCCC"/>
+            </w:tcBorders>
+            <w:tcMar>
+              <w:top w:w="80" w:type="dxa"/>
+              <w:left w:w="120" w:type="dxa"/>
+              <w:bottom w:w="80" w:type="dxa"/>
+              <w:right w:w="120" w:type="dxa"/>
+            </w:tcMar>
+            <w:vAlign w:val="center"/>
+            <w:shd w:fill="F4F6F8"/>
+            <w:tcBorders>
+              <w:top w:val="single" w:sz="4" w:color="D9D9D9"/>
+              <w:left w:val="single" w:sz="4" w:color="D9D9D9"/>
+              <w:bottom w:val="single" w:sz="4" w:color="D9D9D9"/>
+              <w:right w:val="single" w:sz="4" w:color="D9D9D9"/>
+            </w:tcBorders>
+            <w:tcMar>
+              <w:top w:w="80" w:type="dxa"/>
+              <w:left w:w="80" w:type="dxa"/>
+              <w:bottom w:w="80" w:type="dxa"/>
+              <w:right w:w="80" w:type="dxa"/>
+            </w:tcMar>
+          </w:tcPr>
+          <w:p>
+            <w:pPr>
+              <w:keepNext w:val="0"/>
+              <w:spacing w:after="60" w:before="60" w:line="252" w:lineRule="auto"/>
+            </w:pPr>
+            <w:r>
+              <w:rPr>
+                <w:rFonts w:ascii="Calibri" w:hAnsi="Calibri"/>
+                <w:b w:val="0"/>
+                <w:color w:val="000000"/>
+                <w:sz w:val="18"/>
                 <w:szCs w:val="20"/>
               </w:rPr>
               <w:t>Direct HTTP scrape</w:t>
@@ -794,25 +1103,45 @@
         </w:tc>
         <w:tc>
           <w:tcPr>
-            <w:tcW w:w="1500" w:type="dxa"/>
-            <w:tcBorders>
-              <w:top w:val="single" w:sz="1" w:space="0" w:color="CCCCCC"/>
-              <w:left w:val="single" w:sz="1" w:space="0" w:color="CCCCCC"/>
-              <w:bottom w:val="single" w:sz="1" w:space="0" w:color="CCCCCC"/>
-              <w:right w:val="single" w:sz="1" w:space="0" w:color="CCCCCC"/>
-            </w:tcBorders>
-            <w:shd w:val="clear" w:color="auto" w:fill="FFFFFF"/>
-            <w:tcMar>
-              <w:top w:w="80" w:type="dxa"/>
-              <w:left w:w="120" w:type="dxa"/>
-              <w:bottom w:w="80" w:type="dxa"/>
-              <w:right w:w="120" w:type="dxa"/>
-            </w:tcMar>
-          </w:tcPr>
-          <w:p>
-            <w:r>
-              <w:rPr>
-                <w:sz w:val="20"/>
+            <w:tcW w:w="2232" w:type="dxa"/>
+            <w:tcBorders>
+              <w:top w:val="single" w:sz="1" w:space="0" w:color="CCCCCC"/>
+              <w:left w:val="single" w:sz="1" w:space="0" w:color="CCCCCC"/>
+              <w:bottom w:val="single" w:sz="1" w:space="0" w:color="CCCCCC"/>
+              <w:right w:val="single" w:sz="1" w:space="0" w:color="CCCCCC"/>
+            </w:tcBorders>
+            <w:tcMar>
+              <w:top w:w="80" w:type="dxa"/>
+              <w:left w:w="120" w:type="dxa"/>
+              <w:bottom w:w="80" w:type="dxa"/>
+              <w:right w:w="120" w:type="dxa"/>
+            </w:tcMar>
+            <w:vAlign w:val="center"/>
+            <w:shd w:fill="F4F6F8"/>
+            <w:tcBorders>
+              <w:top w:val="single" w:sz="4" w:color="D9D9D9"/>
+              <w:left w:val="single" w:sz="4" w:color="D9D9D9"/>
+              <w:bottom w:val="single" w:sz="4" w:color="D9D9D9"/>
+              <w:right w:val="single" w:sz="4" w:color="D9D9D9"/>
+            </w:tcBorders>
+            <w:tcMar>
+              <w:top w:w="80" w:type="dxa"/>
+              <w:left w:w="80" w:type="dxa"/>
+              <w:bottom w:w="80" w:type="dxa"/>
+              <w:right w:w="80" w:type="dxa"/>
+            </w:tcMar>
+          </w:tcPr>
+          <w:p>
+            <w:pPr>
+              <w:keepNext w:val="0"/>
+              <w:spacing w:after="60" w:before="60" w:line="252" w:lineRule="auto"/>
+            </w:pPr>
+            <w:r>
+              <w:rPr>
+                <w:rFonts w:ascii="Calibri" w:hAnsi="Calibri"/>
+                <w:b w:val="0"/>
+                <w:color w:val="000000"/>
+                <w:sz w:val="18"/>
                 <w:szCs w:val="20"/>
               </w:rPr>
               <w:t>2018–2026</w:t>
@@ -821,25 +1150,45 @@
         </w:tc>
         <w:tc>
           <w:tcPr>
-            <w:tcW w:w="1360" w:type="dxa"/>
-            <w:tcBorders>
-              <w:top w:val="single" w:sz="1" w:space="0" w:color="CCCCCC"/>
-              <w:left w:val="single" w:sz="1" w:space="0" w:color="CCCCCC"/>
-              <w:bottom w:val="single" w:sz="1" w:space="0" w:color="CCCCCC"/>
-              <w:right w:val="single" w:sz="1" w:space="0" w:color="CCCCCC"/>
-            </w:tcBorders>
-            <w:shd w:val="clear" w:color="auto" w:fill="FFFFFF"/>
-            <w:tcMar>
-              <w:top w:w="80" w:type="dxa"/>
-              <w:left w:w="120" w:type="dxa"/>
-              <w:bottom w:w="80" w:type="dxa"/>
-              <w:right w:w="120" w:type="dxa"/>
-            </w:tcMar>
-          </w:tcPr>
-          <w:p>
-            <w:r>
-              <w:rPr>
-                <w:sz w:val="20"/>
+            <w:tcW w:w="2376" w:type="dxa"/>
+            <w:tcBorders>
+              <w:top w:val="single" w:sz="1" w:space="0" w:color="CCCCCC"/>
+              <w:left w:val="single" w:sz="1" w:space="0" w:color="CCCCCC"/>
+              <w:bottom w:val="single" w:sz="1" w:space="0" w:color="CCCCCC"/>
+              <w:right w:val="single" w:sz="1" w:space="0" w:color="CCCCCC"/>
+            </w:tcBorders>
+            <w:tcMar>
+              <w:top w:w="80" w:type="dxa"/>
+              <w:left w:w="120" w:type="dxa"/>
+              <w:bottom w:w="80" w:type="dxa"/>
+              <w:right w:w="120" w:type="dxa"/>
+            </w:tcMar>
+            <w:vAlign w:val="center"/>
+            <w:shd w:fill="F4F6F8"/>
+            <w:tcBorders>
+              <w:top w:val="single" w:sz="4" w:color="D9D9D9"/>
+              <w:left w:val="single" w:sz="4" w:color="D9D9D9"/>
+              <w:bottom w:val="single" w:sz="4" w:color="D9D9D9"/>
+              <w:right w:val="single" w:sz="4" w:color="D9D9D9"/>
+            </w:tcBorders>
+            <w:tcMar>
+              <w:top w:w="80" w:type="dxa"/>
+              <w:left w:w="80" w:type="dxa"/>
+              <w:bottom w:w="80" w:type="dxa"/>
+              <w:right w:w="80" w:type="dxa"/>
+            </w:tcMar>
+          </w:tcPr>
+          <w:p>
+            <w:pPr>
+              <w:keepNext w:val="0"/>
+              <w:spacing w:after="60" w:before="60" w:line="252" w:lineRule="auto"/>
+            </w:pPr>
+            <w:r>
+              <w:rPr>
+                <w:rFonts w:ascii="Calibri" w:hAnsi="Calibri"/>
+                <w:b w:val="0"/>
+                <w:color w:val="000000"/>
+                <w:sz w:val="18"/>
                 <w:szCs w:val="20"/>
               </w:rPr>
               <w:t>51</w:t>
@@ -854,27 +1203,50 @@
             <w:bottom w:w="0" w:type="dxa"/>
           </w:tblCellMar>
         </w:tblPrEx>
-        <w:tc>
-          <w:tcPr>
-            <w:tcW w:w="2000" w:type="dxa"/>
-            <w:tcBorders>
-              <w:top w:val="single" w:sz="1" w:space="0" w:color="CCCCCC"/>
-              <w:left w:val="single" w:sz="1" w:space="0" w:color="CCCCCC"/>
-              <w:bottom w:val="single" w:sz="1" w:space="0" w:color="CCCCCC"/>
-              <w:right w:val="single" w:sz="1" w:space="0" w:color="CCCCCC"/>
-            </w:tcBorders>
-            <w:shd w:val="clear" w:color="auto" w:fill="F5F7FC"/>
-            <w:tcMar>
-              <w:top w:w="80" w:type="dxa"/>
-              <w:left w:w="120" w:type="dxa"/>
-              <w:bottom w:w="80" w:type="dxa"/>
-              <w:right w:w="120" w:type="dxa"/>
-            </w:tcMar>
-          </w:tcPr>
-          <w:p>
-            <w:r>
-              <w:rPr>
-                <w:sz w:val="20"/>
+        <w:trPr>
+          <w:cantSplit/>
+        </w:trPr>
+        <w:tc>
+          <w:tcPr>
+            <w:tcW w:w="1800" w:type="dxa"/>
+            <w:tcBorders>
+              <w:top w:val="single" w:sz="1" w:space="0" w:color="CCCCCC"/>
+              <w:left w:val="single" w:sz="1" w:space="0" w:color="CCCCCC"/>
+              <w:bottom w:val="single" w:sz="1" w:space="0" w:color="CCCCCC"/>
+              <w:right w:val="single" w:sz="1" w:space="0" w:color="CCCCCC"/>
+            </w:tcBorders>
+            <w:tcMar>
+              <w:top w:w="80" w:type="dxa"/>
+              <w:left w:w="120" w:type="dxa"/>
+              <w:bottom w:w="80" w:type="dxa"/>
+              <w:right w:w="120" w:type="dxa"/>
+            </w:tcMar>
+            <w:vAlign w:val="center"/>
+            <w:shd w:fill="FFFFFF"/>
+            <w:tcBorders>
+              <w:top w:val="single" w:sz="4" w:color="D9D9D9"/>
+              <w:left w:val="single" w:sz="4" w:color="D9D9D9"/>
+              <w:bottom w:val="single" w:sz="4" w:color="D9D9D9"/>
+              <w:right w:val="single" w:sz="4" w:color="D9D9D9"/>
+            </w:tcBorders>
+            <w:tcMar>
+              <w:top w:w="80" w:type="dxa"/>
+              <w:left w:w="80" w:type="dxa"/>
+              <w:bottom w:w="80" w:type="dxa"/>
+              <w:right w:w="80" w:type="dxa"/>
+            </w:tcMar>
+          </w:tcPr>
+          <w:p>
+            <w:pPr>
+              <w:keepNext w:val="0"/>
+              <w:spacing w:after="60" w:before="60" w:line="252" w:lineRule="auto"/>
+            </w:pPr>
+            <w:r>
+              <w:rPr>
+                <w:rFonts w:ascii="Calibri" w:hAnsi="Calibri"/>
+                <w:b w:val="0"/>
+                <w:color w:val="000000"/>
+                <w:sz w:val="18"/>
                 <w:szCs w:val="20"/>
               </w:rPr>
               <w:t>South Africa</w:t>
@@ -883,25 +1255,45 @@
         </w:tc>
         <w:tc>
           <w:tcPr>
-            <w:tcW w:w="2000" w:type="dxa"/>
-            <w:tcBorders>
-              <w:top w:val="single" w:sz="1" w:space="0" w:color="CCCCCC"/>
-              <w:left w:val="single" w:sz="1" w:space="0" w:color="CCCCCC"/>
-              <w:bottom w:val="single" w:sz="1" w:space="0" w:color="CCCCCC"/>
-              <w:right w:val="single" w:sz="1" w:space="0" w:color="CCCCCC"/>
-            </w:tcBorders>
-            <w:shd w:val="clear" w:color="auto" w:fill="F5F7FC"/>
-            <w:tcMar>
-              <w:top w:w="80" w:type="dxa"/>
-              <w:left w:w="120" w:type="dxa"/>
-              <w:bottom w:w="80" w:type="dxa"/>
-              <w:right w:w="120" w:type="dxa"/>
-            </w:tcMar>
-          </w:tcPr>
-          <w:p>
-            <w:r>
-              <w:rPr>
-                <w:sz w:val="20"/>
+            <w:tcW w:w="1440" w:type="dxa"/>
+            <w:tcBorders>
+              <w:top w:val="single" w:sz="1" w:space="0" w:color="CCCCCC"/>
+              <w:left w:val="single" w:sz="1" w:space="0" w:color="CCCCCC"/>
+              <w:bottom w:val="single" w:sz="1" w:space="0" w:color="CCCCCC"/>
+              <w:right w:val="single" w:sz="1" w:space="0" w:color="CCCCCC"/>
+            </w:tcBorders>
+            <w:tcMar>
+              <w:top w:w="80" w:type="dxa"/>
+              <w:left w:w="120" w:type="dxa"/>
+              <w:bottom w:w="80" w:type="dxa"/>
+              <w:right w:w="120" w:type="dxa"/>
+            </w:tcMar>
+            <w:vAlign w:val="center"/>
+            <w:shd w:fill="FFFFFF"/>
+            <w:tcBorders>
+              <w:top w:val="single" w:sz="4" w:color="D9D9D9"/>
+              <w:left w:val="single" w:sz="4" w:color="D9D9D9"/>
+              <w:bottom w:val="single" w:sz="4" w:color="D9D9D9"/>
+              <w:right w:val="single" w:sz="4" w:color="D9D9D9"/>
+            </w:tcBorders>
+            <w:tcMar>
+              <w:top w:w="80" w:type="dxa"/>
+              <w:left w:w="80" w:type="dxa"/>
+              <w:bottom w:w="80" w:type="dxa"/>
+              <w:right w:w="80" w:type="dxa"/>
+            </w:tcMar>
+          </w:tcPr>
+          <w:p>
+            <w:pPr>
+              <w:keepNext w:val="0"/>
+              <w:spacing w:after="60" w:before="60" w:line="252" w:lineRule="auto"/>
+            </w:pPr>
+            <w:r>
+              <w:rPr>
+                <w:rFonts w:ascii="Calibri" w:hAnsi="Calibri"/>
+                <w:b w:val="0"/>
+                <w:color w:val="000000"/>
+                <w:sz w:val="18"/>
                 <w:szCs w:val="20"/>
               </w:rPr>
               <w:t>SARB</w:t>
@@ -910,25 +1302,45 @@
         </w:tc>
         <w:tc>
           <w:tcPr>
-            <w:tcW w:w="2500" w:type="dxa"/>
-            <w:tcBorders>
-              <w:top w:val="single" w:sz="1" w:space="0" w:color="CCCCCC"/>
-              <w:left w:val="single" w:sz="1" w:space="0" w:color="CCCCCC"/>
-              <w:bottom w:val="single" w:sz="1" w:space="0" w:color="CCCCCC"/>
-              <w:right w:val="single" w:sz="1" w:space="0" w:color="CCCCCC"/>
-            </w:tcBorders>
-            <w:shd w:val="clear" w:color="auto" w:fill="F5F7FC"/>
-            <w:tcMar>
-              <w:top w:w="80" w:type="dxa"/>
-              <w:left w:w="120" w:type="dxa"/>
-              <w:bottom w:w="80" w:type="dxa"/>
-              <w:right w:w="120" w:type="dxa"/>
-            </w:tcMar>
-          </w:tcPr>
-          <w:p>
-            <w:r>
-              <w:rPr>
-                <w:sz w:val="20"/>
+            <w:tcW w:w="2520" w:type="dxa"/>
+            <w:tcBorders>
+              <w:top w:val="single" w:sz="1" w:space="0" w:color="CCCCCC"/>
+              <w:left w:val="single" w:sz="1" w:space="0" w:color="CCCCCC"/>
+              <w:bottom w:val="single" w:sz="1" w:space="0" w:color="CCCCCC"/>
+              <w:right w:val="single" w:sz="1" w:space="0" w:color="CCCCCC"/>
+            </w:tcBorders>
+            <w:tcMar>
+              <w:top w:w="80" w:type="dxa"/>
+              <w:left w:w="120" w:type="dxa"/>
+              <w:bottom w:w="80" w:type="dxa"/>
+              <w:right w:w="120" w:type="dxa"/>
+            </w:tcMar>
+            <w:vAlign w:val="center"/>
+            <w:shd w:fill="FFFFFF"/>
+            <w:tcBorders>
+              <w:top w:val="single" w:sz="4" w:color="D9D9D9"/>
+              <w:left w:val="single" w:sz="4" w:color="D9D9D9"/>
+              <w:bottom w:val="single" w:sz="4" w:color="D9D9D9"/>
+              <w:right w:val="single" w:sz="4" w:color="D9D9D9"/>
+            </w:tcBorders>
+            <w:tcMar>
+              <w:top w:w="80" w:type="dxa"/>
+              <w:left w:w="80" w:type="dxa"/>
+              <w:bottom w:w="80" w:type="dxa"/>
+              <w:right w:w="80" w:type="dxa"/>
+            </w:tcMar>
+          </w:tcPr>
+          <w:p>
+            <w:pPr>
+              <w:keepNext w:val="0"/>
+              <w:spacing w:after="60" w:before="60" w:line="252" w:lineRule="auto"/>
+            </w:pPr>
+            <w:r>
+              <w:rPr>
+                <w:rFonts w:ascii="Calibri" w:hAnsi="Calibri"/>
+                <w:b w:val="0"/>
+                <w:color w:val="000000"/>
+                <w:sz w:val="18"/>
                 <w:szCs w:val="20"/>
               </w:rPr>
               <w:t>Selenium browser scrape</w:t>
@@ -937,25 +1349,45 @@
         </w:tc>
         <w:tc>
           <w:tcPr>
-            <w:tcW w:w="1500" w:type="dxa"/>
-            <w:tcBorders>
-              <w:top w:val="single" w:sz="1" w:space="0" w:color="CCCCCC"/>
-              <w:left w:val="single" w:sz="1" w:space="0" w:color="CCCCCC"/>
-              <w:bottom w:val="single" w:sz="1" w:space="0" w:color="CCCCCC"/>
-              <w:right w:val="single" w:sz="1" w:space="0" w:color="CCCCCC"/>
-            </w:tcBorders>
-            <w:shd w:val="clear" w:color="auto" w:fill="F5F7FC"/>
-            <w:tcMar>
-              <w:top w:w="80" w:type="dxa"/>
-              <w:left w:w="120" w:type="dxa"/>
-              <w:bottom w:w="80" w:type="dxa"/>
-              <w:right w:w="120" w:type="dxa"/>
-            </w:tcMar>
-          </w:tcPr>
-          <w:p>
-            <w:r>
-              <w:rPr>
-                <w:sz w:val="20"/>
+            <w:tcW w:w="2232" w:type="dxa"/>
+            <w:tcBorders>
+              <w:top w:val="single" w:sz="1" w:space="0" w:color="CCCCCC"/>
+              <w:left w:val="single" w:sz="1" w:space="0" w:color="CCCCCC"/>
+              <w:bottom w:val="single" w:sz="1" w:space="0" w:color="CCCCCC"/>
+              <w:right w:val="single" w:sz="1" w:space="0" w:color="CCCCCC"/>
+            </w:tcBorders>
+            <w:tcMar>
+              <w:top w:w="80" w:type="dxa"/>
+              <w:left w:w="120" w:type="dxa"/>
+              <w:bottom w:w="80" w:type="dxa"/>
+              <w:right w:w="120" w:type="dxa"/>
+            </w:tcMar>
+            <w:vAlign w:val="center"/>
+            <w:shd w:fill="FFFFFF"/>
+            <w:tcBorders>
+              <w:top w:val="single" w:sz="4" w:color="D9D9D9"/>
+              <w:left w:val="single" w:sz="4" w:color="D9D9D9"/>
+              <w:bottom w:val="single" w:sz="4" w:color="D9D9D9"/>
+              <w:right w:val="single" w:sz="4" w:color="D9D9D9"/>
+            </w:tcBorders>
+            <w:tcMar>
+              <w:top w:w="80" w:type="dxa"/>
+              <w:left w:w="80" w:type="dxa"/>
+              <w:bottom w:w="80" w:type="dxa"/>
+              <w:right w:w="80" w:type="dxa"/>
+            </w:tcMar>
+          </w:tcPr>
+          <w:p>
+            <w:pPr>
+              <w:keepNext w:val="0"/>
+              <w:spacing w:after="60" w:before="60" w:line="252" w:lineRule="auto"/>
+            </w:pPr>
+            <w:r>
+              <w:rPr>
+                <w:rFonts w:ascii="Calibri" w:hAnsi="Calibri"/>
+                <w:b w:val="0"/>
+                <w:color w:val="000000"/>
+                <w:sz w:val="18"/>
                 <w:szCs w:val="20"/>
               </w:rPr>
               <w:t>2006–2026</w:t>
@@ -964,25 +1396,45 @@
         </w:tc>
         <w:tc>
           <w:tcPr>
-            <w:tcW w:w="1360" w:type="dxa"/>
-            <w:tcBorders>
-              <w:top w:val="single" w:sz="1" w:space="0" w:color="CCCCCC"/>
-              <w:left w:val="single" w:sz="1" w:space="0" w:color="CCCCCC"/>
-              <w:bottom w:val="single" w:sz="1" w:space="0" w:color="CCCCCC"/>
-              <w:right w:val="single" w:sz="1" w:space="0" w:color="CCCCCC"/>
-            </w:tcBorders>
-            <w:shd w:val="clear" w:color="auto" w:fill="F5F7FC"/>
-            <w:tcMar>
-              <w:top w:w="80" w:type="dxa"/>
-              <w:left w:w="120" w:type="dxa"/>
-              <w:bottom w:w="80" w:type="dxa"/>
-              <w:right w:w="120" w:type="dxa"/>
-            </w:tcMar>
-          </w:tcPr>
-          <w:p>
-            <w:r>
-              <w:rPr>
-                <w:sz w:val="20"/>
+            <w:tcW w:w="2376" w:type="dxa"/>
+            <w:tcBorders>
+              <w:top w:val="single" w:sz="1" w:space="0" w:color="CCCCCC"/>
+              <w:left w:val="single" w:sz="1" w:space="0" w:color="CCCCCC"/>
+              <w:bottom w:val="single" w:sz="1" w:space="0" w:color="CCCCCC"/>
+              <w:right w:val="single" w:sz="1" w:space="0" w:color="CCCCCC"/>
+            </w:tcBorders>
+            <w:tcMar>
+              <w:top w:w="80" w:type="dxa"/>
+              <w:left w:w="120" w:type="dxa"/>
+              <w:bottom w:w="80" w:type="dxa"/>
+              <w:right w:w="120" w:type="dxa"/>
+            </w:tcMar>
+            <w:vAlign w:val="center"/>
+            <w:shd w:fill="FFFFFF"/>
+            <w:tcBorders>
+              <w:top w:val="single" w:sz="4" w:color="D9D9D9"/>
+              <w:left w:val="single" w:sz="4" w:color="D9D9D9"/>
+              <w:bottom w:val="single" w:sz="4" w:color="D9D9D9"/>
+              <w:right w:val="single" w:sz="4" w:color="D9D9D9"/>
+            </w:tcBorders>
+            <w:tcMar>
+              <w:top w:w="80" w:type="dxa"/>
+              <w:left w:w="80" w:type="dxa"/>
+              <w:bottom w:w="80" w:type="dxa"/>
+              <w:right w:w="80" w:type="dxa"/>
+            </w:tcMar>
+          </w:tcPr>
+          <w:p>
+            <w:pPr>
+              <w:keepNext w:val="0"/>
+              <w:spacing w:after="60" w:before="60" w:line="252" w:lineRule="auto"/>
+            </w:pPr>
+            <w:r>
+              <w:rPr>
+                <w:rFonts w:ascii="Calibri" w:hAnsi="Calibri"/>
+                <w:b w:val="0"/>
+                <w:color w:val="000000"/>
+                <w:sz w:val="18"/>
                 <w:szCs w:val="20"/>
               </w:rPr>
               <w:t>57</w:t>
@@ -997,27 +1449,50 @@
             <w:bottom w:w="0" w:type="dxa"/>
           </w:tblCellMar>
         </w:tblPrEx>
-        <w:tc>
-          <w:tcPr>
-            <w:tcW w:w="2000" w:type="dxa"/>
-            <w:tcBorders>
-              <w:top w:val="single" w:sz="1" w:space="0" w:color="CCCCCC"/>
-              <w:left w:val="single" w:sz="1" w:space="0" w:color="CCCCCC"/>
-              <w:bottom w:val="single" w:sz="1" w:space="0" w:color="CCCCCC"/>
-              <w:right w:val="single" w:sz="1" w:space="0" w:color="CCCCCC"/>
-            </w:tcBorders>
-            <w:shd w:val="clear" w:color="auto" w:fill="FFFFFF"/>
-            <w:tcMar>
-              <w:top w:w="80" w:type="dxa"/>
-              <w:left w:w="120" w:type="dxa"/>
-              <w:bottom w:w="80" w:type="dxa"/>
-              <w:right w:w="120" w:type="dxa"/>
-            </w:tcMar>
-          </w:tcPr>
-          <w:p>
-            <w:r>
-              <w:rPr>
-                <w:sz w:val="20"/>
+        <w:trPr>
+          <w:cantSplit/>
+        </w:trPr>
+        <w:tc>
+          <w:tcPr>
+            <w:tcW w:w="1800" w:type="dxa"/>
+            <w:tcBorders>
+              <w:top w:val="single" w:sz="1" w:space="0" w:color="CCCCCC"/>
+              <w:left w:val="single" w:sz="1" w:space="0" w:color="CCCCCC"/>
+              <w:bottom w:val="single" w:sz="1" w:space="0" w:color="CCCCCC"/>
+              <w:right w:val="single" w:sz="1" w:space="0" w:color="CCCCCC"/>
+            </w:tcBorders>
+            <w:tcMar>
+              <w:top w:w="80" w:type="dxa"/>
+              <w:left w:w="120" w:type="dxa"/>
+              <w:bottom w:w="80" w:type="dxa"/>
+              <w:right w:w="120" w:type="dxa"/>
+            </w:tcMar>
+            <w:vAlign w:val="center"/>
+            <w:shd w:fill="F4F6F8"/>
+            <w:tcBorders>
+              <w:top w:val="single" w:sz="4" w:color="D9D9D9"/>
+              <w:left w:val="single" w:sz="4" w:color="D9D9D9"/>
+              <w:bottom w:val="single" w:sz="4" w:color="D9D9D9"/>
+              <w:right w:val="single" w:sz="4" w:color="D9D9D9"/>
+            </w:tcBorders>
+            <w:tcMar>
+              <w:top w:w="80" w:type="dxa"/>
+              <w:left w:w="80" w:type="dxa"/>
+              <w:bottom w:w="80" w:type="dxa"/>
+              <w:right w:w="80" w:type="dxa"/>
+            </w:tcMar>
+          </w:tcPr>
+          <w:p>
+            <w:pPr>
+              <w:keepNext w:val="0"/>
+              <w:spacing w:after="60" w:before="60" w:line="252" w:lineRule="auto"/>
+            </w:pPr>
+            <w:r>
+              <w:rPr>
+                <w:rFonts w:ascii="Calibri" w:hAnsi="Calibri"/>
+                <w:b w:val="0"/>
+                <w:color w:val="000000"/>
+                <w:sz w:val="18"/>
                 <w:szCs w:val="20"/>
               </w:rPr>
               <w:t>China</w:t>
@@ -1026,25 +1501,45 @@
         </w:tc>
         <w:tc>
           <w:tcPr>
-            <w:tcW w:w="2000" w:type="dxa"/>
-            <w:tcBorders>
-              <w:top w:val="single" w:sz="1" w:space="0" w:color="CCCCCC"/>
-              <w:left w:val="single" w:sz="1" w:space="0" w:color="CCCCCC"/>
-              <w:bottom w:val="single" w:sz="1" w:space="0" w:color="CCCCCC"/>
-              <w:right w:val="single" w:sz="1" w:space="0" w:color="CCCCCC"/>
-            </w:tcBorders>
-            <w:shd w:val="clear" w:color="auto" w:fill="FFFFFF"/>
-            <w:tcMar>
-              <w:top w:w="80" w:type="dxa"/>
-              <w:left w:w="120" w:type="dxa"/>
-              <w:bottom w:w="80" w:type="dxa"/>
-              <w:right w:w="120" w:type="dxa"/>
-            </w:tcMar>
-          </w:tcPr>
-          <w:p>
-            <w:r>
-              <w:rPr>
-                <w:sz w:val="20"/>
+            <w:tcW w:w="1440" w:type="dxa"/>
+            <w:tcBorders>
+              <w:top w:val="single" w:sz="1" w:space="0" w:color="CCCCCC"/>
+              <w:left w:val="single" w:sz="1" w:space="0" w:color="CCCCCC"/>
+              <w:bottom w:val="single" w:sz="1" w:space="0" w:color="CCCCCC"/>
+              <w:right w:val="single" w:sz="1" w:space="0" w:color="CCCCCC"/>
+            </w:tcBorders>
+            <w:tcMar>
+              <w:top w:w="80" w:type="dxa"/>
+              <w:left w:w="120" w:type="dxa"/>
+              <w:bottom w:w="80" w:type="dxa"/>
+              <w:right w:w="120" w:type="dxa"/>
+            </w:tcMar>
+            <w:vAlign w:val="center"/>
+            <w:shd w:fill="F4F6F8"/>
+            <w:tcBorders>
+              <w:top w:val="single" w:sz="4" w:color="D9D9D9"/>
+              <w:left w:val="single" w:sz="4" w:color="D9D9D9"/>
+              <w:bottom w:val="single" w:sz="4" w:color="D9D9D9"/>
+              <w:right w:val="single" w:sz="4" w:color="D9D9D9"/>
+            </w:tcBorders>
+            <w:tcMar>
+              <w:top w:w="80" w:type="dxa"/>
+              <w:left w:w="80" w:type="dxa"/>
+              <w:bottom w:w="80" w:type="dxa"/>
+              <w:right w:w="80" w:type="dxa"/>
+            </w:tcMar>
+          </w:tcPr>
+          <w:p>
+            <w:pPr>
+              <w:keepNext w:val="0"/>
+              <w:spacing w:after="60" w:before="60" w:line="252" w:lineRule="auto"/>
+            </w:pPr>
+            <w:r>
+              <w:rPr>
+                <w:rFonts w:ascii="Calibri" w:hAnsi="Calibri"/>
+                <w:b w:val="0"/>
+                <w:color w:val="000000"/>
+                <w:sz w:val="18"/>
                 <w:szCs w:val="20"/>
               </w:rPr>
               <w:t>PBOC</w:t>
@@ -1053,25 +1548,45 @@
         </w:tc>
         <w:tc>
           <w:tcPr>
-            <w:tcW w:w="2500" w:type="dxa"/>
-            <w:tcBorders>
-              <w:top w:val="single" w:sz="1" w:space="0" w:color="CCCCCC"/>
-              <w:left w:val="single" w:sz="1" w:space="0" w:color="CCCCCC"/>
-              <w:bottom w:val="single" w:sz="1" w:space="0" w:color="CCCCCC"/>
-              <w:right w:val="single" w:sz="1" w:space="0" w:color="CCCCCC"/>
-            </w:tcBorders>
-            <w:shd w:val="clear" w:color="auto" w:fill="FFFFFF"/>
-            <w:tcMar>
-              <w:top w:w="80" w:type="dxa"/>
-              <w:left w:w="120" w:type="dxa"/>
-              <w:bottom w:w="80" w:type="dxa"/>
-              <w:right w:w="120" w:type="dxa"/>
-            </w:tcMar>
-          </w:tcPr>
-          <w:p>
-            <w:r>
-              <w:rPr>
-                <w:sz w:val="20"/>
+            <w:tcW w:w="2520" w:type="dxa"/>
+            <w:tcBorders>
+              <w:top w:val="single" w:sz="1" w:space="0" w:color="CCCCCC"/>
+              <w:left w:val="single" w:sz="1" w:space="0" w:color="CCCCCC"/>
+              <w:bottom w:val="single" w:sz="1" w:space="0" w:color="CCCCCC"/>
+              <w:right w:val="single" w:sz="1" w:space="0" w:color="CCCCCC"/>
+            </w:tcBorders>
+            <w:tcMar>
+              <w:top w:w="80" w:type="dxa"/>
+              <w:left w:w="120" w:type="dxa"/>
+              <w:bottom w:w="80" w:type="dxa"/>
+              <w:right w:w="120" w:type="dxa"/>
+            </w:tcMar>
+            <w:vAlign w:val="center"/>
+            <w:shd w:fill="F4F6F8"/>
+            <w:tcBorders>
+              <w:top w:val="single" w:sz="4" w:color="D9D9D9"/>
+              <w:left w:val="single" w:sz="4" w:color="D9D9D9"/>
+              <w:bottom w:val="single" w:sz="4" w:color="D9D9D9"/>
+              <w:right w:val="single" w:sz="4" w:color="D9D9D9"/>
+            </w:tcBorders>
+            <w:tcMar>
+              <w:top w:w="80" w:type="dxa"/>
+              <w:left w:w="80" w:type="dxa"/>
+              <w:bottom w:w="80" w:type="dxa"/>
+              <w:right w:w="80" w:type="dxa"/>
+            </w:tcMar>
+          </w:tcPr>
+          <w:p>
+            <w:pPr>
+              <w:keepNext w:val="0"/>
+              <w:spacing w:after="60" w:before="60" w:line="252" w:lineRule="auto"/>
+            </w:pPr>
+            <w:r>
+              <w:rPr>
+                <w:rFonts w:ascii="Calibri" w:hAnsi="Calibri"/>
+                <w:b w:val="0"/>
+                <w:color w:val="000000"/>
+                <w:sz w:val="18"/>
                 <w:szCs w:val="20"/>
               </w:rPr>
               <w:t>BIS CBSPEECHES database</w:t>
@@ -1080,25 +1595,45 @@
         </w:tc>
         <w:tc>
           <w:tcPr>
-            <w:tcW w:w="1500" w:type="dxa"/>
-            <w:tcBorders>
-              <w:top w:val="single" w:sz="1" w:space="0" w:color="CCCCCC"/>
-              <w:left w:val="single" w:sz="1" w:space="0" w:color="CCCCCC"/>
-              <w:bottom w:val="single" w:sz="1" w:space="0" w:color="CCCCCC"/>
-              <w:right w:val="single" w:sz="1" w:space="0" w:color="CCCCCC"/>
-            </w:tcBorders>
-            <w:shd w:val="clear" w:color="auto" w:fill="FFFFFF"/>
-            <w:tcMar>
-              <w:top w:w="80" w:type="dxa"/>
-              <w:left w:w="120" w:type="dxa"/>
-              <w:bottom w:w="80" w:type="dxa"/>
-              <w:right w:w="120" w:type="dxa"/>
-            </w:tcMar>
-          </w:tcPr>
-          <w:p>
-            <w:r>
-              <w:rPr>
-                <w:sz w:val="20"/>
+            <w:tcW w:w="2232" w:type="dxa"/>
+            <w:tcBorders>
+              <w:top w:val="single" w:sz="1" w:space="0" w:color="CCCCCC"/>
+              <w:left w:val="single" w:sz="1" w:space="0" w:color="CCCCCC"/>
+              <w:bottom w:val="single" w:sz="1" w:space="0" w:color="CCCCCC"/>
+              <w:right w:val="single" w:sz="1" w:space="0" w:color="CCCCCC"/>
+            </w:tcBorders>
+            <w:tcMar>
+              <w:top w:w="80" w:type="dxa"/>
+              <w:left w:w="120" w:type="dxa"/>
+              <w:bottom w:w="80" w:type="dxa"/>
+              <w:right w:w="120" w:type="dxa"/>
+            </w:tcMar>
+            <w:vAlign w:val="center"/>
+            <w:shd w:fill="F4F6F8"/>
+            <w:tcBorders>
+              <w:top w:val="single" w:sz="4" w:color="D9D9D9"/>
+              <w:left w:val="single" w:sz="4" w:color="D9D9D9"/>
+              <w:bottom w:val="single" w:sz="4" w:color="D9D9D9"/>
+              <w:right w:val="single" w:sz="4" w:color="D9D9D9"/>
+            </w:tcBorders>
+            <w:tcMar>
+              <w:top w:w="80" w:type="dxa"/>
+              <w:left w:w="80" w:type="dxa"/>
+              <w:bottom w:w="80" w:type="dxa"/>
+              <w:right w:w="80" w:type="dxa"/>
+            </w:tcMar>
+          </w:tcPr>
+          <w:p>
+            <w:pPr>
+              <w:keepNext w:val="0"/>
+              <w:spacing w:after="60" w:before="60" w:line="252" w:lineRule="auto"/>
+            </w:pPr>
+            <w:r>
+              <w:rPr>
+                <w:rFonts w:ascii="Calibri" w:hAnsi="Calibri"/>
+                <w:b w:val="0"/>
+                <w:color w:val="000000"/>
+                <w:sz w:val="18"/>
                 <w:szCs w:val="20"/>
               </w:rPr>
               <w:t>1996–2025</w:t>
@@ -1107,25 +1642,45 @@
         </w:tc>
         <w:tc>
           <w:tcPr>
-            <w:tcW w:w="1360" w:type="dxa"/>
-            <w:tcBorders>
-              <w:top w:val="single" w:sz="1" w:space="0" w:color="CCCCCC"/>
-              <w:left w:val="single" w:sz="1" w:space="0" w:color="CCCCCC"/>
-              <w:bottom w:val="single" w:sz="1" w:space="0" w:color="CCCCCC"/>
-              <w:right w:val="single" w:sz="1" w:space="0" w:color="CCCCCC"/>
-            </w:tcBorders>
-            <w:shd w:val="clear" w:color="auto" w:fill="FFFFFF"/>
-            <w:tcMar>
-              <w:top w:w="80" w:type="dxa"/>
-              <w:left w:w="120" w:type="dxa"/>
-              <w:bottom w:w="80" w:type="dxa"/>
-              <w:right w:w="120" w:type="dxa"/>
-            </w:tcMar>
-          </w:tcPr>
-          <w:p>
-            <w:r>
-              <w:rPr>
-                <w:sz w:val="20"/>
+            <w:tcW w:w="2376" w:type="dxa"/>
+            <w:tcBorders>
+              <w:top w:val="single" w:sz="1" w:space="0" w:color="CCCCCC"/>
+              <w:left w:val="single" w:sz="1" w:space="0" w:color="CCCCCC"/>
+              <w:bottom w:val="single" w:sz="1" w:space="0" w:color="CCCCCC"/>
+              <w:right w:val="single" w:sz="1" w:space="0" w:color="CCCCCC"/>
+            </w:tcBorders>
+            <w:tcMar>
+              <w:top w:w="80" w:type="dxa"/>
+              <w:left w:w="120" w:type="dxa"/>
+              <w:bottom w:w="80" w:type="dxa"/>
+              <w:right w:w="120" w:type="dxa"/>
+            </w:tcMar>
+            <w:vAlign w:val="center"/>
+            <w:shd w:fill="F4F6F8"/>
+            <w:tcBorders>
+              <w:top w:val="single" w:sz="4" w:color="D9D9D9"/>
+              <w:left w:val="single" w:sz="4" w:color="D9D9D9"/>
+              <w:bottom w:val="single" w:sz="4" w:color="D9D9D9"/>
+              <w:right w:val="single" w:sz="4" w:color="D9D9D9"/>
+            </w:tcBorders>
+            <w:tcMar>
+              <w:top w:w="80" w:type="dxa"/>
+              <w:left w:w="80" w:type="dxa"/>
+              <w:bottom w:w="80" w:type="dxa"/>
+              <w:right w:w="80" w:type="dxa"/>
+            </w:tcMar>
+          </w:tcPr>
+          <w:p>
+            <w:pPr>
+              <w:keepNext w:val="0"/>
+              <w:spacing w:after="60" w:before="60" w:line="252" w:lineRule="auto"/>
+            </w:pPr>
+            <w:r>
+              <w:rPr>
+                <w:rFonts w:ascii="Calibri" w:hAnsi="Calibri"/>
+                <w:b w:val="0"/>
+                <w:color w:val="000000"/>
+                <w:sz w:val="18"/>
                 <w:szCs w:val="20"/>
               </w:rPr>
               <w:t>131</w:t>
@@ -1140,27 +1695,50 @@
             <w:bottom w:w="0" w:type="dxa"/>
           </w:tblCellMar>
         </w:tblPrEx>
-        <w:tc>
-          <w:tcPr>
-            <w:tcW w:w="2000" w:type="dxa"/>
-            <w:tcBorders>
-              <w:top w:val="single" w:sz="1" w:space="0" w:color="CCCCCC"/>
-              <w:left w:val="single" w:sz="1" w:space="0" w:color="CCCCCC"/>
-              <w:bottom w:val="single" w:sz="1" w:space="0" w:color="CCCCCC"/>
-              <w:right w:val="single" w:sz="1" w:space="0" w:color="CCCCCC"/>
-            </w:tcBorders>
-            <w:shd w:val="clear" w:color="auto" w:fill="F5F7FC"/>
-            <w:tcMar>
-              <w:top w:w="80" w:type="dxa"/>
-              <w:left w:w="120" w:type="dxa"/>
-              <w:bottom w:w="80" w:type="dxa"/>
-              <w:right w:w="120" w:type="dxa"/>
-            </w:tcMar>
-          </w:tcPr>
-          <w:p>
-            <w:r>
-              <w:rPr>
-                <w:sz w:val="20"/>
+        <w:trPr>
+          <w:cantSplit/>
+        </w:trPr>
+        <w:tc>
+          <w:tcPr>
+            <w:tcW w:w="1800" w:type="dxa"/>
+            <w:tcBorders>
+              <w:top w:val="single" w:sz="1" w:space="0" w:color="CCCCCC"/>
+              <w:left w:val="single" w:sz="1" w:space="0" w:color="CCCCCC"/>
+              <w:bottom w:val="single" w:sz="1" w:space="0" w:color="CCCCCC"/>
+              <w:right w:val="single" w:sz="1" w:space="0" w:color="CCCCCC"/>
+            </w:tcBorders>
+            <w:tcMar>
+              <w:top w:w="80" w:type="dxa"/>
+              <w:left w:w="120" w:type="dxa"/>
+              <w:bottom w:w="80" w:type="dxa"/>
+              <w:right w:w="120" w:type="dxa"/>
+            </w:tcMar>
+            <w:vAlign w:val="center"/>
+            <w:shd w:fill="FFFFFF"/>
+            <w:tcBorders>
+              <w:top w:val="single" w:sz="4" w:color="D9D9D9"/>
+              <w:left w:val="single" w:sz="4" w:color="D9D9D9"/>
+              <w:bottom w:val="single" w:sz="4" w:color="D9D9D9"/>
+              <w:right w:val="single" w:sz="4" w:color="D9D9D9"/>
+            </w:tcBorders>
+            <w:tcMar>
+              <w:top w:w="80" w:type="dxa"/>
+              <w:left w:w="80" w:type="dxa"/>
+              <w:bottom w:w="80" w:type="dxa"/>
+              <w:right w:w="80" w:type="dxa"/>
+            </w:tcMar>
+          </w:tcPr>
+          <w:p>
+            <w:pPr>
+              <w:keepNext w:val="0"/>
+              <w:spacing w:after="60" w:before="60" w:line="252" w:lineRule="auto"/>
+            </w:pPr>
+            <w:r>
+              <w:rPr>
+                <w:rFonts w:ascii="Calibri" w:hAnsi="Calibri"/>
+                <w:b w:val="0"/>
+                <w:color w:val="000000"/>
+                <w:sz w:val="18"/>
                 <w:szCs w:val="20"/>
               </w:rPr>
               <w:t>Brazil</w:t>
@@ -1169,25 +1747,45 @@
         </w:tc>
         <w:tc>
           <w:tcPr>
-            <w:tcW w:w="2000" w:type="dxa"/>
-            <w:tcBorders>
-              <w:top w:val="single" w:sz="1" w:space="0" w:color="CCCCCC"/>
-              <w:left w:val="single" w:sz="1" w:space="0" w:color="CCCCCC"/>
-              <w:bottom w:val="single" w:sz="1" w:space="0" w:color="CCCCCC"/>
-              <w:right w:val="single" w:sz="1" w:space="0" w:color="CCCCCC"/>
-            </w:tcBorders>
-            <w:shd w:val="clear" w:color="auto" w:fill="F5F7FC"/>
-            <w:tcMar>
-              <w:top w:w="80" w:type="dxa"/>
-              <w:left w:w="120" w:type="dxa"/>
-              <w:bottom w:w="80" w:type="dxa"/>
-              <w:right w:w="120" w:type="dxa"/>
-            </w:tcMar>
-          </w:tcPr>
-          <w:p>
-            <w:r>
-              <w:rPr>
-                <w:sz w:val="20"/>
+            <w:tcW w:w="1440" w:type="dxa"/>
+            <w:tcBorders>
+              <w:top w:val="single" w:sz="1" w:space="0" w:color="CCCCCC"/>
+              <w:left w:val="single" w:sz="1" w:space="0" w:color="CCCCCC"/>
+              <w:bottom w:val="single" w:sz="1" w:space="0" w:color="CCCCCC"/>
+              <w:right w:val="single" w:sz="1" w:space="0" w:color="CCCCCC"/>
+            </w:tcBorders>
+            <w:tcMar>
+              <w:top w:w="80" w:type="dxa"/>
+              <w:left w:w="120" w:type="dxa"/>
+              <w:bottom w:w="80" w:type="dxa"/>
+              <w:right w:w="120" w:type="dxa"/>
+            </w:tcMar>
+            <w:vAlign w:val="center"/>
+            <w:shd w:fill="FFFFFF"/>
+            <w:tcBorders>
+              <w:top w:val="single" w:sz="4" w:color="D9D9D9"/>
+              <w:left w:val="single" w:sz="4" w:color="D9D9D9"/>
+              <w:bottom w:val="single" w:sz="4" w:color="D9D9D9"/>
+              <w:right w:val="single" w:sz="4" w:color="D9D9D9"/>
+            </w:tcBorders>
+            <w:tcMar>
+              <w:top w:w="80" w:type="dxa"/>
+              <w:left w:w="80" w:type="dxa"/>
+              <w:bottom w:w="80" w:type="dxa"/>
+              <w:right w:w="80" w:type="dxa"/>
+            </w:tcMar>
+          </w:tcPr>
+          <w:p>
+            <w:pPr>
+              <w:keepNext w:val="0"/>
+              <w:spacing w:after="60" w:before="60" w:line="252" w:lineRule="auto"/>
+            </w:pPr>
+            <w:r>
+              <w:rPr>
+                <w:rFonts w:ascii="Calibri" w:hAnsi="Calibri"/>
+                <w:b w:val="0"/>
+                <w:color w:val="000000"/>
+                <w:sz w:val="18"/>
                 <w:szCs w:val="20"/>
               </w:rPr>
               <w:t>BCB</w:t>
@@ -1196,25 +1794,45 @@
         </w:tc>
         <w:tc>
           <w:tcPr>
-            <w:tcW w:w="2500" w:type="dxa"/>
-            <w:tcBorders>
-              <w:top w:val="single" w:sz="1" w:space="0" w:color="CCCCCC"/>
-              <w:left w:val="single" w:sz="1" w:space="0" w:color="CCCCCC"/>
-              <w:bottom w:val="single" w:sz="1" w:space="0" w:color="CCCCCC"/>
-              <w:right w:val="single" w:sz="1" w:space="0" w:color="CCCCCC"/>
-            </w:tcBorders>
-            <w:shd w:val="clear" w:color="auto" w:fill="F5F7FC"/>
-            <w:tcMar>
-              <w:top w:w="80" w:type="dxa"/>
-              <w:left w:w="120" w:type="dxa"/>
-              <w:bottom w:w="80" w:type="dxa"/>
-              <w:right w:w="120" w:type="dxa"/>
-            </w:tcMar>
-          </w:tcPr>
-          <w:p>
-            <w:r>
-              <w:rPr>
-                <w:sz w:val="20"/>
+            <w:tcW w:w="2520" w:type="dxa"/>
+            <w:tcBorders>
+              <w:top w:val="single" w:sz="1" w:space="0" w:color="CCCCCC"/>
+              <w:left w:val="single" w:sz="1" w:space="0" w:color="CCCCCC"/>
+              <w:bottom w:val="single" w:sz="1" w:space="0" w:color="CCCCCC"/>
+              <w:right w:val="single" w:sz="1" w:space="0" w:color="CCCCCC"/>
+            </w:tcBorders>
+            <w:tcMar>
+              <w:top w:w="80" w:type="dxa"/>
+              <w:left w:w="120" w:type="dxa"/>
+              <w:bottom w:w="80" w:type="dxa"/>
+              <w:right w:w="120" w:type="dxa"/>
+            </w:tcMar>
+            <w:vAlign w:val="center"/>
+            <w:shd w:fill="FFFFFF"/>
+            <w:tcBorders>
+              <w:top w:val="single" w:sz="4" w:color="D9D9D9"/>
+              <w:left w:val="single" w:sz="4" w:color="D9D9D9"/>
+              <w:bottom w:val="single" w:sz="4" w:color="D9D9D9"/>
+              <w:right w:val="single" w:sz="4" w:color="D9D9D9"/>
+            </w:tcBorders>
+            <w:tcMar>
+              <w:top w:w="80" w:type="dxa"/>
+              <w:left w:w="80" w:type="dxa"/>
+              <w:bottom w:w="80" w:type="dxa"/>
+              <w:right w:w="80" w:type="dxa"/>
+            </w:tcMar>
+          </w:tcPr>
+          <w:p>
+            <w:pPr>
+              <w:keepNext w:val="0"/>
+              <w:spacing w:after="60" w:before="60" w:line="252" w:lineRule="auto"/>
+            </w:pPr>
+            <w:r>
+              <w:rPr>
+                <w:rFonts w:ascii="Calibri" w:hAnsi="Calibri"/>
+                <w:b w:val="0"/>
+                <w:color w:val="000000"/>
+                <w:sz w:val="18"/>
                 <w:szCs w:val="20"/>
               </w:rPr>
               <w:t>Excluded</w:t>
@@ -1223,25 +1841,45 @@
         </w:tc>
         <w:tc>
           <w:tcPr>
-            <w:tcW w:w="1500" w:type="dxa"/>
-            <w:tcBorders>
-              <w:top w:val="single" w:sz="1" w:space="0" w:color="CCCCCC"/>
-              <w:left w:val="single" w:sz="1" w:space="0" w:color="CCCCCC"/>
-              <w:bottom w:val="single" w:sz="1" w:space="0" w:color="CCCCCC"/>
-              <w:right w:val="single" w:sz="1" w:space="0" w:color="CCCCCC"/>
-            </w:tcBorders>
-            <w:shd w:val="clear" w:color="auto" w:fill="F5F7FC"/>
-            <w:tcMar>
-              <w:top w:w="80" w:type="dxa"/>
-              <w:left w:w="120" w:type="dxa"/>
-              <w:bottom w:w="80" w:type="dxa"/>
-              <w:right w:w="120" w:type="dxa"/>
-            </w:tcMar>
-          </w:tcPr>
-          <w:p>
-            <w:r>
-              <w:rPr>
-                <w:sz w:val="20"/>
+            <w:tcW w:w="2232" w:type="dxa"/>
+            <w:tcBorders>
+              <w:top w:val="single" w:sz="1" w:space="0" w:color="CCCCCC"/>
+              <w:left w:val="single" w:sz="1" w:space="0" w:color="CCCCCC"/>
+              <w:bottom w:val="single" w:sz="1" w:space="0" w:color="CCCCCC"/>
+              <w:right w:val="single" w:sz="1" w:space="0" w:color="CCCCCC"/>
+            </w:tcBorders>
+            <w:tcMar>
+              <w:top w:w="80" w:type="dxa"/>
+              <w:left w:w="120" w:type="dxa"/>
+              <w:bottom w:w="80" w:type="dxa"/>
+              <w:right w:w="120" w:type="dxa"/>
+            </w:tcMar>
+            <w:vAlign w:val="center"/>
+            <w:shd w:fill="FFFFFF"/>
+            <w:tcBorders>
+              <w:top w:val="single" w:sz="4" w:color="D9D9D9"/>
+              <w:left w:val="single" w:sz="4" w:color="D9D9D9"/>
+              <w:bottom w:val="single" w:sz="4" w:color="D9D9D9"/>
+              <w:right w:val="single" w:sz="4" w:color="D9D9D9"/>
+            </w:tcBorders>
+            <w:tcMar>
+              <w:top w:w="80" w:type="dxa"/>
+              <w:left w:w="80" w:type="dxa"/>
+              <w:bottom w:w="80" w:type="dxa"/>
+              <w:right w:w="80" w:type="dxa"/>
+            </w:tcMar>
+          </w:tcPr>
+          <w:p>
+            <w:pPr>
+              <w:keepNext w:val="0"/>
+              <w:spacing w:after="60" w:before="60" w:line="252" w:lineRule="auto"/>
+            </w:pPr>
+            <w:r>
+              <w:rPr>
+                <w:rFonts w:ascii="Calibri" w:hAnsi="Calibri"/>
+                <w:b w:val="0"/>
+                <w:color w:val="000000"/>
+                <w:sz w:val="18"/>
                 <w:szCs w:val="20"/>
               </w:rPr>
               <w:t>—</w:t>
@@ -1250,25 +1888,45 @@
         </w:tc>
         <w:tc>
           <w:tcPr>
-            <w:tcW w:w="1360" w:type="dxa"/>
-            <w:tcBorders>
-              <w:top w:val="single" w:sz="1" w:space="0" w:color="CCCCCC"/>
-              <w:left w:val="single" w:sz="1" w:space="0" w:color="CCCCCC"/>
-              <w:bottom w:val="single" w:sz="1" w:space="0" w:color="CCCCCC"/>
-              <w:right w:val="single" w:sz="1" w:space="0" w:color="CCCCCC"/>
-            </w:tcBorders>
-            <w:shd w:val="clear" w:color="auto" w:fill="F5F7FC"/>
-            <w:tcMar>
-              <w:top w:w="80" w:type="dxa"/>
-              <w:left w:w="120" w:type="dxa"/>
-              <w:bottom w:w="80" w:type="dxa"/>
-              <w:right w:w="120" w:type="dxa"/>
-            </w:tcMar>
-          </w:tcPr>
-          <w:p>
-            <w:r>
-              <w:rPr>
-                <w:sz w:val="20"/>
+            <w:tcW w:w="2376" w:type="dxa"/>
+            <w:tcBorders>
+              <w:top w:val="single" w:sz="1" w:space="0" w:color="CCCCCC"/>
+              <w:left w:val="single" w:sz="1" w:space="0" w:color="CCCCCC"/>
+              <w:bottom w:val="single" w:sz="1" w:space="0" w:color="CCCCCC"/>
+              <w:right w:val="single" w:sz="1" w:space="0" w:color="CCCCCC"/>
+            </w:tcBorders>
+            <w:tcMar>
+              <w:top w:w="80" w:type="dxa"/>
+              <w:left w:w="120" w:type="dxa"/>
+              <w:bottom w:w="80" w:type="dxa"/>
+              <w:right w:w="120" w:type="dxa"/>
+            </w:tcMar>
+            <w:vAlign w:val="center"/>
+            <w:shd w:fill="FFFFFF"/>
+            <w:tcBorders>
+              <w:top w:val="single" w:sz="4" w:color="D9D9D9"/>
+              <w:left w:val="single" w:sz="4" w:color="D9D9D9"/>
+              <w:bottom w:val="single" w:sz="4" w:color="D9D9D9"/>
+              <w:right w:val="single" w:sz="4" w:color="D9D9D9"/>
+            </w:tcBorders>
+            <w:tcMar>
+              <w:top w:w="80" w:type="dxa"/>
+              <w:left w:w="80" w:type="dxa"/>
+              <w:bottom w:w="80" w:type="dxa"/>
+              <w:right w:w="80" w:type="dxa"/>
+            </w:tcMar>
+          </w:tcPr>
+          <w:p>
+            <w:pPr>
+              <w:keepNext w:val="0"/>
+              <w:spacing w:after="60" w:before="60" w:line="252" w:lineRule="auto"/>
+            </w:pPr>
+            <w:r>
+              <w:rPr>
+                <w:rFonts w:ascii="Calibri" w:hAnsi="Calibri"/>
+                <w:b w:val="0"/>
+                <w:color w:val="000000"/>
+                <w:sz w:val="18"/>
                 <w:szCs w:val="20"/>
               </w:rPr>
               <w:t>—</w:t>
@@ -1279,286 +1937,340 @@
     </w:tbl>
     <w:p>
       <w:pPr>
-        <w:spacing w:before="80" w:after="80"/>
-      </w:pPr>
-    </w:p>
-    <w:p>
-      <w:pPr>
         <w:pStyle w:val="Heading2"/>
+        <w:keepNext/>
+        <w:pageBreakBefore w:val="0"/>
+        <w:spacing w:line="259" w:lineRule="auto" w:after="120" w:before="160"/>
       </w:pPr>
       <w:r>
-        <w:t>3.1 Reserve Bank of India (RBI)</w:t>
+        <w:rPr>
+          <w:rFonts w:ascii="Calibri" w:hAnsi="Calibri"/>
+          <w:color w:val="000000"/>
+          <w:sz w:val="22"/>
+        </w:rPr>
+        <w:t>3 1 Reserve Bank of India RBI</w:t>
       </w:r>
     </w:p>
     <w:p>
       <w:pPr>
-        <w:spacing w:before="80" w:after="80"/>
+        <w:pageBreakBefore w:val="0"/>
+        <w:spacing w:before="80" w:after="120" w:line="259" w:lineRule="auto"/>
         <w:jc w:val="both"/>
       </w:pPr>
       <w:r>
+        <w:rPr>
+          <w:rFonts w:ascii="Calibri" w:hAnsi="Calibri"/>
+          <w:color w:val="000000"/>
+          <w:sz w:val="20"/>
+        </w:rPr>
         <w:t>The RBI publishes a Governor's Statement after each MPC meeting — the formal post-decision communication announcing the rate decision and policy stance. These are archived at rbi.org.in with a clean year-based URL structure (Annualpolicy.aspx?Year=XXXX).</w:t>
       </w:r>
     </w:p>
     <w:p>
       <w:pPr>
-        <w:spacing w:before="80" w:after="80"/>
-      </w:pPr>
-    </w:p>
-    <w:p>
-      <w:pPr>
-        <w:spacing w:before="80" w:after="80"/>
+        <w:pageBreakBefore w:val="0"/>
+        <w:spacing w:before="80" w:after="120" w:line="259" w:lineRule="auto"/>
         <w:jc w:val="both"/>
       </w:pPr>
       <w:r>
-        <w:t>India formally adopted inflation targeting in 2016 when the MPC was constituted, so coverage begins that year. The RBI holds 6 MPC meetings per year, yielding 66 statements from 2016 to 2026.</w:t>
+        <w:rPr>
+          <w:rFonts w:ascii="Calibri" w:hAnsi="Calibri"/>
+          <w:color w:val="000000"/>
+          <w:sz w:val="20"/>
+        </w:rPr>
+        <w:t>The final RBI corpus has 63 documents dated 5 April 2016 to 6 February 2026: six unique HTML records and 57 historical PDF extracts. The original scraper CSV contains 66 rows because the same six URLs were returned repeatedly.</w:t>
       </w:r>
     </w:p>
     <w:p>
       <w:pPr>
-        <w:spacing w:before="80" w:after="80"/>
-      </w:pPr>
-    </w:p>
-    <w:p>
-      <w:pPr>
-        <w:spacing w:before="80" w:after="80"/>
+        <w:pageBreakBefore w:val="0"/>
+        <w:spacing w:before="80" w:after="120" w:line="259" w:lineRule="auto"/>
         <w:jc w:val="both"/>
       </w:pPr>
       <w:r>
+        <w:rPr>
+          <w:rFonts w:ascii="Calibri" w:hAnsi="Calibri"/>
+          <w:color w:val="000000"/>
+          <w:sz w:val="20"/>
+        </w:rPr>
         <w:t>The scraper (scrapers/rbi_scraper.py) loops through each year's archive page, identifies Governor's Statement links using Unicode-aware text matching (the apostrophe in Governor’s Statement is a curly Unicode character, not ASCII), fetches each page, and extracts the full text from the text1 div.</w:t>
       </w:r>
     </w:p>
     <w:p>
       <w:pPr>
-        <w:spacing w:before="80" w:after="80"/>
-      </w:pPr>
-    </w:p>
-    <w:p>
-      <w:pPr>
         <w:pStyle w:val="Heading2"/>
+        <w:keepNext/>
+        <w:pageBreakBefore w:val="0"/>
+        <w:spacing w:line="259" w:lineRule="auto" w:after="120"/>
       </w:pPr>
       <w:r>
-        <w:t>3.2 Bank of Russia (CBR)</w:t>
+        <w:rPr>
+          <w:rFonts w:ascii="Calibri" w:hAnsi="Calibri"/>
+          <w:color w:val="000000"/>
+          <w:sz w:val="22"/>
+        </w:rPr>
+        <w:t>3 2 Bank of Russia CBR</w:t>
       </w:r>
     </w:p>
     <w:p>
       <w:pPr>
-        <w:spacing w:before="80" w:after="80"/>
+        <w:pageBreakBefore w:val="0"/>
+        <w:spacing w:before="80" w:after="120" w:line="259" w:lineRule="auto"/>
         <w:jc w:val="both"/>
       </w:pPr>
       <w:r>
+        <w:rPr>
+          <w:rFonts w:ascii="Calibri" w:hAnsi="Calibri"/>
+          <w:color w:val="000000"/>
+          <w:sz w:val="20"/>
+        </w:rPr>
         <w:t>The CBR publishes key rate press releases after each Board of Directors meeting. These are available in English at cbr.ru. The CBR adopted its current key rate framework in September 2013.</w:t>
       </w:r>
     </w:p>
     <w:p>
       <w:pPr>
-        <w:spacing w:before="80" w:after="80"/>
-      </w:pPr>
-    </w:p>
-    <w:p>
-      <w:pPr>
-        <w:spacing w:before="80" w:after="80"/>
+        <w:pageBreakBefore w:val="0"/>
+        <w:spacing w:before="80" w:after="120" w:line="259" w:lineRule="auto"/>
         <w:jc w:val="both"/>
       </w:pPr>
       <w:r>
+        <w:rPr>
+          <w:rFonts w:ascii="Calibri" w:hAnsi="Calibri"/>
+          <w:color w:val="000000"/>
+          <w:sz w:val="20"/>
+        </w:rPr>
         <w:t>The scraper (scrapers/cbr_scraper.py) fetches all press release links from the CBR calendar page (cbr.ru/eng/dkp/cal_mp/), which lists decisions going back to 2018 in a consistently structured format. Each individual press release page contains the full statement text in the landing-text div. 51 statements were collected from 2018 to 2026.</w:t>
       </w:r>
     </w:p>
     <w:p>
       <w:pPr>
-        <w:spacing w:before="80" w:after="80"/>
-      </w:pPr>
-    </w:p>
-    <w:p>
-      <w:pPr>
-        <w:spacing w:before="80" w:after="80"/>
+        <w:pageBreakBefore w:val="0"/>
+        <w:spacing w:before="80" w:after="120" w:line="259" w:lineRule="auto"/>
         <w:jc w:val="both"/>
       </w:pPr>
       <w:r>
+        <w:rPr>
+          <w:rFonts w:ascii="Calibri" w:hAnsi="Calibri"/>
+          <w:color w:val="000000"/>
+          <w:sz w:val="20"/>
+        </w:rPr>
         <w:t>A methodological note: Bank of Russia statements from 2022 onwards are included but interpreted with awareness of the geopolitical context affecting Russia's external communications and data availability. This is noted transparently in line with standard academic practice.</w:t>
       </w:r>
     </w:p>
     <w:p>
       <w:pPr>
-        <w:spacing w:before="80" w:after="80"/>
-      </w:pPr>
-    </w:p>
-    <w:p>
-      <w:pPr>
         <w:pStyle w:val="Heading2"/>
+        <w:keepNext/>
+        <w:pageBreakBefore w:val="0"/>
+        <w:spacing w:line="259" w:lineRule="auto" w:after="120"/>
       </w:pPr>
       <w:r>
-        <w:t>3.3 South African Reserve Bank (SARB)</w:t>
+        <w:rPr>
+          <w:rFonts w:ascii="Calibri" w:hAnsi="Calibri"/>
+          <w:color w:val="000000"/>
+          <w:sz w:val="22"/>
+        </w:rPr>
+        <w:t>3 3 South African Reserve Bank SARB</w:t>
       </w:r>
     </w:p>
     <w:p>
       <w:pPr>
-        <w:spacing w:before="80" w:after="80"/>
+        <w:pageBreakBefore w:val="0"/>
+        <w:spacing w:before="80" w:after="120" w:line="259" w:lineRule="auto"/>
         <w:jc w:val="both"/>
       </w:pPr>
       <w:r>
+        <w:rPr>
+          <w:rFonts w:ascii="Calibri" w:hAnsi="Calibri"/>
+          <w:color w:val="000000"/>
+          <w:sz w:val="20"/>
+        </w:rPr>
         <w:t>The SARB publishes MPC statements after each Monetary Policy Committee meeting. Statements are available at resbank.co.za going back to 2006, giving us 124 candidate pages.</w:t>
       </w:r>
     </w:p>
     <w:p>
       <w:pPr>
-        <w:spacing w:before="80" w:after="80"/>
-      </w:pPr>
-    </w:p>
-    <w:p>
-      <w:pPr>
-        <w:spacing w:before="80" w:after="80"/>
+        <w:pageBreakBefore w:val="0"/>
+        <w:spacing w:before="80" w:after="120" w:line="259" w:lineRule="auto"/>
         <w:jc w:val="both"/>
       </w:pPr>
       <w:r>
-        <w:t>A key technical challenge: the SARB website blocks standard HTTP requests at the network level, timing out all automated requests regardless of headers. This required using Selenium — a browser automation tool that drives a real Chrome instance in headless mode — to bypass the JavaScript rendering requirement.</w:t>
+        <w:rPr>
+          <w:rFonts w:ascii="Calibri" w:hAnsi="Calibri"/>
+          <w:color w:val="000000"/>
+          <w:sz w:val="20"/>
+        </w:rPr>
+        <w:t>The historical collection used headless Chrome through Selenium to obtain rendered page content. Live site behaviour may change; a new collection may require updated selectors and access methods.</w:t>
       </w:r>
     </w:p>
     <w:p>
       <w:pPr>
-        <w:spacing w:before="80" w:after="80"/>
-      </w:pPr>
-    </w:p>
-    <w:p>
-      <w:pPr>
-        <w:spacing w:before="80" w:after="80"/>
+        <w:pageBreakBefore w:val="0"/>
+        <w:spacing w:before="80" w:after="120" w:line="259" w:lineRule="auto"/>
         <w:jc w:val="both"/>
       </w:pPr>
       <w:r>
-        <w:t>The scraper (scrapers/sarb_scraper.py) navigates through 5 pages of the MPC statements index, collects all 124 URLs, then visits each page and extracts the full text by combining all cmp-text content blocks (Adobe Experience Manager's standard content component). 57 of the 124 pages returned sufficient text, with older pages using a different HTML structure that did not match the cmp-text pattern.</w:t>
+        <w:rPr>
+          <w:rFonts w:ascii="Calibri" w:hAnsi="Calibri"/>
+          <w:color w:val="000000"/>
+          <w:sz w:val="20"/>
+        </w:rPr>
+        <w:t>The SARB scraper visits up to five index pages and joins cmp-text blocks. The saved extract has 57 records. Failed or short pages are omitted; a complete historical failure manifest was not retained, so a verified retrieval success rate is unavailable.</w:t>
       </w:r>
     </w:p>
     <w:p>
       <w:pPr>
-        <w:spacing w:before="80" w:after="80"/>
-      </w:pPr>
-    </w:p>
-    <w:p>
-      <w:pPr>
         <w:pStyle w:val="Heading2"/>
+        <w:keepNext/>
+        <w:pageBreakBefore w:val="0"/>
+        <w:spacing w:line="259" w:lineRule="auto" w:after="120"/>
       </w:pPr>
       <w:r>
-        <w:t>3.4 People's Bank of China (PBOC)</w:t>
+        <w:rPr>
+          <w:rFonts w:ascii="Calibri" w:hAnsi="Calibri"/>
+          <w:color w:val="000000"/>
+          <w:sz w:val="22"/>
+        </w:rPr>
+        <w:t>3 4 People s Bank of China PBOC</w:t>
       </w:r>
     </w:p>
     <w:p>
       <w:pPr>
-        <w:spacing w:before="80" w:after="80"/>
+        <w:pageBreakBefore w:val="0"/>
+        <w:spacing w:before="80" w:after="120" w:line="259" w:lineRule="auto"/>
         <w:jc w:val="both"/>
       </w:pPr>
       <w:r>
+        <w:rPr>
+          <w:rFonts w:ascii="Calibri" w:hAnsi="Calibri"/>
+          <w:color w:val="000000"/>
+          <w:sz w:val="20"/>
+        </w:rPr>
         <w:t>The PBOC does not publish clean post-meeting press releases in English comparable to the other central banks in this dataset. English-language communications on the PBOC website are sparse and inconsistently structured, with the site relying heavily on JavaScript rendering and offering limited English content.</w:t>
       </w:r>
     </w:p>
     <w:p>
       <w:pPr>
-        <w:spacing w:before="80" w:after="80"/>
-      </w:pPr>
-    </w:p>
-    <w:p>
-      <w:pPr>
-        <w:spacing w:before="80" w:after="80"/>
+        <w:pageBreakBefore w:val="0"/>
+        <w:spacing w:before="80" w:after="120" w:line="259" w:lineRule="auto"/>
         <w:jc w:val="both"/>
       </w:pPr>
       <w:r>
-        <w:t>PBOC data is therefore sourced from the BIS CBSPEECHES database (bis.org/cbspeeches/download.htm), which aggregates central bank communications from over 100 institutions since 1996 as a pre-compiled full-text extract. This approach is consistent with academic practice — multiple published papers using cross-country central bank text analysis use the BIS database as their primary source for PBOC communications.</w:t>
+        <w:rPr>
+          <w:rFonts w:ascii="Calibri" w:hAnsi="Calibri"/>
+          <w:color w:val="000000"/>
+          <w:sz w:val="20"/>
+        </w:rPr>
+        <w:t>PBOC material comes from the BIS CBSPEECHES bulk download. The retained records include speeches and broader communications rather than a homogeneous set of formal MPC statements.</w:t>
       </w:r>
     </w:p>
     <w:p>
       <w:pPr>
-        <w:spacing w:before="80" w:after="80"/>
-      </w:pPr>
-    </w:p>
-    <w:p>
-      <w:pPr>
-        <w:spacing w:before="80" w:after="80"/>
+        <w:pageBreakBefore w:val="0"/>
+        <w:spacing w:before="80" w:after="120" w:line="259" w:lineRule="auto"/>
         <w:jc w:val="both"/>
       </w:pPr>
       <w:r>
-        <w:t>The BIS dataset was filtered for entries where the description field referenced the People's Bank of China, PBOC, or PBC, yielding 131 entries covering speeches and statements by PBOC governors from 1996 to 2025.</w:t>
+        <w:rPr>
+          <w:rFonts w:ascii="Calibri" w:hAnsi="Calibri"/>
+          <w:color w:val="000000"/>
+          <w:sz w:val="20"/>
+        </w:rPr>
+        <w:t>The description filter matches People's Bank of China, PBOC or PBC. The saved selection has 131 entries dated 10 September 1996 to 27 October 2025. This filter is not a formal document-type classifier.</w:t>
       </w:r>
     </w:p>
     <w:p>
       <w:pPr>
-        <w:spacing w:before="80" w:after="80"/>
-      </w:pPr>
-    </w:p>
-    <w:p>
-      <w:pPr>
         <w:pStyle w:val="Heading2"/>
+        <w:keepNext/>
+        <w:pageBreakBefore w:val="0"/>
+        <w:spacing w:line="259" w:lineRule="auto" w:after="120"/>
       </w:pPr>
       <w:r>
-        <w:t>3.5 Banco Central do Brasil (BCB) — Excluded</w:t>
+        <w:rPr>
+          <w:rFonts w:ascii="Calibri" w:hAnsi="Calibri"/>
+          <w:color w:val="000000"/>
+          <w:sz w:val="22"/>
+        </w:rPr>
+        <w:t>3 5 Banco Central do Brasil BCB Excluded</w:t>
       </w:r>
     </w:p>
     <w:p>
       <w:pPr>
-        <w:spacing w:before="80" w:after="80"/>
+        <w:pageBreakBefore w:val="0"/>
+        <w:spacing w:before="80" w:after="120" w:line="259" w:lineRule="auto"/>
         <w:jc w:val="both"/>
       </w:pPr>
       <w:r>
+        <w:rPr>
+          <w:rFonts w:ascii="Calibri" w:hAnsi="Calibri"/>
+          <w:color w:val="000000"/>
+          <w:sz w:val="20"/>
+        </w:rPr>
         <w:lastRenderedPageBreak/>
         <w:t>The BCB publishes COPOM statements through an open data API (dadosabertos.bcb.gov.br). However, the API returns statements only in Portuguese. The BCB English website is JavaScript-rendered with no accessible endpoint returning English text.</w:t>
       </w:r>
     </w:p>
     <w:p>
       <w:pPr>
-        <w:spacing w:before="80" w:after="80"/>
-      </w:pPr>
-    </w:p>
-    <w:p>
-      <w:pPr>
-        <w:spacing w:before="80" w:after="80"/>
+        <w:pageBreakBefore w:val="0"/>
+        <w:spacing w:before="80" w:after="120" w:line="259" w:lineRule="auto"/>
         <w:jc w:val="both"/>
       </w:pPr>
       <w:r>
+        <w:rPr>
+          <w:rFonts w:ascii="Calibri" w:hAnsi="Calibri"/>
+          <w:color w:val="000000"/>
+          <w:sz w:val="20"/>
+        </w:rPr>
         <w:t>Machine translation was considered but rejected on the grounds that it would introduce systematic noise into the sentiment analysis in Project 5, where the Loughran-McDonald financial dictionary and other NLP tools are calibrated for English text. Including machine-translated text alongside original English text would create an inconsistent corpus.</w:t>
       </w:r>
     </w:p>
     <w:p>
       <w:pPr>
-        <w:spacing w:before="80" w:after="80"/>
-      </w:pPr>
-    </w:p>
-    <w:p>
-      <w:pPr>
-        <w:spacing w:before="80" w:after="80"/>
+        <w:pageBreakBefore w:val="0"/>
+        <w:spacing w:before="80" w:after="120" w:line="259" w:lineRule="auto"/>
         <w:jc w:val="both"/>
       </w:pPr>
       <w:r>
-        <w:t>BCB is therefore excluded from the dataset. A four-central-bank dataset covering RBI, CBR, SARB, and PBOC remains analytically coherent and comparable. The exclusion is documented transparently rather than obscured.</w:t>
+        <w:rPr>
+          <w:rFonts w:ascii="Calibri" w:hAnsi="Calibri"/>
+          <w:color w:val="000000"/>
+          <w:sz w:val="20"/>
+        </w:rPr>
+        <w:t>Brazil is absent from this collection. The retained corpus covers four institutions with heterogeneous document types and time coverage; it is not a uniform cross-bank MPC panel.</w:t>
       </w:r>
     </w:p>
     <w:p>
       <w:pPr>
-        <w:spacing w:before="80" w:after="80"/>
-      </w:pPr>
-    </w:p>
-    <w:p>
-      <w:pPr>
-        <w:spacing w:before="80" w:after="80"/>
-      </w:pPr>
-    </w:p>
-    <w:p>
-      <w:pPr>
         <w:pStyle w:val="Heading1"/>
+        <w:keepNext/>
+        <w:pageBreakBefore w:val="0"/>
+        <w:spacing w:line="259" w:lineRule="auto" w:after="120"/>
       </w:pPr>
       <w:r>
-        <w:t>4. Dataset Output</w:t>
+        <w:rPr>
+          <w:rFonts w:ascii="Calibri" w:hAnsi="Calibri"/>
+          <w:color w:val="000000"/>
+          <w:sz w:val="28"/>
+        </w:rPr>
+        <w:t>4 Dataset Output</w:t>
       </w:r>
     </w:p>
     <w:p>
       <w:pPr>
-        <w:spacing w:before="80" w:after="80"/>
+        <w:pageBreakBefore w:val="0"/>
+        <w:spacing w:before="80" w:after="120" w:line="259" w:lineRule="auto"/>
         <w:jc w:val="both"/>
       </w:pPr>
       <w:r>
-        <w:t>The four individual central bank CSVs are combined into a single master file: data/brics_mpc_statements.csv. This is the primary output of Project 4 and the direct input for Project 5.</w:t>
+        <w:rPr>
+          <w:rFonts w:ascii="Calibri" w:hAnsi="Calibri"/>
+          <w:color w:val="000000"/>
+          <w:sz w:val="20"/>
+        </w:rPr>
+        <w:t>The canonical output is data/brics_mpc_statements_v2.csv. The offline builder combines saved bank extracts and rbi_historical.csv, retains the first record per bank and URL, and checks required fields, empty text and repeated bank-text combinations.</w:t>
       </w:r>
-    </w:p>
-    <w:p>
-      <w:pPr>
-        <w:spacing w:before="80" w:after="80"/>
-      </w:pPr>
     </w:p>
     <w:tbl>
       <w:tblPr>
@@ -1571,6 +2283,7 @@
           <w:insideH w:val="single" w:sz="4" w:space="0" w:color="auto"/>
           <w:insideV w:val="single" w:sz="4" w:space="0" w:color="auto"/>
         </w:tblBorders>
+        <w:tblLayout w:type="fixed"/>
         <w:tblCellMar>
           <w:left w:w="10" w:type="dxa"/>
           <w:right w:w="10" w:type="dxa"/>
@@ -1578,9 +2291,9 @@
         <w:tblLook w:val="04A0" w:firstRow="1" w:lastRow="0" w:firstColumn="1" w:lastColumn="0" w:noHBand="0" w:noVBand="1"/>
       </w:tblPr>
       <w:tblGrid>
-        <w:gridCol w:w="2000"/>
-        <w:gridCol w:w="3500"/>
-        <w:gridCol w:w="3860"/>
+        <w:gridCol w:w="2448"/>
+        <w:gridCol w:w="1728"/>
+        <w:gridCol w:w="6192"/>
       </w:tblGrid>
       <w:tr>
         <w:tblPrEx>
@@ -1589,33 +2302,53 @@
             <w:bottom w:w="0" w:type="dxa"/>
           </w:tblCellMar>
         </w:tblPrEx>
-        <w:tc>
-          <w:tcPr>
-            <w:tcW w:w="2000" w:type="dxa"/>
+        <w:trPr>
+          <w:cantSplit/>
+          <w:tblHeader/>
+        </w:trPr>
+        <w:tc>
+          <w:tcPr>
+            <w:tcW w:w="2448" w:type="dxa"/>
             <w:tcBorders>
               <w:top w:val="single" w:sz="1" w:space="0" w:color="2E4B8F"/>
               <w:left w:val="single" w:sz="1" w:space="0" w:color="2E4B8F"/>
               <w:bottom w:val="single" w:sz="1" w:space="0" w:color="2E4B8F"/>
               <w:right w:val="single" w:sz="1" w:space="0" w:color="2E4B8F"/>
             </w:tcBorders>
-            <w:shd w:val="clear" w:color="auto" w:fill="2E4B8F"/>
-            <w:tcMar>
-              <w:top w:w="80" w:type="dxa"/>
-              <w:left w:w="120" w:type="dxa"/>
-              <w:bottom w:w="80" w:type="dxa"/>
-              <w:right w:w="120" w:type="dxa"/>
-            </w:tcMar>
-          </w:tcPr>
-          <w:p>
-            <w:pPr>
+            <w:tcMar>
+              <w:top w:w="80" w:type="dxa"/>
+              <w:left w:w="120" w:type="dxa"/>
+              <w:bottom w:w="80" w:type="dxa"/>
+              <w:right w:w="120" w:type="dxa"/>
+            </w:tcMar>
+            <w:vAlign w:val="center"/>
+            <w:shd w:fill="DCE6F1"/>
+            <w:tcBorders>
+              <w:top w:val="single" w:sz="4" w:color="D9D9D9"/>
+              <w:left w:val="single" w:sz="4" w:color="D9D9D9"/>
+              <w:bottom w:val="single" w:sz="4" w:color="D9D9D9"/>
+              <w:right w:val="single" w:sz="4" w:color="D9D9D9"/>
+            </w:tcBorders>
+            <w:tcMar>
+              <w:top w:w="80" w:type="dxa"/>
+              <w:left w:w="80" w:type="dxa"/>
+              <w:bottom w:w="80" w:type="dxa"/>
+              <w:right w:w="80" w:type="dxa"/>
+            </w:tcMar>
+          </w:tcPr>
+          <w:p>
+            <w:pPr>
+              <w:keepNext w:val="0"/>
+              <w:spacing w:after="60" w:before="60" w:line="252" w:lineRule="auto"/>
               <w:jc w:val="center"/>
             </w:pPr>
             <w:r>
               <w:rPr>
+                <w:rFonts w:ascii="Calibri" w:hAnsi="Calibri"/>
                 <w:b/>
                 <w:bCs/>
-                <w:color w:val="FFFFFF"/>
-                <w:sz w:val="20"/>
+                <w:color w:val="000000"/>
+                <w:sz w:val="18"/>
                 <w:szCs w:val="20"/>
               </w:rPr>
               <w:t>Column</w:t>
@@ -1624,31 +2357,47 @@
         </w:tc>
         <w:tc>
           <w:tcPr>
-            <w:tcW w:w="3500" w:type="dxa"/>
+            <w:tcW w:w="1728" w:type="dxa"/>
             <w:tcBorders>
               <w:top w:val="single" w:sz="1" w:space="0" w:color="2E4B8F"/>
               <w:left w:val="single" w:sz="1" w:space="0" w:color="2E4B8F"/>
               <w:bottom w:val="single" w:sz="1" w:space="0" w:color="2E4B8F"/>
               <w:right w:val="single" w:sz="1" w:space="0" w:color="2E4B8F"/>
             </w:tcBorders>
-            <w:shd w:val="clear" w:color="auto" w:fill="2E4B8F"/>
-            <w:tcMar>
-              <w:top w:w="80" w:type="dxa"/>
-              <w:left w:w="120" w:type="dxa"/>
-              <w:bottom w:w="80" w:type="dxa"/>
-              <w:right w:w="120" w:type="dxa"/>
-            </w:tcMar>
-          </w:tcPr>
-          <w:p>
-            <w:pPr>
+            <w:tcMar>
+              <w:top w:w="80" w:type="dxa"/>
+              <w:left w:w="120" w:type="dxa"/>
+              <w:bottom w:w="80" w:type="dxa"/>
+              <w:right w:w="120" w:type="dxa"/>
+            </w:tcMar>
+            <w:vAlign w:val="center"/>
+            <w:shd w:fill="DCE6F1"/>
+            <w:tcBorders>
+              <w:top w:val="single" w:sz="4" w:color="D9D9D9"/>
+              <w:left w:val="single" w:sz="4" w:color="D9D9D9"/>
+              <w:bottom w:val="single" w:sz="4" w:color="D9D9D9"/>
+              <w:right w:val="single" w:sz="4" w:color="D9D9D9"/>
+            </w:tcBorders>
+            <w:tcMar>
+              <w:top w:w="80" w:type="dxa"/>
+              <w:left w:w="80" w:type="dxa"/>
+              <w:bottom w:w="80" w:type="dxa"/>
+              <w:right w:w="80" w:type="dxa"/>
+            </w:tcMar>
+          </w:tcPr>
+          <w:p>
+            <w:pPr>
+              <w:keepNext w:val="0"/>
+              <w:spacing w:after="60" w:before="60" w:line="252" w:lineRule="auto"/>
               <w:jc w:val="center"/>
             </w:pPr>
             <w:r>
               <w:rPr>
+                <w:rFonts w:ascii="Calibri" w:hAnsi="Calibri"/>
                 <w:b/>
                 <w:bCs/>
-                <w:color w:val="FFFFFF"/>
-                <w:sz w:val="20"/>
+                <w:color w:val="000000"/>
+                <w:sz w:val="18"/>
                 <w:szCs w:val="20"/>
               </w:rPr>
               <w:t>Description</w:t>
@@ -1657,31 +2406,47 @@
         </w:tc>
         <w:tc>
           <w:tcPr>
-            <w:tcW w:w="3860" w:type="dxa"/>
+            <w:tcW w:w="6192" w:type="dxa"/>
             <w:tcBorders>
               <w:top w:val="single" w:sz="1" w:space="0" w:color="2E4B8F"/>
               <w:left w:val="single" w:sz="1" w:space="0" w:color="2E4B8F"/>
               <w:bottom w:val="single" w:sz="1" w:space="0" w:color="2E4B8F"/>
               <w:right w:val="single" w:sz="1" w:space="0" w:color="2E4B8F"/>
             </w:tcBorders>
-            <w:shd w:val="clear" w:color="auto" w:fill="2E4B8F"/>
-            <w:tcMar>
-              <w:top w:w="80" w:type="dxa"/>
-              <w:left w:w="120" w:type="dxa"/>
-              <w:bottom w:w="80" w:type="dxa"/>
-              <w:right w:w="120" w:type="dxa"/>
-            </w:tcMar>
-          </w:tcPr>
-          <w:p>
-            <w:pPr>
+            <w:tcMar>
+              <w:top w:w="80" w:type="dxa"/>
+              <w:left w:w="120" w:type="dxa"/>
+              <w:bottom w:w="80" w:type="dxa"/>
+              <w:right w:w="120" w:type="dxa"/>
+            </w:tcMar>
+            <w:vAlign w:val="center"/>
+            <w:shd w:fill="DCE6F1"/>
+            <w:tcBorders>
+              <w:top w:val="single" w:sz="4" w:color="D9D9D9"/>
+              <w:left w:val="single" w:sz="4" w:color="D9D9D9"/>
+              <w:bottom w:val="single" w:sz="4" w:color="D9D9D9"/>
+              <w:right w:val="single" w:sz="4" w:color="D9D9D9"/>
+            </w:tcBorders>
+            <w:tcMar>
+              <w:top w:w="80" w:type="dxa"/>
+              <w:left w:w="80" w:type="dxa"/>
+              <w:bottom w:w="80" w:type="dxa"/>
+              <w:right w:w="80" w:type="dxa"/>
+            </w:tcMar>
+          </w:tcPr>
+          <w:p>
+            <w:pPr>
+              <w:keepNext w:val="0"/>
+              <w:spacing w:after="60" w:before="60" w:line="252" w:lineRule="auto"/>
               <w:jc w:val="center"/>
             </w:pPr>
             <w:r>
               <w:rPr>
+                <w:rFonts w:ascii="Calibri" w:hAnsi="Calibri"/>
                 <w:b/>
                 <w:bCs/>
-                <w:color w:val="FFFFFF"/>
-                <w:sz w:val="20"/>
+                <w:color w:val="000000"/>
+                <w:sz w:val="18"/>
                 <w:szCs w:val="20"/>
               </w:rPr>
               <w:t>Example</w:t>
@@ -1696,27 +2461,50 @@
             <w:bottom w:w="0" w:type="dxa"/>
           </w:tblCellMar>
         </w:tblPrEx>
-        <w:tc>
-          <w:tcPr>
-            <w:tcW w:w="2000" w:type="dxa"/>
-            <w:tcBorders>
-              <w:top w:val="single" w:sz="1" w:space="0" w:color="CCCCCC"/>
-              <w:left w:val="single" w:sz="1" w:space="0" w:color="CCCCCC"/>
-              <w:bottom w:val="single" w:sz="1" w:space="0" w:color="CCCCCC"/>
-              <w:right w:val="single" w:sz="1" w:space="0" w:color="CCCCCC"/>
-            </w:tcBorders>
-            <w:shd w:val="clear" w:color="auto" w:fill="F5F7FC"/>
-            <w:tcMar>
-              <w:top w:w="80" w:type="dxa"/>
-              <w:left w:w="120" w:type="dxa"/>
-              <w:bottom w:w="80" w:type="dxa"/>
-              <w:right w:w="120" w:type="dxa"/>
-            </w:tcMar>
-          </w:tcPr>
-          <w:p>
-            <w:r>
-              <w:rPr>
-                <w:sz w:val="20"/>
+        <w:trPr>
+          <w:cantSplit/>
+        </w:trPr>
+        <w:tc>
+          <w:tcPr>
+            <w:tcW w:w="2448" w:type="dxa"/>
+            <w:tcBorders>
+              <w:top w:val="single" w:sz="1" w:space="0" w:color="CCCCCC"/>
+              <w:left w:val="single" w:sz="1" w:space="0" w:color="CCCCCC"/>
+              <w:bottom w:val="single" w:sz="1" w:space="0" w:color="CCCCCC"/>
+              <w:right w:val="single" w:sz="1" w:space="0" w:color="CCCCCC"/>
+            </w:tcBorders>
+            <w:tcMar>
+              <w:top w:w="80" w:type="dxa"/>
+              <w:left w:w="120" w:type="dxa"/>
+              <w:bottom w:w="80" w:type="dxa"/>
+              <w:right w:w="120" w:type="dxa"/>
+            </w:tcMar>
+            <w:vAlign w:val="center"/>
+            <w:shd w:fill="FFFFFF"/>
+            <w:tcBorders>
+              <w:top w:val="single" w:sz="4" w:color="D9D9D9"/>
+              <w:left w:val="single" w:sz="4" w:color="D9D9D9"/>
+              <w:bottom w:val="single" w:sz="4" w:color="D9D9D9"/>
+              <w:right w:val="single" w:sz="4" w:color="D9D9D9"/>
+            </w:tcBorders>
+            <w:tcMar>
+              <w:top w:w="80" w:type="dxa"/>
+              <w:left w:w="80" w:type="dxa"/>
+              <w:bottom w:w="80" w:type="dxa"/>
+              <w:right w:w="80" w:type="dxa"/>
+            </w:tcMar>
+          </w:tcPr>
+          <w:p>
+            <w:pPr>
+              <w:keepNext w:val="0"/>
+              <w:spacing w:after="60" w:before="60" w:line="252" w:lineRule="auto"/>
+            </w:pPr>
+            <w:r>
+              <w:rPr>
+                <w:rFonts w:ascii="Calibri" w:hAnsi="Calibri"/>
+                <w:b w:val="0"/>
+                <w:color w:val="000000"/>
+                <w:sz w:val="18"/>
                 <w:szCs w:val="20"/>
               </w:rPr>
               <w:t>country</w:t>
@@ -1725,25 +2513,45 @@
         </w:tc>
         <w:tc>
           <w:tcPr>
-            <w:tcW w:w="3500" w:type="dxa"/>
-            <w:tcBorders>
-              <w:top w:val="single" w:sz="1" w:space="0" w:color="CCCCCC"/>
-              <w:left w:val="single" w:sz="1" w:space="0" w:color="CCCCCC"/>
-              <w:bottom w:val="single" w:sz="1" w:space="0" w:color="CCCCCC"/>
-              <w:right w:val="single" w:sz="1" w:space="0" w:color="CCCCCC"/>
-            </w:tcBorders>
-            <w:shd w:val="clear" w:color="auto" w:fill="F5F7FC"/>
-            <w:tcMar>
-              <w:top w:w="80" w:type="dxa"/>
-              <w:left w:w="120" w:type="dxa"/>
-              <w:bottom w:w="80" w:type="dxa"/>
-              <w:right w:w="120" w:type="dxa"/>
-            </w:tcMar>
-          </w:tcPr>
-          <w:p>
-            <w:r>
-              <w:rPr>
-                <w:sz w:val="20"/>
+            <w:tcW w:w="1728" w:type="dxa"/>
+            <w:tcBorders>
+              <w:top w:val="single" w:sz="1" w:space="0" w:color="CCCCCC"/>
+              <w:left w:val="single" w:sz="1" w:space="0" w:color="CCCCCC"/>
+              <w:bottom w:val="single" w:sz="1" w:space="0" w:color="CCCCCC"/>
+              <w:right w:val="single" w:sz="1" w:space="0" w:color="CCCCCC"/>
+            </w:tcBorders>
+            <w:tcMar>
+              <w:top w:w="80" w:type="dxa"/>
+              <w:left w:w="120" w:type="dxa"/>
+              <w:bottom w:w="80" w:type="dxa"/>
+              <w:right w:w="120" w:type="dxa"/>
+            </w:tcMar>
+            <w:vAlign w:val="center"/>
+            <w:shd w:fill="FFFFFF"/>
+            <w:tcBorders>
+              <w:top w:val="single" w:sz="4" w:color="D9D9D9"/>
+              <w:left w:val="single" w:sz="4" w:color="D9D9D9"/>
+              <w:bottom w:val="single" w:sz="4" w:color="D9D9D9"/>
+              <w:right w:val="single" w:sz="4" w:color="D9D9D9"/>
+            </w:tcBorders>
+            <w:tcMar>
+              <w:top w:w="80" w:type="dxa"/>
+              <w:left w:w="80" w:type="dxa"/>
+              <w:bottom w:w="80" w:type="dxa"/>
+              <w:right w:w="80" w:type="dxa"/>
+            </w:tcMar>
+          </w:tcPr>
+          <w:p>
+            <w:pPr>
+              <w:keepNext w:val="0"/>
+              <w:spacing w:after="60" w:before="60" w:line="252" w:lineRule="auto"/>
+            </w:pPr>
+            <w:r>
+              <w:rPr>
+                <w:rFonts w:ascii="Calibri" w:hAnsi="Calibri"/>
+                <w:b w:val="0"/>
+                <w:color w:val="000000"/>
+                <w:sz w:val="18"/>
                 <w:szCs w:val="20"/>
               </w:rPr>
               <w:t>Country name</w:t>
@@ -1752,25 +2560,45 @@
         </w:tc>
         <w:tc>
           <w:tcPr>
-            <w:tcW w:w="3860" w:type="dxa"/>
-            <w:tcBorders>
-              <w:top w:val="single" w:sz="1" w:space="0" w:color="CCCCCC"/>
-              <w:left w:val="single" w:sz="1" w:space="0" w:color="CCCCCC"/>
-              <w:bottom w:val="single" w:sz="1" w:space="0" w:color="CCCCCC"/>
-              <w:right w:val="single" w:sz="1" w:space="0" w:color="CCCCCC"/>
-            </w:tcBorders>
-            <w:shd w:val="clear" w:color="auto" w:fill="F5F7FC"/>
-            <w:tcMar>
-              <w:top w:w="80" w:type="dxa"/>
-              <w:left w:w="120" w:type="dxa"/>
-              <w:bottom w:w="80" w:type="dxa"/>
-              <w:right w:w="120" w:type="dxa"/>
-            </w:tcMar>
-          </w:tcPr>
-          <w:p>
-            <w:r>
-              <w:rPr>
-                <w:sz w:val="20"/>
+            <w:tcW w:w="6192" w:type="dxa"/>
+            <w:tcBorders>
+              <w:top w:val="single" w:sz="1" w:space="0" w:color="CCCCCC"/>
+              <w:left w:val="single" w:sz="1" w:space="0" w:color="CCCCCC"/>
+              <w:bottom w:val="single" w:sz="1" w:space="0" w:color="CCCCCC"/>
+              <w:right w:val="single" w:sz="1" w:space="0" w:color="CCCCCC"/>
+            </w:tcBorders>
+            <w:tcMar>
+              <w:top w:w="80" w:type="dxa"/>
+              <w:left w:w="120" w:type="dxa"/>
+              <w:bottom w:w="80" w:type="dxa"/>
+              <w:right w:w="120" w:type="dxa"/>
+            </w:tcMar>
+            <w:vAlign w:val="center"/>
+            <w:shd w:fill="FFFFFF"/>
+            <w:tcBorders>
+              <w:top w:val="single" w:sz="4" w:color="D9D9D9"/>
+              <w:left w:val="single" w:sz="4" w:color="D9D9D9"/>
+              <w:bottom w:val="single" w:sz="4" w:color="D9D9D9"/>
+              <w:right w:val="single" w:sz="4" w:color="D9D9D9"/>
+            </w:tcBorders>
+            <w:tcMar>
+              <w:top w:w="80" w:type="dxa"/>
+              <w:left w:w="80" w:type="dxa"/>
+              <w:bottom w:w="80" w:type="dxa"/>
+              <w:right w:w="80" w:type="dxa"/>
+            </w:tcMar>
+          </w:tcPr>
+          <w:p>
+            <w:pPr>
+              <w:keepNext w:val="0"/>
+              <w:spacing w:after="60" w:before="60" w:line="252" w:lineRule="auto"/>
+            </w:pPr>
+            <w:r>
+              <w:rPr>
+                <w:rFonts w:ascii="Calibri" w:hAnsi="Calibri"/>
+                <w:b w:val="0"/>
+                <w:color w:val="000000"/>
+                <w:sz w:val="18"/>
                 <w:szCs w:val="20"/>
               </w:rPr>
               <w:t>India</w:t>
@@ -1785,27 +2613,50 @@
             <w:bottom w:w="0" w:type="dxa"/>
           </w:tblCellMar>
         </w:tblPrEx>
-        <w:tc>
-          <w:tcPr>
-            <w:tcW w:w="2000" w:type="dxa"/>
-            <w:tcBorders>
-              <w:top w:val="single" w:sz="1" w:space="0" w:color="CCCCCC"/>
-              <w:left w:val="single" w:sz="1" w:space="0" w:color="CCCCCC"/>
-              <w:bottom w:val="single" w:sz="1" w:space="0" w:color="CCCCCC"/>
-              <w:right w:val="single" w:sz="1" w:space="0" w:color="CCCCCC"/>
-            </w:tcBorders>
-            <w:shd w:val="clear" w:color="auto" w:fill="FFFFFF"/>
-            <w:tcMar>
-              <w:top w:w="80" w:type="dxa"/>
-              <w:left w:w="120" w:type="dxa"/>
-              <w:bottom w:w="80" w:type="dxa"/>
-              <w:right w:w="120" w:type="dxa"/>
-            </w:tcMar>
-          </w:tcPr>
-          <w:p>
-            <w:r>
-              <w:rPr>
-                <w:sz w:val="20"/>
+        <w:trPr>
+          <w:cantSplit/>
+        </w:trPr>
+        <w:tc>
+          <w:tcPr>
+            <w:tcW w:w="2448" w:type="dxa"/>
+            <w:tcBorders>
+              <w:top w:val="single" w:sz="1" w:space="0" w:color="CCCCCC"/>
+              <w:left w:val="single" w:sz="1" w:space="0" w:color="CCCCCC"/>
+              <w:bottom w:val="single" w:sz="1" w:space="0" w:color="CCCCCC"/>
+              <w:right w:val="single" w:sz="1" w:space="0" w:color="CCCCCC"/>
+            </w:tcBorders>
+            <w:tcMar>
+              <w:top w:w="80" w:type="dxa"/>
+              <w:left w:w="120" w:type="dxa"/>
+              <w:bottom w:w="80" w:type="dxa"/>
+              <w:right w:w="120" w:type="dxa"/>
+            </w:tcMar>
+            <w:vAlign w:val="center"/>
+            <w:shd w:fill="F4F6F8"/>
+            <w:tcBorders>
+              <w:top w:val="single" w:sz="4" w:color="D9D9D9"/>
+              <w:left w:val="single" w:sz="4" w:color="D9D9D9"/>
+              <w:bottom w:val="single" w:sz="4" w:color="D9D9D9"/>
+              <w:right w:val="single" w:sz="4" w:color="D9D9D9"/>
+            </w:tcBorders>
+            <w:tcMar>
+              <w:top w:w="80" w:type="dxa"/>
+              <w:left w:w="80" w:type="dxa"/>
+              <w:bottom w:w="80" w:type="dxa"/>
+              <w:right w:w="80" w:type="dxa"/>
+            </w:tcMar>
+          </w:tcPr>
+          <w:p>
+            <w:pPr>
+              <w:keepNext w:val="0"/>
+              <w:spacing w:after="60" w:before="60" w:line="252" w:lineRule="auto"/>
+            </w:pPr>
+            <w:r>
+              <w:rPr>
+                <w:rFonts w:ascii="Calibri" w:hAnsi="Calibri"/>
+                <w:b w:val="0"/>
+                <w:color w:val="000000"/>
+                <w:sz w:val="18"/>
                 <w:szCs w:val="20"/>
               </w:rPr>
               <w:t>central_bank</w:t>
@@ -1814,25 +2665,45 @@
         </w:tc>
         <w:tc>
           <w:tcPr>
-            <w:tcW w:w="3500" w:type="dxa"/>
-            <w:tcBorders>
-              <w:top w:val="single" w:sz="1" w:space="0" w:color="CCCCCC"/>
-              <w:left w:val="single" w:sz="1" w:space="0" w:color="CCCCCC"/>
-              <w:bottom w:val="single" w:sz="1" w:space="0" w:color="CCCCCC"/>
-              <w:right w:val="single" w:sz="1" w:space="0" w:color="CCCCCC"/>
-            </w:tcBorders>
-            <w:shd w:val="clear" w:color="auto" w:fill="FFFFFF"/>
-            <w:tcMar>
-              <w:top w:w="80" w:type="dxa"/>
-              <w:left w:w="120" w:type="dxa"/>
-              <w:bottom w:w="80" w:type="dxa"/>
-              <w:right w:w="120" w:type="dxa"/>
-            </w:tcMar>
-          </w:tcPr>
-          <w:p>
-            <w:r>
-              <w:rPr>
-                <w:sz w:val="20"/>
+            <w:tcW w:w="1728" w:type="dxa"/>
+            <w:tcBorders>
+              <w:top w:val="single" w:sz="1" w:space="0" w:color="CCCCCC"/>
+              <w:left w:val="single" w:sz="1" w:space="0" w:color="CCCCCC"/>
+              <w:bottom w:val="single" w:sz="1" w:space="0" w:color="CCCCCC"/>
+              <w:right w:val="single" w:sz="1" w:space="0" w:color="CCCCCC"/>
+            </w:tcBorders>
+            <w:tcMar>
+              <w:top w:w="80" w:type="dxa"/>
+              <w:left w:w="120" w:type="dxa"/>
+              <w:bottom w:w="80" w:type="dxa"/>
+              <w:right w:w="120" w:type="dxa"/>
+            </w:tcMar>
+            <w:vAlign w:val="center"/>
+            <w:shd w:fill="F4F6F8"/>
+            <w:tcBorders>
+              <w:top w:val="single" w:sz="4" w:color="D9D9D9"/>
+              <w:left w:val="single" w:sz="4" w:color="D9D9D9"/>
+              <w:bottom w:val="single" w:sz="4" w:color="D9D9D9"/>
+              <w:right w:val="single" w:sz="4" w:color="D9D9D9"/>
+            </w:tcBorders>
+            <w:tcMar>
+              <w:top w:w="80" w:type="dxa"/>
+              <w:left w:w="80" w:type="dxa"/>
+              <w:bottom w:w="80" w:type="dxa"/>
+              <w:right w:w="80" w:type="dxa"/>
+            </w:tcMar>
+          </w:tcPr>
+          <w:p>
+            <w:pPr>
+              <w:keepNext w:val="0"/>
+              <w:spacing w:after="60" w:before="60" w:line="252" w:lineRule="auto"/>
+            </w:pPr>
+            <w:r>
+              <w:rPr>
+                <w:rFonts w:ascii="Calibri" w:hAnsi="Calibri"/>
+                <w:b w:val="0"/>
+                <w:color w:val="000000"/>
+                <w:sz w:val="18"/>
                 <w:szCs w:val="20"/>
               </w:rPr>
               <w:t>Institution abbreviation</w:t>
@@ -1841,25 +2712,45 @@
         </w:tc>
         <w:tc>
           <w:tcPr>
-            <w:tcW w:w="3860" w:type="dxa"/>
-            <w:tcBorders>
-              <w:top w:val="single" w:sz="1" w:space="0" w:color="CCCCCC"/>
-              <w:left w:val="single" w:sz="1" w:space="0" w:color="CCCCCC"/>
-              <w:bottom w:val="single" w:sz="1" w:space="0" w:color="CCCCCC"/>
-              <w:right w:val="single" w:sz="1" w:space="0" w:color="CCCCCC"/>
-            </w:tcBorders>
-            <w:shd w:val="clear" w:color="auto" w:fill="FFFFFF"/>
-            <w:tcMar>
-              <w:top w:w="80" w:type="dxa"/>
-              <w:left w:w="120" w:type="dxa"/>
-              <w:bottom w:w="80" w:type="dxa"/>
-              <w:right w:w="120" w:type="dxa"/>
-            </w:tcMar>
-          </w:tcPr>
-          <w:p>
-            <w:r>
-              <w:rPr>
-                <w:sz w:val="20"/>
+            <w:tcW w:w="6192" w:type="dxa"/>
+            <w:tcBorders>
+              <w:top w:val="single" w:sz="1" w:space="0" w:color="CCCCCC"/>
+              <w:left w:val="single" w:sz="1" w:space="0" w:color="CCCCCC"/>
+              <w:bottom w:val="single" w:sz="1" w:space="0" w:color="CCCCCC"/>
+              <w:right w:val="single" w:sz="1" w:space="0" w:color="CCCCCC"/>
+            </w:tcBorders>
+            <w:tcMar>
+              <w:top w:w="80" w:type="dxa"/>
+              <w:left w:w="120" w:type="dxa"/>
+              <w:bottom w:w="80" w:type="dxa"/>
+              <w:right w:w="120" w:type="dxa"/>
+            </w:tcMar>
+            <w:vAlign w:val="center"/>
+            <w:shd w:fill="F4F6F8"/>
+            <w:tcBorders>
+              <w:top w:val="single" w:sz="4" w:color="D9D9D9"/>
+              <w:left w:val="single" w:sz="4" w:color="D9D9D9"/>
+              <w:bottom w:val="single" w:sz="4" w:color="D9D9D9"/>
+              <w:right w:val="single" w:sz="4" w:color="D9D9D9"/>
+            </w:tcBorders>
+            <w:tcMar>
+              <w:top w:w="80" w:type="dxa"/>
+              <w:left w:w="80" w:type="dxa"/>
+              <w:bottom w:w="80" w:type="dxa"/>
+              <w:right w:w="80" w:type="dxa"/>
+            </w:tcMar>
+          </w:tcPr>
+          <w:p>
+            <w:pPr>
+              <w:keepNext w:val="0"/>
+              <w:spacing w:after="60" w:before="60" w:line="252" w:lineRule="auto"/>
+            </w:pPr>
+            <w:r>
+              <w:rPr>
+                <w:rFonts w:ascii="Calibri" w:hAnsi="Calibri"/>
+                <w:b w:val="0"/>
+                <w:color w:val="000000"/>
+                <w:sz w:val="18"/>
                 <w:szCs w:val="20"/>
               </w:rPr>
               <w:t>RBI</w:t>
@@ -1874,27 +2765,50 @@
             <w:bottom w:w="0" w:type="dxa"/>
           </w:tblCellMar>
         </w:tblPrEx>
-        <w:tc>
-          <w:tcPr>
-            <w:tcW w:w="2000" w:type="dxa"/>
-            <w:tcBorders>
-              <w:top w:val="single" w:sz="1" w:space="0" w:color="CCCCCC"/>
-              <w:left w:val="single" w:sz="1" w:space="0" w:color="CCCCCC"/>
-              <w:bottom w:val="single" w:sz="1" w:space="0" w:color="CCCCCC"/>
-              <w:right w:val="single" w:sz="1" w:space="0" w:color="CCCCCC"/>
-            </w:tcBorders>
-            <w:shd w:val="clear" w:color="auto" w:fill="F5F7FC"/>
-            <w:tcMar>
-              <w:top w:w="80" w:type="dxa"/>
-              <w:left w:w="120" w:type="dxa"/>
-              <w:bottom w:w="80" w:type="dxa"/>
-              <w:right w:w="120" w:type="dxa"/>
-            </w:tcMar>
-          </w:tcPr>
-          <w:p>
-            <w:r>
-              <w:rPr>
-                <w:sz w:val="20"/>
+        <w:trPr>
+          <w:cantSplit/>
+        </w:trPr>
+        <w:tc>
+          <w:tcPr>
+            <w:tcW w:w="2448" w:type="dxa"/>
+            <w:tcBorders>
+              <w:top w:val="single" w:sz="1" w:space="0" w:color="CCCCCC"/>
+              <w:left w:val="single" w:sz="1" w:space="0" w:color="CCCCCC"/>
+              <w:bottom w:val="single" w:sz="1" w:space="0" w:color="CCCCCC"/>
+              <w:right w:val="single" w:sz="1" w:space="0" w:color="CCCCCC"/>
+            </w:tcBorders>
+            <w:tcMar>
+              <w:top w:w="80" w:type="dxa"/>
+              <w:left w:w="120" w:type="dxa"/>
+              <w:bottom w:w="80" w:type="dxa"/>
+              <w:right w:w="120" w:type="dxa"/>
+            </w:tcMar>
+            <w:vAlign w:val="center"/>
+            <w:shd w:fill="FFFFFF"/>
+            <w:tcBorders>
+              <w:top w:val="single" w:sz="4" w:color="D9D9D9"/>
+              <w:left w:val="single" w:sz="4" w:color="D9D9D9"/>
+              <w:bottom w:val="single" w:sz="4" w:color="D9D9D9"/>
+              <w:right w:val="single" w:sz="4" w:color="D9D9D9"/>
+            </w:tcBorders>
+            <w:tcMar>
+              <w:top w:w="80" w:type="dxa"/>
+              <w:left w:w="80" w:type="dxa"/>
+              <w:bottom w:w="80" w:type="dxa"/>
+              <w:right w:w="80" w:type="dxa"/>
+            </w:tcMar>
+          </w:tcPr>
+          <w:p>
+            <w:pPr>
+              <w:keepNext w:val="0"/>
+              <w:spacing w:after="60" w:before="60" w:line="252" w:lineRule="auto"/>
+            </w:pPr>
+            <w:r>
+              <w:rPr>
+                <w:rFonts w:ascii="Calibri" w:hAnsi="Calibri"/>
+                <w:b w:val="0"/>
+                <w:color w:val="000000"/>
+                <w:sz w:val="18"/>
                 <w:szCs w:val="20"/>
               </w:rPr>
               <w:t>date</w:t>
@@ -1903,52 +2817,91 @@
         </w:tc>
         <w:tc>
           <w:tcPr>
-            <w:tcW w:w="3500" w:type="dxa"/>
-            <w:tcBorders>
-              <w:top w:val="single" w:sz="1" w:space="0" w:color="CCCCCC"/>
-              <w:left w:val="single" w:sz="1" w:space="0" w:color="CCCCCC"/>
-              <w:bottom w:val="single" w:sz="1" w:space="0" w:color="CCCCCC"/>
-              <w:right w:val="single" w:sz="1" w:space="0" w:color="CCCCCC"/>
-            </w:tcBorders>
-            <w:shd w:val="clear" w:color="auto" w:fill="F5F7FC"/>
-            <w:tcMar>
-              <w:top w:w="80" w:type="dxa"/>
-              <w:left w:w="120" w:type="dxa"/>
-              <w:bottom w:w="80" w:type="dxa"/>
-              <w:right w:w="120" w:type="dxa"/>
-            </w:tcMar>
-          </w:tcPr>
-          <w:p>
-            <w:r>
-              <w:rPr>
-                <w:sz w:val="20"/>
-                <w:szCs w:val="20"/>
-              </w:rPr>
-              <w:t>Publication date</w:t>
-            </w:r>
-          </w:p>
-        </w:tc>
-        <w:tc>
-          <w:tcPr>
-            <w:tcW w:w="3860" w:type="dxa"/>
-            <w:tcBorders>
-              <w:top w:val="single" w:sz="1" w:space="0" w:color="CCCCCC"/>
-              <w:left w:val="single" w:sz="1" w:space="0" w:color="CCCCCC"/>
-              <w:bottom w:val="single" w:sz="1" w:space="0" w:color="CCCCCC"/>
-              <w:right w:val="single" w:sz="1" w:space="0" w:color="CCCCCC"/>
-            </w:tcBorders>
-            <w:shd w:val="clear" w:color="auto" w:fill="F5F7FC"/>
-            <w:tcMar>
-              <w:top w:w="80" w:type="dxa"/>
-              <w:left w:w="120" w:type="dxa"/>
-              <w:bottom w:w="80" w:type="dxa"/>
-              <w:right w:w="120" w:type="dxa"/>
-            </w:tcMar>
-          </w:tcPr>
-          <w:p>
-            <w:r>
-              <w:rPr>
-                <w:sz w:val="20"/>
+            <w:tcW w:w="1728" w:type="dxa"/>
+            <w:tcBorders>
+              <w:top w:val="single" w:sz="1" w:space="0" w:color="CCCCCC"/>
+              <w:left w:val="single" w:sz="1" w:space="0" w:color="CCCCCC"/>
+              <w:bottom w:val="single" w:sz="1" w:space="0" w:color="CCCCCC"/>
+              <w:right w:val="single" w:sz="1" w:space="0" w:color="CCCCCC"/>
+            </w:tcBorders>
+            <w:tcMar>
+              <w:top w:w="80" w:type="dxa"/>
+              <w:left w:w="120" w:type="dxa"/>
+              <w:bottom w:w="80" w:type="dxa"/>
+              <w:right w:w="120" w:type="dxa"/>
+            </w:tcMar>
+            <w:vAlign w:val="center"/>
+            <w:shd w:fill="FFFFFF"/>
+            <w:tcBorders>
+              <w:top w:val="single" w:sz="4" w:color="D9D9D9"/>
+              <w:left w:val="single" w:sz="4" w:color="D9D9D9"/>
+              <w:bottom w:val="single" w:sz="4" w:color="D9D9D9"/>
+              <w:right w:val="single" w:sz="4" w:color="D9D9D9"/>
+            </w:tcBorders>
+            <w:tcMar>
+              <w:top w:w="80" w:type="dxa"/>
+              <w:left w:w="80" w:type="dxa"/>
+              <w:bottom w:w="80" w:type="dxa"/>
+              <w:right w:w="80" w:type="dxa"/>
+            </w:tcMar>
+          </w:tcPr>
+          <w:p>
+            <w:pPr>
+              <w:keepNext w:val="0"/>
+              <w:spacing w:after="60" w:before="60" w:line="252" w:lineRule="auto"/>
+            </w:pPr>
+            <w:r>
+              <w:rPr>
+                <w:rFonts w:ascii="Calibri" w:hAnsi="Calibri"/>
+                <w:b w:val="0"/>
+                <w:color w:val="000000"/>
+                <w:sz w:val="18"/>
+              </w:rPr>
+              <w:t>Raw source date; precision varies</w:t>
+            </w:r>
+          </w:p>
+        </w:tc>
+        <w:tc>
+          <w:tcPr>
+            <w:tcW w:w="6192" w:type="dxa"/>
+            <w:tcBorders>
+              <w:top w:val="single" w:sz="1" w:space="0" w:color="CCCCCC"/>
+              <w:left w:val="single" w:sz="1" w:space="0" w:color="CCCCCC"/>
+              <w:bottom w:val="single" w:sz="1" w:space="0" w:color="CCCCCC"/>
+              <w:right w:val="single" w:sz="1" w:space="0" w:color="CCCCCC"/>
+            </w:tcBorders>
+            <w:tcMar>
+              <w:top w:w="80" w:type="dxa"/>
+              <w:left w:w="120" w:type="dxa"/>
+              <w:bottom w:w="80" w:type="dxa"/>
+              <w:right w:w="120" w:type="dxa"/>
+            </w:tcMar>
+            <w:vAlign w:val="center"/>
+            <w:shd w:fill="FFFFFF"/>
+            <w:tcBorders>
+              <w:top w:val="single" w:sz="4" w:color="D9D9D9"/>
+              <w:left w:val="single" w:sz="4" w:color="D9D9D9"/>
+              <w:bottom w:val="single" w:sz="4" w:color="D9D9D9"/>
+              <w:right w:val="single" w:sz="4" w:color="D9D9D9"/>
+            </w:tcBorders>
+            <w:tcMar>
+              <w:top w:w="80" w:type="dxa"/>
+              <w:left w:w="80" w:type="dxa"/>
+              <w:bottom w:w="80" w:type="dxa"/>
+              <w:right w:w="80" w:type="dxa"/>
+            </w:tcMar>
+          </w:tcPr>
+          <w:p>
+            <w:pPr>
+              <w:keepNext w:val="0"/>
+              <w:spacing w:after="60" w:before="60" w:line="252" w:lineRule="auto"/>
+            </w:pPr>
+            <w:r>
+              <w:rPr>
+                <w:rFonts w:ascii="Calibri" w:hAnsi="Calibri"/>
+                <w:b w:val="0"/>
+                <w:color w:val="000000"/>
+                <w:sz w:val="18"/>
                 <w:szCs w:val="20"/>
               </w:rPr>
               <w:t>February 06, 2026</w:t>
@@ -1963,27 +2916,50 @@
             <w:bottom w:w="0" w:type="dxa"/>
           </w:tblCellMar>
         </w:tblPrEx>
-        <w:tc>
-          <w:tcPr>
-            <w:tcW w:w="2000" w:type="dxa"/>
-            <w:tcBorders>
-              <w:top w:val="single" w:sz="1" w:space="0" w:color="CCCCCC"/>
-              <w:left w:val="single" w:sz="1" w:space="0" w:color="CCCCCC"/>
-              <w:bottom w:val="single" w:sz="1" w:space="0" w:color="CCCCCC"/>
-              <w:right w:val="single" w:sz="1" w:space="0" w:color="CCCCCC"/>
-            </w:tcBorders>
-            <w:shd w:val="clear" w:color="auto" w:fill="FFFFFF"/>
-            <w:tcMar>
-              <w:top w:w="80" w:type="dxa"/>
-              <w:left w:w="120" w:type="dxa"/>
-              <w:bottom w:w="80" w:type="dxa"/>
-              <w:right w:w="120" w:type="dxa"/>
-            </w:tcMar>
-          </w:tcPr>
-          <w:p>
-            <w:r>
-              <w:rPr>
-                <w:sz w:val="20"/>
+        <w:trPr>
+          <w:cantSplit/>
+        </w:trPr>
+        <w:tc>
+          <w:tcPr>
+            <w:tcW w:w="2448" w:type="dxa"/>
+            <w:tcBorders>
+              <w:top w:val="single" w:sz="1" w:space="0" w:color="CCCCCC"/>
+              <w:left w:val="single" w:sz="1" w:space="0" w:color="CCCCCC"/>
+              <w:bottom w:val="single" w:sz="1" w:space="0" w:color="CCCCCC"/>
+              <w:right w:val="single" w:sz="1" w:space="0" w:color="CCCCCC"/>
+            </w:tcBorders>
+            <w:tcMar>
+              <w:top w:w="80" w:type="dxa"/>
+              <w:left w:w="120" w:type="dxa"/>
+              <w:bottom w:w="80" w:type="dxa"/>
+              <w:right w:w="120" w:type="dxa"/>
+            </w:tcMar>
+            <w:vAlign w:val="center"/>
+            <w:shd w:fill="F4F6F8"/>
+            <w:tcBorders>
+              <w:top w:val="single" w:sz="4" w:color="D9D9D9"/>
+              <w:left w:val="single" w:sz="4" w:color="D9D9D9"/>
+              <w:bottom w:val="single" w:sz="4" w:color="D9D9D9"/>
+              <w:right w:val="single" w:sz="4" w:color="D9D9D9"/>
+            </w:tcBorders>
+            <w:tcMar>
+              <w:top w:w="80" w:type="dxa"/>
+              <w:left w:w="80" w:type="dxa"/>
+              <w:bottom w:w="80" w:type="dxa"/>
+              <w:right w:w="80" w:type="dxa"/>
+            </w:tcMar>
+          </w:tcPr>
+          <w:p>
+            <w:pPr>
+              <w:keepNext w:val="0"/>
+              <w:spacing w:after="60" w:before="60" w:line="252" w:lineRule="auto"/>
+            </w:pPr>
+            <w:r>
+              <w:rPr>
+                <w:rFonts w:ascii="Calibri" w:hAnsi="Calibri"/>
+                <w:b w:val="0"/>
+                <w:color w:val="000000"/>
+                <w:sz w:val="18"/>
                 <w:szCs w:val="20"/>
               </w:rPr>
               <w:t>title</w:t>
@@ -1992,25 +2968,45 @@
         </w:tc>
         <w:tc>
           <w:tcPr>
-            <w:tcW w:w="3500" w:type="dxa"/>
-            <w:tcBorders>
-              <w:top w:val="single" w:sz="1" w:space="0" w:color="CCCCCC"/>
-              <w:left w:val="single" w:sz="1" w:space="0" w:color="CCCCCC"/>
-              <w:bottom w:val="single" w:sz="1" w:space="0" w:color="CCCCCC"/>
-              <w:right w:val="single" w:sz="1" w:space="0" w:color="CCCCCC"/>
-            </w:tcBorders>
-            <w:shd w:val="clear" w:color="auto" w:fill="FFFFFF"/>
-            <w:tcMar>
-              <w:top w:w="80" w:type="dxa"/>
-              <w:left w:w="120" w:type="dxa"/>
-              <w:bottom w:w="80" w:type="dxa"/>
-              <w:right w:w="120" w:type="dxa"/>
-            </w:tcMar>
-          </w:tcPr>
-          <w:p>
-            <w:r>
-              <w:rPr>
-                <w:sz w:val="20"/>
+            <w:tcW w:w="1728" w:type="dxa"/>
+            <w:tcBorders>
+              <w:top w:val="single" w:sz="1" w:space="0" w:color="CCCCCC"/>
+              <w:left w:val="single" w:sz="1" w:space="0" w:color="CCCCCC"/>
+              <w:bottom w:val="single" w:sz="1" w:space="0" w:color="CCCCCC"/>
+              <w:right w:val="single" w:sz="1" w:space="0" w:color="CCCCCC"/>
+            </w:tcBorders>
+            <w:tcMar>
+              <w:top w:w="80" w:type="dxa"/>
+              <w:left w:w="120" w:type="dxa"/>
+              <w:bottom w:w="80" w:type="dxa"/>
+              <w:right w:w="120" w:type="dxa"/>
+            </w:tcMar>
+            <w:vAlign w:val="center"/>
+            <w:shd w:fill="F4F6F8"/>
+            <w:tcBorders>
+              <w:top w:val="single" w:sz="4" w:color="D9D9D9"/>
+              <w:left w:val="single" w:sz="4" w:color="D9D9D9"/>
+              <w:bottom w:val="single" w:sz="4" w:color="D9D9D9"/>
+              <w:right w:val="single" w:sz="4" w:color="D9D9D9"/>
+            </w:tcBorders>
+            <w:tcMar>
+              <w:top w:w="80" w:type="dxa"/>
+              <w:left w:w="80" w:type="dxa"/>
+              <w:bottom w:w="80" w:type="dxa"/>
+              <w:right w:w="80" w:type="dxa"/>
+            </w:tcMar>
+          </w:tcPr>
+          <w:p>
+            <w:pPr>
+              <w:keepNext w:val="0"/>
+              <w:spacing w:after="60" w:before="60" w:line="252" w:lineRule="auto"/>
+            </w:pPr>
+            <w:r>
+              <w:rPr>
+                <w:rFonts w:ascii="Calibri" w:hAnsi="Calibri"/>
+                <w:b w:val="0"/>
+                <w:color w:val="000000"/>
+                <w:sz w:val="18"/>
                 <w:szCs w:val="20"/>
               </w:rPr>
               <w:t>Statement title</w:t>
@@ -2019,25 +3015,45 @@
         </w:tc>
         <w:tc>
           <w:tcPr>
-            <w:tcW w:w="3860" w:type="dxa"/>
-            <w:tcBorders>
-              <w:top w:val="single" w:sz="1" w:space="0" w:color="CCCCCC"/>
-              <w:left w:val="single" w:sz="1" w:space="0" w:color="CCCCCC"/>
-              <w:bottom w:val="single" w:sz="1" w:space="0" w:color="CCCCCC"/>
-              <w:right w:val="single" w:sz="1" w:space="0" w:color="CCCCCC"/>
-            </w:tcBorders>
-            <w:shd w:val="clear" w:color="auto" w:fill="FFFFFF"/>
-            <w:tcMar>
-              <w:top w:w="80" w:type="dxa"/>
-              <w:left w:w="120" w:type="dxa"/>
-              <w:bottom w:w="80" w:type="dxa"/>
-              <w:right w:w="120" w:type="dxa"/>
-            </w:tcMar>
-          </w:tcPr>
-          <w:p>
-            <w:r>
-              <w:rPr>
-                <w:sz w:val="20"/>
+            <w:tcW w:w="6192" w:type="dxa"/>
+            <w:tcBorders>
+              <w:top w:val="single" w:sz="1" w:space="0" w:color="CCCCCC"/>
+              <w:left w:val="single" w:sz="1" w:space="0" w:color="CCCCCC"/>
+              <w:bottom w:val="single" w:sz="1" w:space="0" w:color="CCCCCC"/>
+              <w:right w:val="single" w:sz="1" w:space="0" w:color="CCCCCC"/>
+            </w:tcBorders>
+            <w:tcMar>
+              <w:top w:w="80" w:type="dxa"/>
+              <w:left w:w="120" w:type="dxa"/>
+              <w:bottom w:w="80" w:type="dxa"/>
+              <w:right w:w="120" w:type="dxa"/>
+            </w:tcMar>
+            <w:vAlign w:val="center"/>
+            <w:shd w:fill="F4F6F8"/>
+            <w:tcBorders>
+              <w:top w:val="single" w:sz="4" w:color="D9D9D9"/>
+              <w:left w:val="single" w:sz="4" w:color="D9D9D9"/>
+              <w:bottom w:val="single" w:sz="4" w:color="D9D9D9"/>
+              <w:right w:val="single" w:sz="4" w:color="D9D9D9"/>
+            </w:tcBorders>
+            <w:tcMar>
+              <w:top w:w="80" w:type="dxa"/>
+              <w:left w:w="80" w:type="dxa"/>
+              <w:bottom w:w="80" w:type="dxa"/>
+              <w:right w:w="80" w:type="dxa"/>
+            </w:tcMar>
+          </w:tcPr>
+          <w:p>
+            <w:pPr>
+              <w:keepNext w:val="0"/>
+              <w:spacing w:after="60" w:before="60" w:line="252" w:lineRule="auto"/>
+            </w:pPr>
+            <w:r>
+              <w:rPr>
+                <w:rFonts w:ascii="Calibri" w:hAnsi="Calibri"/>
+                <w:b w:val="0"/>
+                <w:color w:val="000000"/>
+                <w:sz w:val="18"/>
                 <w:szCs w:val="20"/>
               </w:rPr>
               <w:t>Governor’s Statement: February 06, 2026</w:t>
@@ -2052,27 +3068,50 @@
             <w:bottom w:w="0" w:type="dxa"/>
           </w:tblCellMar>
         </w:tblPrEx>
-        <w:tc>
-          <w:tcPr>
-            <w:tcW w:w="2000" w:type="dxa"/>
-            <w:tcBorders>
-              <w:top w:val="single" w:sz="1" w:space="0" w:color="CCCCCC"/>
-              <w:left w:val="single" w:sz="1" w:space="0" w:color="CCCCCC"/>
-              <w:bottom w:val="single" w:sz="1" w:space="0" w:color="CCCCCC"/>
-              <w:right w:val="single" w:sz="1" w:space="0" w:color="CCCCCC"/>
-            </w:tcBorders>
-            <w:shd w:val="clear" w:color="auto" w:fill="F5F7FC"/>
-            <w:tcMar>
-              <w:top w:w="80" w:type="dxa"/>
-              <w:left w:w="120" w:type="dxa"/>
-              <w:bottom w:w="80" w:type="dxa"/>
-              <w:right w:w="120" w:type="dxa"/>
-            </w:tcMar>
-          </w:tcPr>
-          <w:p>
-            <w:r>
-              <w:rPr>
-                <w:sz w:val="20"/>
+        <w:trPr>
+          <w:cantSplit/>
+        </w:trPr>
+        <w:tc>
+          <w:tcPr>
+            <w:tcW w:w="2448" w:type="dxa"/>
+            <w:tcBorders>
+              <w:top w:val="single" w:sz="1" w:space="0" w:color="CCCCCC"/>
+              <w:left w:val="single" w:sz="1" w:space="0" w:color="CCCCCC"/>
+              <w:bottom w:val="single" w:sz="1" w:space="0" w:color="CCCCCC"/>
+              <w:right w:val="single" w:sz="1" w:space="0" w:color="CCCCCC"/>
+            </w:tcBorders>
+            <w:tcMar>
+              <w:top w:w="80" w:type="dxa"/>
+              <w:left w:w="120" w:type="dxa"/>
+              <w:bottom w:w="80" w:type="dxa"/>
+              <w:right w:w="120" w:type="dxa"/>
+            </w:tcMar>
+            <w:vAlign w:val="center"/>
+            <w:shd w:fill="FFFFFF"/>
+            <w:tcBorders>
+              <w:top w:val="single" w:sz="4" w:color="D9D9D9"/>
+              <w:left w:val="single" w:sz="4" w:color="D9D9D9"/>
+              <w:bottom w:val="single" w:sz="4" w:color="D9D9D9"/>
+              <w:right w:val="single" w:sz="4" w:color="D9D9D9"/>
+            </w:tcBorders>
+            <w:tcMar>
+              <w:top w:w="80" w:type="dxa"/>
+              <w:left w:w="80" w:type="dxa"/>
+              <w:bottom w:w="80" w:type="dxa"/>
+              <w:right w:w="80" w:type="dxa"/>
+            </w:tcMar>
+          </w:tcPr>
+          <w:p>
+            <w:pPr>
+              <w:keepNext w:val="0"/>
+              <w:spacing w:after="60" w:before="60" w:line="252" w:lineRule="auto"/>
+            </w:pPr>
+            <w:r>
+              <w:rPr>
+                <w:rFonts w:ascii="Calibri" w:hAnsi="Calibri"/>
+                <w:b w:val="0"/>
+                <w:color w:val="000000"/>
+                <w:sz w:val="18"/>
                 <w:szCs w:val="20"/>
               </w:rPr>
               <w:t>text</w:t>
@@ -2081,25 +3120,45 @@
         </w:tc>
         <w:tc>
           <w:tcPr>
-            <w:tcW w:w="3500" w:type="dxa"/>
-            <w:tcBorders>
-              <w:top w:val="single" w:sz="1" w:space="0" w:color="CCCCCC"/>
-              <w:left w:val="single" w:sz="1" w:space="0" w:color="CCCCCC"/>
-              <w:bottom w:val="single" w:sz="1" w:space="0" w:color="CCCCCC"/>
-              <w:right w:val="single" w:sz="1" w:space="0" w:color="CCCCCC"/>
-            </w:tcBorders>
-            <w:shd w:val="clear" w:color="auto" w:fill="F5F7FC"/>
-            <w:tcMar>
-              <w:top w:w="80" w:type="dxa"/>
-              <w:left w:w="120" w:type="dxa"/>
-              <w:bottom w:w="80" w:type="dxa"/>
-              <w:right w:w="120" w:type="dxa"/>
-            </w:tcMar>
-          </w:tcPr>
-          <w:p>
-            <w:r>
-              <w:rPr>
-                <w:sz w:val="20"/>
+            <w:tcW w:w="1728" w:type="dxa"/>
+            <w:tcBorders>
+              <w:top w:val="single" w:sz="1" w:space="0" w:color="CCCCCC"/>
+              <w:left w:val="single" w:sz="1" w:space="0" w:color="CCCCCC"/>
+              <w:bottom w:val="single" w:sz="1" w:space="0" w:color="CCCCCC"/>
+              <w:right w:val="single" w:sz="1" w:space="0" w:color="CCCCCC"/>
+            </w:tcBorders>
+            <w:tcMar>
+              <w:top w:w="80" w:type="dxa"/>
+              <w:left w:w="120" w:type="dxa"/>
+              <w:bottom w:w="80" w:type="dxa"/>
+              <w:right w:w="120" w:type="dxa"/>
+            </w:tcMar>
+            <w:vAlign w:val="center"/>
+            <w:shd w:fill="FFFFFF"/>
+            <w:tcBorders>
+              <w:top w:val="single" w:sz="4" w:color="D9D9D9"/>
+              <w:left w:val="single" w:sz="4" w:color="D9D9D9"/>
+              <w:bottom w:val="single" w:sz="4" w:color="D9D9D9"/>
+              <w:right w:val="single" w:sz="4" w:color="D9D9D9"/>
+            </w:tcBorders>
+            <w:tcMar>
+              <w:top w:w="80" w:type="dxa"/>
+              <w:left w:w="80" w:type="dxa"/>
+              <w:bottom w:w="80" w:type="dxa"/>
+              <w:right w:w="80" w:type="dxa"/>
+            </w:tcMar>
+          </w:tcPr>
+          <w:p>
+            <w:pPr>
+              <w:keepNext w:val="0"/>
+              <w:spacing w:after="60" w:before="60" w:line="252" w:lineRule="auto"/>
+            </w:pPr>
+            <w:r>
+              <w:rPr>
+                <w:rFonts w:ascii="Calibri" w:hAnsi="Calibri"/>
+                <w:b w:val="0"/>
+                <w:color w:val="000000"/>
+                <w:sz w:val="18"/>
                 <w:szCs w:val="20"/>
               </w:rPr>
               <w:t>Full statement text (raw)</w:t>
@@ -2108,25 +3167,45 @@
         </w:tc>
         <w:tc>
           <w:tcPr>
-            <w:tcW w:w="3860" w:type="dxa"/>
-            <w:tcBorders>
-              <w:top w:val="single" w:sz="1" w:space="0" w:color="CCCCCC"/>
-              <w:left w:val="single" w:sz="1" w:space="0" w:color="CCCCCC"/>
-              <w:bottom w:val="single" w:sz="1" w:space="0" w:color="CCCCCC"/>
-              <w:right w:val="single" w:sz="1" w:space="0" w:color="CCCCCC"/>
-            </w:tcBorders>
-            <w:shd w:val="clear" w:color="auto" w:fill="F5F7FC"/>
-            <w:tcMar>
-              <w:top w:w="80" w:type="dxa"/>
-              <w:left w:w="120" w:type="dxa"/>
-              <w:bottom w:w="80" w:type="dxa"/>
-              <w:right w:w="120" w:type="dxa"/>
-            </w:tcMar>
-          </w:tcPr>
-          <w:p>
-            <w:r>
-              <w:rPr>
-                <w:sz w:val="20"/>
+            <w:tcW w:w="6192" w:type="dxa"/>
+            <w:tcBorders>
+              <w:top w:val="single" w:sz="1" w:space="0" w:color="CCCCCC"/>
+              <w:left w:val="single" w:sz="1" w:space="0" w:color="CCCCCC"/>
+              <w:bottom w:val="single" w:sz="1" w:space="0" w:color="CCCCCC"/>
+              <w:right w:val="single" w:sz="1" w:space="0" w:color="CCCCCC"/>
+            </w:tcBorders>
+            <w:tcMar>
+              <w:top w:w="80" w:type="dxa"/>
+              <w:left w:w="120" w:type="dxa"/>
+              <w:bottom w:w="80" w:type="dxa"/>
+              <w:right w:w="120" w:type="dxa"/>
+            </w:tcMar>
+            <w:vAlign w:val="center"/>
+            <w:shd w:fill="FFFFFF"/>
+            <w:tcBorders>
+              <w:top w:val="single" w:sz="4" w:color="D9D9D9"/>
+              <w:left w:val="single" w:sz="4" w:color="D9D9D9"/>
+              <w:bottom w:val="single" w:sz="4" w:color="D9D9D9"/>
+              <w:right w:val="single" w:sz="4" w:color="D9D9D9"/>
+            </w:tcBorders>
+            <w:tcMar>
+              <w:top w:w="80" w:type="dxa"/>
+              <w:left w:w="80" w:type="dxa"/>
+              <w:bottom w:w="80" w:type="dxa"/>
+              <w:right w:w="80" w:type="dxa"/>
+            </w:tcMar>
+          </w:tcPr>
+          <w:p>
+            <w:pPr>
+              <w:keepNext w:val="0"/>
+              <w:spacing w:after="60" w:before="60" w:line="252" w:lineRule="auto"/>
+            </w:pPr>
+            <w:r>
+              <w:rPr>
+                <w:rFonts w:ascii="Calibri" w:hAnsi="Calibri"/>
+                <w:b w:val="0"/>
+                <w:color w:val="000000"/>
+                <w:sz w:val="18"/>
                 <w:szCs w:val="20"/>
               </w:rPr>
               <w:t>Good morning. I welcome you all...</w:t>
@@ -2141,27 +3220,50 @@
             <w:bottom w:w="0" w:type="dxa"/>
           </w:tblCellMar>
         </w:tblPrEx>
-        <w:tc>
-          <w:tcPr>
-            <w:tcW w:w="2000" w:type="dxa"/>
-            <w:tcBorders>
-              <w:top w:val="single" w:sz="1" w:space="0" w:color="CCCCCC"/>
-              <w:left w:val="single" w:sz="1" w:space="0" w:color="CCCCCC"/>
-              <w:bottom w:val="single" w:sz="1" w:space="0" w:color="CCCCCC"/>
-              <w:right w:val="single" w:sz="1" w:space="0" w:color="CCCCCC"/>
-            </w:tcBorders>
-            <w:shd w:val="clear" w:color="auto" w:fill="FFFFFF"/>
-            <w:tcMar>
-              <w:top w:w="80" w:type="dxa"/>
-              <w:left w:w="120" w:type="dxa"/>
-              <w:bottom w:w="80" w:type="dxa"/>
-              <w:right w:w="120" w:type="dxa"/>
-            </w:tcMar>
-          </w:tcPr>
-          <w:p>
-            <w:r>
-              <w:rPr>
-                <w:sz w:val="20"/>
+        <w:trPr>
+          <w:cantSplit/>
+        </w:trPr>
+        <w:tc>
+          <w:tcPr>
+            <w:tcW w:w="2448" w:type="dxa"/>
+            <w:tcBorders>
+              <w:top w:val="single" w:sz="1" w:space="0" w:color="CCCCCC"/>
+              <w:left w:val="single" w:sz="1" w:space="0" w:color="CCCCCC"/>
+              <w:bottom w:val="single" w:sz="1" w:space="0" w:color="CCCCCC"/>
+              <w:right w:val="single" w:sz="1" w:space="0" w:color="CCCCCC"/>
+            </w:tcBorders>
+            <w:tcMar>
+              <w:top w:w="80" w:type="dxa"/>
+              <w:left w:w="120" w:type="dxa"/>
+              <w:bottom w:w="80" w:type="dxa"/>
+              <w:right w:w="120" w:type="dxa"/>
+            </w:tcMar>
+            <w:vAlign w:val="center"/>
+            <w:shd w:fill="F4F6F8"/>
+            <w:tcBorders>
+              <w:top w:val="single" w:sz="4" w:color="D9D9D9"/>
+              <w:left w:val="single" w:sz="4" w:color="D9D9D9"/>
+              <w:bottom w:val="single" w:sz="4" w:color="D9D9D9"/>
+              <w:right w:val="single" w:sz="4" w:color="D9D9D9"/>
+            </w:tcBorders>
+            <w:tcMar>
+              <w:top w:w="80" w:type="dxa"/>
+              <w:left w:w="80" w:type="dxa"/>
+              <w:bottom w:w="80" w:type="dxa"/>
+              <w:right w:w="80" w:type="dxa"/>
+            </w:tcMar>
+          </w:tcPr>
+          <w:p>
+            <w:pPr>
+              <w:keepNext w:val="0"/>
+              <w:spacing w:after="60" w:before="60" w:line="252" w:lineRule="auto"/>
+            </w:pPr>
+            <w:r>
+              <w:rPr>
+                <w:rFonts w:ascii="Calibri" w:hAnsi="Calibri"/>
+                <w:b w:val="0"/>
+                <w:color w:val="000000"/>
+                <w:sz w:val="18"/>
                 <w:szCs w:val="20"/>
               </w:rPr>
               <w:t>url</w:t>
@@ -2170,52 +3272,91 @@
         </w:tc>
         <w:tc>
           <w:tcPr>
-            <w:tcW w:w="3500" w:type="dxa"/>
-            <w:tcBorders>
-              <w:top w:val="single" w:sz="1" w:space="0" w:color="CCCCCC"/>
-              <w:left w:val="single" w:sz="1" w:space="0" w:color="CCCCCC"/>
-              <w:bottom w:val="single" w:sz="1" w:space="0" w:color="CCCCCC"/>
-              <w:right w:val="single" w:sz="1" w:space="0" w:color="CCCCCC"/>
-            </w:tcBorders>
-            <w:shd w:val="clear" w:color="auto" w:fill="FFFFFF"/>
-            <w:tcMar>
-              <w:top w:w="80" w:type="dxa"/>
-              <w:left w:w="120" w:type="dxa"/>
-              <w:bottom w:w="80" w:type="dxa"/>
-              <w:right w:w="120" w:type="dxa"/>
-            </w:tcMar>
-          </w:tcPr>
-          <w:p>
-            <w:r>
-              <w:rPr>
-                <w:sz w:val="20"/>
-                <w:szCs w:val="20"/>
-              </w:rPr>
-              <w:t>Source URL</w:t>
-            </w:r>
-          </w:p>
-        </w:tc>
-        <w:tc>
-          <w:tcPr>
-            <w:tcW w:w="3860" w:type="dxa"/>
-            <w:tcBorders>
-              <w:top w:val="single" w:sz="1" w:space="0" w:color="CCCCCC"/>
-              <w:left w:val="single" w:sz="1" w:space="0" w:color="CCCCCC"/>
-              <w:bottom w:val="single" w:sz="1" w:space="0" w:color="CCCCCC"/>
-              <w:right w:val="single" w:sz="1" w:space="0" w:color="CCCCCC"/>
-            </w:tcBorders>
-            <w:shd w:val="clear" w:color="auto" w:fill="FFFFFF"/>
-            <w:tcMar>
-              <w:top w:w="80" w:type="dxa"/>
-              <w:left w:w="120" w:type="dxa"/>
-              <w:bottom w:w="80" w:type="dxa"/>
-              <w:right w:w="120" w:type="dxa"/>
-            </w:tcMar>
-          </w:tcPr>
-          <w:p>
-            <w:r>
-              <w:rPr>
-                <w:sz w:val="20"/>
+            <w:tcW w:w="1728" w:type="dxa"/>
+            <w:tcBorders>
+              <w:top w:val="single" w:sz="1" w:space="0" w:color="CCCCCC"/>
+              <w:left w:val="single" w:sz="1" w:space="0" w:color="CCCCCC"/>
+              <w:bottom w:val="single" w:sz="1" w:space="0" w:color="CCCCCC"/>
+              <w:right w:val="single" w:sz="1" w:space="0" w:color="CCCCCC"/>
+            </w:tcBorders>
+            <w:tcMar>
+              <w:top w:w="80" w:type="dxa"/>
+              <w:left w:w="120" w:type="dxa"/>
+              <w:bottom w:w="80" w:type="dxa"/>
+              <w:right w:w="120" w:type="dxa"/>
+            </w:tcMar>
+            <w:vAlign w:val="center"/>
+            <w:shd w:fill="F4F6F8"/>
+            <w:tcBorders>
+              <w:top w:val="single" w:sz="4" w:color="D9D9D9"/>
+              <w:left w:val="single" w:sz="4" w:color="D9D9D9"/>
+              <w:bottom w:val="single" w:sz="4" w:color="D9D9D9"/>
+              <w:right w:val="single" w:sz="4" w:color="D9D9D9"/>
+            </w:tcBorders>
+            <w:tcMar>
+              <w:top w:w="80" w:type="dxa"/>
+              <w:left w:w="80" w:type="dxa"/>
+              <w:bottom w:w="80" w:type="dxa"/>
+              <w:right w:w="80" w:type="dxa"/>
+            </w:tcMar>
+          </w:tcPr>
+          <w:p>
+            <w:pPr>
+              <w:keepNext w:val="0"/>
+              <w:spacing w:after="60" w:before="60" w:line="252" w:lineRule="auto"/>
+            </w:pPr>
+            <w:r>
+              <w:rPr>
+                <w:rFonts w:ascii="Calibri" w:hAnsi="Calibri"/>
+                <w:b w:val="0"/>
+                <w:color w:val="000000"/>
+                <w:sz w:val="18"/>
+              </w:rPr>
+              <w:t>Web URL or local PDF reference</w:t>
+            </w:r>
+          </w:p>
+        </w:tc>
+        <w:tc>
+          <w:tcPr>
+            <w:tcW w:w="6192" w:type="dxa"/>
+            <w:tcBorders>
+              <w:top w:val="single" w:sz="1" w:space="0" w:color="CCCCCC"/>
+              <w:left w:val="single" w:sz="1" w:space="0" w:color="CCCCCC"/>
+              <w:bottom w:val="single" w:sz="1" w:space="0" w:color="CCCCCC"/>
+              <w:right w:val="single" w:sz="1" w:space="0" w:color="CCCCCC"/>
+            </w:tcBorders>
+            <w:tcMar>
+              <w:top w:w="80" w:type="dxa"/>
+              <w:left w:w="120" w:type="dxa"/>
+              <w:bottom w:w="80" w:type="dxa"/>
+              <w:right w:w="120" w:type="dxa"/>
+            </w:tcMar>
+            <w:vAlign w:val="center"/>
+            <w:shd w:fill="F4F6F8"/>
+            <w:tcBorders>
+              <w:top w:val="single" w:sz="4" w:color="D9D9D9"/>
+              <w:left w:val="single" w:sz="4" w:color="D9D9D9"/>
+              <w:bottom w:val="single" w:sz="4" w:color="D9D9D9"/>
+              <w:right w:val="single" w:sz="4" w:color="D9D9D9"/>
+            </w:tcBorders>
+            <w:tcMar>
+              <w:top w:w="80" w:type="dxa"/>
+              <w:left w:w="80" w:type="dxa"/>
+              <w:bottom w:w="80" w:type="dxa"/>
+              <w:right w:w="80" w:type="dxa"/>
+            </w:tcMar>
+          </w:tcPr>
+          <w:p>
+            <w:pPr>
+              <w:keepNext w:val="0"/>
+              <w:spacing w:after="60" w:before="60" w:line="252" w:lineRule="auto"/>
+            </w:pPr>
+            <w:r>
+              <w:rPr>
+                <w:rFonts w:ascii="Calibri" w:hAnsi="Calibri"/>
+                <w:b w:val="0"/>
+                <w:color w:val="000000"/>
+                <w:sz w:val="18"/>
                 <w:szCs w:val="20"/>
               </w:rPr>
               <w:t>https://www.rbi.org.in/Scripts/...</w:t>
@@ -2226,85 +3367,49 @@
     </w:tbl>
     <w:p>
       <w:pPr>
-        <w:spacing w:before="80" w:after="80"/>
-      </w:pPr>
-    </w:p>
-    <w:p>
-      <w:pPr>
-        <w:spacing w:before="80" w:after="80"/>
+        <w:pageBreakBefore w:val="0"/>
+        <w:spacing w:before="160" w:after="120" w:line="259" w:lineRule="auto"/>
         <w:jc w:val="both"/>
       </w:pPr>
       <w:r>
-        <w:t>Total dataset: 305 statements across 4 central banks, covering 1996 to 2026.</w:t>
+        <w:rPr>
+          <w:rFonts w:ascii="Calibri" w:hAnsi="Calibri"/>
+          <w:color w:val="000000"/>
+          <w:sz w:val="20"/>
+        </w:rPr>
+        <w:t>Final snapshot: 302 unique communications from four banks. The older brics_mpc_statements.csv has 305 rows, including 60 repeated RBI rows; it is an intermediate file, not the analysis corpus.</w:t>
       </w:r>
     </w:p>
     <w:p>
       <w:pPr>
-        <w:spacing w:before="80" w:after="80"/>
-      </w:pPr>
-    </w:p>
-    <w:p>
-      <w:pPr>
-        <w:spacing w:before="80" w:after="80"/>
-      </w:pPr>
-    </w:p>
-    <w:p>
-      <w:pPr>
-        <w:spacing w:before="80" w:after="80"/>
-      </w:pPr>
-    </w:p>
-    <w:p>
-      <w:pPr>
-        <w:spacing w:before="80" w:after="80"/>
-      </w:pPr>
-    </w:p>
-    <w:p>
-      <w:pPr>
-        <w:spacing w:before="80" w:after="80"/>
-      </w:pPr>
-    </w:p>
-    <w:p>
-      <w:pPr>
-        <w:spacing w:before="80" w:after="80"/>
-      </w:pPr>
-    </w:p>
-    <w:p>
-      <w:pPr>
-        <w:spacing w:before="80" w:after="80"/>
-      </w:pPr>
-    </w:p>
-    <w:p>
-      <w:pPr>
-        <w:spacing w:before="80" w:after="80"/>
-      </w:pPr>
-    </w:p>
-    <w:p>
-      <w:pPr>
-        <w:spacing w:before="80" w:after="80"/>
-      </w:pPr>
-    </w:p>
-    <w:p>
-      <w:pPr>
         <w:pStyle w:val="Heading1"/>
+        <w:keepNext/>
+        <w:pageBreakBefore w:val="0"/>
+        <w:spacing w:line="259" w:lineRule="auto" w:after="120"/>
       </w:pPr>
       <w:r>
-        <w:lastRenderedPageBreak/>
-        <w:t>5. Technical Summary</w:t>
+        <w:rPr>
+          <w:rFonts w:ascii="Calibri" w:hAnsi="Calibri"/>
+          <w:color w:val="000000"/>
+          <w:sz w:val="28"/>
+        </w:rPr>
+        <w:t>5 Technical Summary</w:t>
       </w:r>
     </w:p>
     <w:p>
       <w:pPr>
-        <w:spacing w:before="80" w:after="80"/>
+        <w:pageBreakBefore w:val="0"/>
+        <w:spacing w:before="80" w:after="120" w:line="259" w:lineRule="auto"/>
         <w:jc w:val="both"/>
       </w:pPr>
       <w:r>
-        <w:t>The project demonstrates four distinct data collection techniques, each chosen to match the accessibility profile of the target source:</w:t>
+        <w:rPr>
+          <w:rFonts w:ascii="Calibri" w:hAnsi="Calibri"/>
+          <w:color w:val="000000"/>
+          <w:sz w:val="20"/>
+        </w:rPr>
+        <w:t>The collection combines HTML extraction, browser-rendered pages, BIS bulk text and local RBI PDFs. PyMuPDF extracts page text from 57 PDFs; dates come from filenames and titles are generated from those dates. No OCR is implemented.</w:t>
       </w:r>
-    </w:p>
-    <w:p>
-      <w:pPr>
-        <w:spacing w:before="80" w:after="80"/>
-      </w:pPr>
     </w:p>
     <w:tbl>
       <w:tblPr>
@@ -2317,6 +3422,7 @@
           <w:insideH w:val="single" w:sz="4" w:space="0" w:color="auto"/>
           <w:insideV w:val="single" w:sz="4" w:space="0" w:color="auto"/>
         </w:tblBorders>
+        <w:tblLayout w:type="fixed"/>
         <w:tblCellMar>
           <w:left w:w="10" w:type="dxa"/>
           <w:right w:w="10" w:type="dxa"/>
@@ -2324,10 +3430,10 @@
         <w:tblLook w:val="04A0" w:firstRow="1" w:lastRow="0" w:firstColumn="1" w:lastColumn="0" w:noHBand="0" w:noVBand="1"/>
       </w:tblPr>
       <w:tblGrid>
-        <w:gridCol w:w="2000"/>
-        <w:gridCol w:w="2200"/>
-        <w:gridCol w:w="2000"/>
-        <w:gridCol w:w="3160"/>
+        <w:gridCol w:w="2304"/>
+        <w:gridCol w:w="1872"/>
+        <w:gridCol w:w="2016"/>
+        <w:gridCol w:w="4176"/>
       </w:tblGrid>
       <w:tr>
         <w:tblPrEx>
@@ -2336,33 +3442,53 @@
             <w:bottom w:w="0" w:type="dxa"/>
           </w:tblCellMar>
         </w:tblPrEx>
-        <w:tc>
-          <w:tcPr>
-            <w:tcW w:w="2000" w:type="dxa"/>
+        <w:trPr>
+          <w:cantSplit/>
+          <w:tblHeader/>
+        </w:trPr>
+        <w:tc>
+          <w:tcPr>
+            <w:tcW w:w="2304" w:type="dxa"/>
             <w:tcBorders>
               <w:top w:val="single" w:sz="1" w:space="0" w:color="2E4B8F"/>
               <w:left w:val="single" w:sz="1" w:space="0" w:color="2E4B8F"/>
               <w:bottom w:val="single" w:sz="1" w:space="0" w:color="2E4B8F"/>
               <w:right w:val="single" w:sz="1" w:space="0" w:color="2E4B8F"/>
             </w:tcBorders>
-            <w:shd w:val="clear" w:color="auto" w:fill="2E4B8F"/>
-            <w:tcMar>
-              <w:top w:w="80" w:type="dxa"/>
-              <w:left w:w="120" w:type="dxa"/>
-              <w:bottom w:w="80" w:type="dxa"/>
-              <w:right w:w="120" w:type="dxa"/>
-            </w:tcMar>
-          </w:tcPr>
-          <w:p>
-            <w:pPr>
+            <w:tcMar>
+              <w:top w:w="80" w:type="dxa"/>
+              <w:left w:w="120" w:type="dxa"/>
+              <w:bottom w:w="80" w:type="dxa"/>
+              <w:right w:w="120" w:type="dxa"/>
+            </w:tcMar>
+            <w:vAlign w:val="center"/>
+            <w:shd w:fill="DCE6F1"/>
+            <w:tcBorders>
+              <w:top w:val="single" w:sz="4" w:color="D9D9D9"/>
+              <w:left w:val="single" w:sz="4" w:color="D9D9D9"/>
+              <w:bottom w:val="single" w:sz="4" w:color="D9D9D9"/>
+              <w:right w:val="single" w:sz="4" w:color="D9D9D9"/>
+            </w:tcBorders>
+            <w:tcMar>
+              <w:top w:w="80" w:type="dxa"/>
+              <w:left w:w="80" w:type="dxa"/>
+              <w:bottom w:w="80" w:type="dxa"/>
+              <w:right w:w="80" w:type="dxa"/>
+            </w:tcMar>
+          </w:tcPr>
+          <w:p>
+            <w:pPr>
+              <w:keepNext w:val="0"/>
+              <w:spacing w:after="60" w:before="60" w:line="252" w:lineRule="auto"/>
               <w:jc w:val="center"/>
             </w:pPr>
             <w:r>
               <w:rPr>
+                <w:rFonts w:ascii="Calibri" w:hAnsi="Calibri"/>
                 <w:b/>
                 <w:bCs/>
-                <w:color w:val="FFFFFF"/>
-                <w:sz w:val="20"/>
+                <w:color w:val="000000"/>
+                <w:sz w:val="18"/>
                 <w:szCs w:val="20"/>
               </w:rPr>
               <w:t>Technique</w:t>
@@ -2371,31 +3497,47 @@
         </w:tc>
         <w:tc>
           <w:tcPr>
-            <w:tcW w:w="2200" w:type="dxa"/>
+            <w:tcW w:w="1872" w:type="dxa"/>
             <w:tcBorders>
               <w:top w:val="single" w:sz="1" w:space="0" w:color="2E4B8F"/>
               <w:left w:val="single" w:sz="1" w:space="0" w:color="2E4B8F"/>
               <w:bottom w:val="single" w:sz="1" w:space="0" w:color="2E4B8F"/>
               <w:right w:val="single" w:sz="1" w:space="0" w:color="2E4B8F"/>
             </w:tcBorders>
-            <w:shd w:val="clear" w:color="auto" w:fill="2E4B8F"/>
-            <w:tcMar>
-              <w:top w:w="80" w:type="dxa"/>
-              <w:left w:w="120" w:type="dxa"/>
-              <w:bottom w:w="80" w:type="dxa"/>
-              <w:right w:w="120" w:type="dxa"/>
-            </w:tcMar>
-          </w:tcPr>
-          <w:p>
-            <w:pPr>
+            <w:tcMar>
+              <w:top w:w="80" w:type="dxa"/>
+              <w:left w:w="120" w:type="dxa"/>
+              <w:bottom w:w="80" w:type="dxa"/>
+              <w:right w:w="120" w:type="dxa"/>
+            </w:tcMar>
+            <w:vAlign w:val="center"/>
+            <w:shd w:fill="DCE6F1"/>
+            <w:tcBorders>
+              <w:top w:val="single" w:sz="4" w:color="D9D9D9"/>
+              <w:left w:val="single" w:sz="4" w:color="D9D9D9"/>
+              <w:bottom w:val="single" w:sz="4" w:color="D9D9D9"/>
+              <w:right w:val="single" w:sz="4" w:color="D9D9D9"/>
+            </w:tcBorders>
+            <w:tcMar>
+              <w:top w:w="80" w:type="dxa"/>
+              <w:left w:w="80" w:type="dxa"/>
+              <w:bottom w:w="80" w:type="dxa"/>
+              <w:right w:w="80" w:type="dxa"/>
+            </w:tcMar>
+          </w:tcPr>
+          <w:p>
+            <w:pPr>
+              <w:keepNext w:val="0"/>
+              <w:spacing w:after="60" w:before="60" w:line="252" w:lineRule="auto"/>
               <w:jc w:val="center"/>
             </w:pPr>
             <w:r>
               <w:rPr>
+                <w:rFonts w:ascii="Calibri" w:hAnsi="Calibri"/>
                 <w:b/>
                 <w:bCs/>
-                <w:color w:val="FFFFFF"/>
-                <w:sz w:val="20"/>
+                <w:color w:val="000000"/>
+                <w:sz w:val="18"/>
                 <w:szCs w:val="20"/>
               </w:rPr>
               <w:t>Library</w:t>
@@ -2404,31 +3546,47 @@
         </w:tc>
         <w:tc>
           <w:tcPr>
-            <w:tcW w:w="2000" w:type="dxa"/>
+            <w:tcW w:w="2016" w:type="dxa"/>
             <w:tcBorders>
               <w:top w:val="single" w:sz="1" w:space="0" w:color="2E4B8F"/>
               <w:left w:val="single" w:sz="1" w:space="0" w:color="2E4B8F"/>
               <w:bottom w:val="single" w:sz="1" w:space="0" w:color="2E4B8F"/>
               <w:right w:val="single" w:sz="1" w:space="0" w:color="2E4B8F"/>
             </w:tcBorders>
-            <w:shd w:val="clear" w:color="auto" w:fill="2E4B8F"/>
-            <w:tcMar>
-              <w:top w:w="80" w:type="dxa"/>
-              <w:left w:w="120" w:type="dxa"/>
-              <w:bottom w:w="80" w:type="dxa"/>
-              <w:right w:w="120" w:type="dxa"/>
-            </w:tcMar>
-          </w:tcPr>
-          <w:p>
-            <w:pPr>
+            <w:tcMar>
+              <w:top w:w="80" w:type="dxa"/>
+              <w:left w:w="120" w:type="dxa"/>
+              <w:bottom w:w="80" w:type="dxa"/>
+              <w:right w:w="120" w:type="dxa"/>
+            </w:tcMar>
+            <w:vAlign w:val="center"/>
+            <w:shd w:fill="DCE6F1"/>
+            <w:tcBorders>
+              <w:top w:val="single" w:sz="4" w:color="D9D9D9"/>
+              <w:left w:val="single" w:sz="4" w:color="D9D9D9"/>
+              <w:bottom w:val="single" w:sz="4" w:color="D9D9D9"/>
+              <w:right w:val="single" w:sz="4" w:color="D9D9D9"/>
+            </w:tcBorders>
+            <w:tcMar>
+              <w:top w:w="80" w:type="dxa"/>
+              <w:left w:w="80" w:type="dxa"/>
+              <w:bottom w:w="80" w:type="dxa"/>
+              <w:right w:w="80" w:type="dxa"/>
+            </w:tcMar>
+          </w:tcPr>
+          <w:p>
+            <w:pPr>
+              <w:keepNext w:val="0"/>
+              <w:spacing w:after="60" w:before="60" w:line="252" w:lineRule="auto"/>
               <w:jc w:val="center"/>
             </w:pPr>
             <w:r>
               <w:rPr>
+                <w:rFonts w:ascii="Calibri" w:hAnsi="Calibri"/>
                 <w:b/>
                 <w:bCs/>
-                <w:color w:val="FFFFFF"/>
-                <w:sz w:val="20"/>
+                <w:color w:val="000000"/>
+                <w:sz w:val="18"/>
                 <w:szCs w:val="20"/>
               </w:rPr>
               <w:t>Used For</w:t>
@@ -2437,31 +3595,47 @@
         </w:tc>
         <w:tc>
           <w:tcPr>
-            <w:tcW w:w="3160" w:type="dxa"/>
+            <w:tcW w:w="4176" w:type="dxa"/>
             <w:tcBorders>
               <w:top w:val="single" w:sz="1" w:space="0" w:color="2E4B8F"/>
               <w:left w:val="single" w:sz="1" w:space="0" w:color="2E4B8F"/>
               <w:bottom w:val="single" w:sz="1" w:space="0" w:color="2E4B8F"/>
               <w:right w:val="single" w:sz="1" w:space="0" w:color="2E4B8F"/>
             </w:tcBorders>
-            <w:shd w:val="clear" w:color="auto" w:fill="2E4B8F"/>
-            <w:tcMar>
-              <w:top w:w="80" w:type="dxa"/>
-              <w:left w:w="120" w:type="dxa"/>
-              <w:bottom w:w="80" w:type="dxa"/>
-              <w:right w:w="120" w:type="dxa"/>
-            </w:tcMar>
-          </w:tcPr>
-          <w:p>
-            <w:pPr>
+            <w:tcMar>
+              <w:top w:w="80" w:type="dxa"/>
+              <w:left w:w="120" w:type="dxa"/>
+              <w:bottom w:w="80" w:type="dxa"/>
+              <w:right w:w="120" w:type="dxa"/>
+            </w:tcMar>
+            <w:vAlign w:val="center"/>
+            <w:shd w:fill="DCE6F1"/>
+            <w:tcBorders>
+              <w:top w:val="single" w:sz="4" w:color="D9D9D9"/>
+              <w:left w:val="single" w:sz="4" w:color="D9D9D9"/>
+              <w:bottom w:val="single" w:sz="4" w:color="D9D9D9"/>
+              <w:right w:val="single" w:sz="4" w:color="D9D9D9"/>
+            </w:tcBorders>
+            <w:tcMar>
+              <w:top w:w="80" w:type="dxa"/>
+              <w:left w:w="80" w:type="dxa"/>
+              <w:bottom w:w="80" w:type="dxa"/>
+              <w:right w:w="80" w:type="dxa"/>
+            </w:tcMar>
+          </w:tcPr>
+          <w:p>
+            <w:pPr>
+              <w:keepNext w:val="0"/>
+              <w:spacing w:after="60" w:before="60" w:line="252" w:lineRule="auto"/>
               <w:jc w:val="center"/>
             </w:pPr>
             <w:r>
               <w:rPr>
+                <w:rFonts w:ascii="Calibri" w:hAnsi="Calibri"/>
                 <w:b/>
                 <w:bCs/>
-                <w:color w:val="FFFFFF"/>
-                <w:sz w:val="20"/>
+                <w:color w:val="000000"/>
+                <w:sz w:val="18"/>
                 <w:szCs w:val="20"/>
               </w:rPr>
               <w:t>Key Challenge Overcome</w:t>
@@ -2476,27 +3650,50 @@
             <w:bottom w:w="0" w:type="dxa"/>
           </w:tblCellMar>
         </w:tblPrEx>
-        <w:tc>
-          <w:tcPr>
-            <w:tcW w:w="2000" w:type="dxa"/>
-            <w:tcBorders>
-              <w:top w:val="single" w:sz="1" w:space="0" w:color="CCCCCC"/>
-              <w:left w:val="single" w:sz="1" w:space="0" w:color="CCCCCC"/>
-              <w:bottom w:val="single" w:sz="1" w:space="0" w:color="CCCCCC"/>
-              <w:right w:val="single" w:sz="1" w:space="0" w:color="CCCCCC"/>
-            </w:tcBorders>
-            <w:shd w:val="clear" w:color="auto" w:fill="F5F7FC"/>
-            <w:tcMar>
-              <w:top w:w="80" w:type="dxa"/>
-              <w:left w:w="120" w:type="dxa"/>
-              <w:bottom w:w="80" w:type="dxa"/>
-              <w:right w:w="120" w:type="dxa"/>
-            </w:tcMar>
-          </w:tcPr>
-          <w:p>
-            <w:r>
-              <w:rPr>
-                <w:sz w:val="20"/>
+        <w:trPr>
+          <w:cantSplit/>
+        </w:trPr>
+        <w:tc>
+          <w:tcPr>
+            <w:tcW w:w="2304" w:type="dxa"/>
+            <w:tcBorders>
+              <w:top w:val="single" w:sz="1" w:space="0" w:color="CCCCCC"/>
+              <w:left w:val="single" w:sz="1" w:space="0" w:color="CCCCCC"/>
+              <w:bottom w:val="single" w:sz="1" w:space="0" w:color="CCCCCC"/>
+              <w:right w:val="single" w:sz="1" w:space="0" w:color="CCCCCC"/>
+            </w:tcBorders>
+            <w:tcMar>
+              <w:top w:w="80" w:type="dxa"/>
+              <w:left w:w="120" w:type="dxa"/>
+              <w:bottom w:w="80" w:type="dxa"/>
+              <w:right w:w="120" w:type="dxa"/>
+            </w:tcMar>
+            <w:vAlign w:val="center"/>
+            <w:shd w:fill="FFFFFF"/>
+            <w:tcBorders>
+              <w:top w:val="single" w:sz="4" w:color="D9D9D9"/>
+              <w:left w:val="single" w:sz="4" w:color="D9D9D9"/>
+              <w:bottom w:val="single" w:sz="4" w:color="D9D9D9"/>
+              <w:right w:val="single" w:sz="4" w:color="D9D9D9"/>
+            </w:tcBorders>
+            <w:tcMar>
+              <w:top w:w="80" w:type="dxa"/>
+              <w:left w:w="80" w:type="dxa"/>
+              <w:bottom w:w="80" w:type="dxa"/>
+              <w:right w:w="80" w:type="dxa"/>
+            </w:tcMar>
+          </w:tcPr>
+          <w:p>
+            <w:pPr>
+              <w:keepNext w:val="0"/>
+              <w:spacing w:after="60" w:before="60" w:line="252" w:lineRule="auto"/>
+            </w:pPr>
+            <w:r>
+              <w:rPr>
+                <w:rFonts w:ascii="Calibri" w:hAnsi="Calibri"/>
+                <w:b w:val="0"/>
+                <w:color w:val="000000"/>
+                <w:sz w:val="18"/>
                 <w:szCs w:val="20"/>
               </w:rPr>
               <w:t>HTTP scraping</w:t>
@@ -2505,25 +3702,45 @@
         </w:tc>
         <w:tc>
           <w:tcPr>
-            <w:tcW w:w="2200" w:type="dxa"/>
-            <w:tcBorders>
-              <w:top w:val="single" w:sz="1" w:space="0" w:color="CCCCCC"/>
-              <w:left w:val="single" w:sz="1" w:space="0" w:color="CCCCCC"/>
-              <w:bottom w:val="single" w:sz="1" w:space="0" w:color="CCCCCC"/>
-              <w:right w:val="single" w:sz="1" w:space="0" w:color="CCCCCC"/>
-            </w:tcBorders>
-            <w:shd w:val="clear" w:color="auto" w:fill="F5F7FC"/>
-            <w:tcMar>
-              <w:top w:w="80" w:type="dxa"/>
-              <w:left w:w="120" w:type="dxa"/>
-              <w:bottom w:w="80" w:type="dxa"/>
-              <w:right w:w="120" w:type="dxa"/>
-            </w:tcMar>
-          </w:tcPr>
-          <w:p>
-            <w:r>
-              <w:rPr>
-                <w:sz w:val="20"/>
+            <w:tcW w:w="1872" w:type="dxa"/>
+            <w:tcBorders>
+              <w:top w:val="single" w:sz="1" w:space="0" w:color="CCCCCC"/>
+              <w:left w:val="single" w:sz="1" w:space="0" w:color="CCCCCC"/>
+              <w:bottom w:val="single" w:sz="1" w:space="0" w:color="CCCCCC"/>
+              <w:right w:val="single" w:sz="1" w:space="0" w:color="CCCCCC"/>
+            </w:tcBorders>
+            <w:tcMar>
+              <w:top w:w="80" w:type="dxa"/>
+              <w:left w:w="120" w:type="dxa"/>
+              <w:bottom w:w="80" w:type="dxa"/>
+              <w:right w:w="120" w:type="dxa"/>
+            </w:tcMar>
+            <w:vAlign w:val="center"/>
+            <w:shd w:fill="FFFFFF"/>
+            <w:tcBorders>
+              <w:top w:val="single" w:sz="4" w:color="D9D9D9"/>
+              <w:left w:val="single" w:sz="4" w:color="D9D9D9"/>
+              <w:bottom w:val="single" w:sz="4" w:color="D9D9D9"/>
+              <w:right w:val="single" w:sz="4" w:color="D9D9D9"/>
+            </w:tcBorders>
+            <w:tcMar>
+              <w:top w:w="80" w:type="dxa"/>
+              <w:left w:w="80" w:type="dxa"/>
+              <w:bottom w:w="80" w:type="dxa"/>
+              <w:right w:w="80" w:type="dxa"/>
+            </w:tcMar>
+          </w:tcPr>
+          <w:p>
+            <w:pPr>
+              <w:keepNext w:val="0"/>
+              <w:spacing w:after="60" w:before="60" w:line="252" w:lineRule="auto"/>
+            </w:pPr>
+            <w:r>
+              <w:rPr>
+                <w:rFonts w:ascii="Calibri" w:hAnsi="Calibri"/>
+                <w:b w:val="0"/>
+                <w:color w:val="000000"/>
+                <w:sz w:val="18"/>
                 <w:szCs w:val="20"/>
               </w:rPr>
               <w:t>requests, BeautifulSoup</w:t>
@@ -2532,25 +3749,45 @@
         </w:tc>
         <w:tc>
           <w:tcPr>
-            <w:tcW w:w="2000" w:type="dxa"/>
-            <w:tcBorders>
-              <w:top w:val="single" w:sz="1" w:space="0" w:color="CCCCCC"/>
-              <w:left w:val="single" w:sz="1" w:space="0" w:color="CCCCCC"/>
-              <w:bottom w:val="single" w:sz="1" w:space="0" w:color="CCCCCC"/>
-              <w:right w:val="single" w:sz="1" w:space="0" w:color="CCCCCC"/>
-            </w:tcBorders>
-            <w:shd w:val="clear" w:color="auto" w:fill="F5F7FC"/>
-            <w:tcMar>
-              <w:top w:w="80" w:type="dxa"/>
-              <w:left w:w="120" w:type="dxa"/>
-              <w:bottom w:w="80" w:type="dxa"/>
-              <w:right w:w="120" w:type="dxa"/>
-            </w:tcMar>
-          </w:tcPr>
-          <w:p>
-            <w:r>
-              <w:rPr>
-                <w:sz w:val="20"/>
+            <w:tcW w:w="2016" w:type="dxa"/>
+            <w:tcBorders>
+              <w:top w:val="single" w:sz="1" w:space="0" w:color="CCCCCC"/>
+              <w:left w:val="single" w:sz="1" w:space="0" w:color="CCCCCC"/>
+              <w:bottom w:val="single" w:sz="1" w:space="0" w:color="CCCCCC"/>
+              <w:right w:val="single" w:sz="1" w:space="0" w:color="CCCCCC"/>
+            </w:tcBorders>
+            <w:tcMar>
+              <w:top w:w="80" w:type="dxa"/>
+              <w:left w:w="120" w:type="dxa"/>
+              <w:bottom w:w="80" w:type="dxa"/>
+              <w:right w:w="120" w:type="dxa"/>
+            </w:tcMar>
+            <w:vAlign w:val="center"/>
+            <w:shd w:fill="FFFFFF"/>
+            <w:tcBorders>
+              <w:top w:val="single" w:sz="4" w:color="D9D9D9"/>
+              <w:left w:val="single" w:sz="4" w:color="D9D9D9"/>
+              <w:bottom w:val="single" w:sz="4" w:color="D9D9D9"/>
+              <w:right w:val="single" w:sz="4" w:color="D9D9D9"/>
+            </w:tcBorders>
+            <w:tcMar>
+              <w:top w:w="80" w:type="dxa"/>
+              <w:left w:w="80" w:type="dxa"/>
+              <w:bottom w:w="80" w:type="dxa"/>
+              <w:right w:w="80" w:type="dxa"/>
+            </w:tcMar>
+          </w:tcPr>
+          <w:p>
+            <w:pPr>
+              <w:keepNext w:val="0"/>
+              <w:spacing w:after="60" w:before="60" w:line="252" w:lineRule="auto"/>
+            </w:pPr>
+            <w:r>
+              <w:rPr>
+                <w:rFonts w:ascii="Calibri" w:hAnsi="Calibri"/>
+                <w:b w:val="0"/>
+                <w:color w:val="000000"/>
+                <w:sz w:val="18"/>
                 <w:szCs w:val="20"/>
               </w:rPr>
               <w:t>RBI, CBR</w:t>
@@ -2559,25 +3796,45 @@
         </w:tc>
         <w:tc>
           <w:tcPr>
-            <w:tcW w:w="3160" w:type="dxa"/>
-            <w:tcBorders>
-              <w:top w:val="single" w:sz="1" w:space="0" w:color="CCCCCC"/>
-              <w:left w:val="single" w:sz="1" w:space="0" w:color="CCCCCC"/>
-              <w:bottom w:val="single" w:sz="1" w:space="0" w:color="CCCCCC"/>
-              <w:right w:val="single" w:sz="1" w:space="0" w:color="CCCCCC"/>
-            </w:tcBorders>
-            <w:shd w:val="clear" w:color="auto" w:fill="F5F7FC"/>
-            <w:tcMar>
-              <w:top w:w="80" w:type="dxa"/>
-              <w:left w:w="120" w:type="dxa"/>
-              <w:bottom w:w="80" w:type="dxa"/>
-              <w:right w:w="120" w:type="dxa"/>
-            </w:tcMar>
-          </w:tcPr>
-          <w:p>
-            <w:r>
-              <w:rPr>
-                <w:sz w:val="20"/>
+            <w:tcW w:w="4176" w:type="dxa"/>
+            <w:tcBorders>
+              <w:top w:val="single" w:sz="1" w:space="0" w:color="CCCCCC"/>
+              <w:left w:val="single" w:sz="1" w:space="0" w:color="CCCCCC"/>
+              <w:bottom w:val="single" w:sz="1" w:space="0" w:color="CCCCCC"/>
+              <w:right w:val="single" w:sz="1" w:space="0" w:color="CCCCCC"/>
+            </w:tcBorders>
+            <w:tcMar>
+              <w:top w:w="80" w:type="dxa"/>
+              <w:left w:w="120" w:type="dxa"/>
+              <w:bottom w:w="80" w:type="dxa"/>
+              <w:right w:w="120" w:type="dxa"/>
+            </w:tcMar>
+            <w:vAlign w:val="center"/>
+            <w:shd w:fill="FFFFFF"/>
+            <w:tcBorders>
+              <w:top w:val="single" w:sz="4" w:color="D9D9D9"/>
+              <w:left w:val="single" w:sz="4" w:color="D9D9D9"/>
+              <w:bottom w:val="single" w:sz="4" w:color="D9D9D9"/>
+              <w:right w:val="single" w:sz="4" w:color="D9D9D9"/>
+            </w:tcBorders>
+            <w:tcMar>
+              <w:top w:w="80" w:type="dxa"/>
+              <w:left w:w="80" w:type="dxa"/>
+              <w:bottom w:w="80" w:type="dxa"/>
+              <w:right w:w="80" w:type="dxa"/>
+            </w:tcMar>
+          </w:tcPr>
+          <w:p>
+            <w:pPr>
+              <w:keepNext w:val="0"/>
+              <w:spacing w:after="60" w:before="60" w:line="252" w:lineRule="auto"/>
+            </w:pPr>
+            <w:r>
+              <w:rPr>
+                <w:rFonts w:ascii="Calibri" w:hAnsi="Calibri"/>
+                <w:b w:val="0"/>
+                <w:color w:val="000000"/>
+                <w:sz w:val="18"/>
                 <w:szCs w:val="20"/>
               </w:rPr>
               <w:t>Unicode apostrophe matching (RBI); calendar page navigation (CBR)</w:t>
@@ -2592,27 +3849,50 @@
             <w:bottom w:w="0" w:type="dxa"/>
           </w:tblCellMar>
         </w:tblPrEx>
-        <w:tc>
-          <w:tcPr>
-            <w:tcW w:w="2000" w:type="dxa"/>
-            <w:tcBorders>
-              <w:top w:val="single" w:sz="1" w:space="0" w:color="CCCCCC"/>
-              <w:left w:val="single" w:sz="1" w:space="0" w:color="CCCCCC"/>
-              <w:bottom w:val="single" w:sz="1" w:space="0" w:color="CCCCCC"/>
-              <w:right w:val="single" w:sz="1" w:space="0" w:color="CCCCCC"/>
-            </w:tcBorders>
-            <w:shd w:val="clear" w:color="auto" w:fill="FFFFFF"/>
-            <w:tcMar>
-              <w:top w:w="80" w:type="dxa"/>
-              <w:left w:w="120" w:type="dxa"/>
-              <w:bottom w:w="80" w:type="dxa"/>
-              <w:right w:w="120" w:type="dxa"/>
-            </w:tcMar>
-          </w:tcPr>
-          <w:p>
-            <w:r>
-              <w:rPr>
-                <w:sz w:val="20"/>
+        <w:trPr>
+          <w:cantSplit/>
+        </w:trPr>
+        <w:tc>
+          <w:tcPr>
+            <w:tcW w:w="2304" w:type="dxa"/>
+            <w:tcBorders>
+              <w:top w:val="single" w:sz="1" w:space="0" w:color="CCCCCC"/>
+              <w:left w:val="single" w:sz="1" w:space="0" w:color="CCCCCC"/>
+              <w:bottom w:val="single" w:sz="1" w:space="0" w:color="CCCCCC"/>
+              <w:right w:val="single" w:sz="1" w:space="0" w:color="CCCCCC"/>
+            </w:tcBorders>
+            <w:tcMar>
+              <w:top w:w="80" w:type="dxa"/>
+              <w:left w:w="120" w:type="dxa"/>
+              <w:bottom w:w="80" w:type="dxa"/>
+              <w:right w:w="120" w:type="dxa"/>
+            </w:tcMar>
+            <w:vAlign w:val="center"/>
+            <w:shd w:fill="F4F6F8"/>
+            <w:tcBorders>
+              <w:top w:val="single" w:sz="4" w:color="D9D9D9"/>
+              <w:left w:val="single" w:sz="4" w:color="D9D9D9"/>
+              <w:bottom w:val="single" w:sz="4" w:color="D9D9D9"/>
+              <w:right w:val="single" w:sz="4" w:color="D9D9D9"/>
+            </w:tcBorders>
+            <w:tcMar>
+              <w:top w:w="80" w:type="dxa"/>
+              <w:left w:w="80" w:type="dxa"/>
+              <w:bottom w:w="80" w:type="dxa"/>
+              <w:right w:w="80" w:type="dxa"/>
+            </w:tcMar>
+          </w:tcPr>
+          <w:p>
+            <w:pPr>
+              <w:keepNext w:val="0"/>
+              <w:spacing w:after="60" w:before="60" w:line="252" w:lineRule="auto"/>
+            </w:pPr>
+            <w:r>
+              <w:rPr>
+                <w:rFonts w:ascii="Calibri" w:hAnsi="Calibri"/>
+                <w:b w:val="0"/>
+                <w:color w:val="000000"/>
+                <w:sz w:val="18"/>
                 <w:szCs w:val="20"/>
               </w:rPr>
               <w:t>Headless browser scraping</w:t>
@@ -2621,25 +3901,45 @@
         </w:tc>
         <w:tc>
           <w:tcPr>
-            <w:tcW w:w="2200" w:type="dxa"/>
-            <w:tcBorders>
-              <w:top w:val="single" w:sz="1" w:space="0" w:color="CCCCCC"/>
-              <w:left w:val="single" w:sz="1" w:space="0" w:color="CCCCCC"/>
-              <w:bottom w:val="single" w:sz="1" w:space="0" w:color="CCCCCC"/>
-              <w:right w:val="single" w:sz="1" w:space="0" w:color="CCCCCC"/>
-            </w:tcBorders>
-            <w:shd w:val="clear" w:color="auto" w:fill="FFFFFF"/>
-            <w:tcMar>
-              <w:top w:w="80" w:type="dxa"/>
-              <w:left w:w="120" w:type="dxa"/>
-              <w:bottom w:w="80" w:type="dxa"/>
-              <w:right w:w="120" w:type="dxa"/>
-            </w:tcMar>
-          </w:tcPr>
-          <w:p>
-            <w:r>
-              <w:rPr>
-                <w:sz w:val="20"/>
+            <w:tcW w:w="1872" w:type="dxa"/>
+            <w:tcBorders>
+              <w:top w:val="single" w:sz="1" w:space="0" w:color="CCCCCC"/>
+              <w:left w:val="single" w:sz="1" w:space="0" w:color="CCCCCC"/>
+              <w:bottom w:val="single" w:sz="1" w:space="0" w:color="CCCCCC"/>
+              <w:right w:val="single" w:sz="1" w:space="0" w:color="CCCCCC"/>
+            </w:tcBorders>
+            <w:tcMar>
+              <w:top w:w="80" w:type="dxa"/>
+              <w:left w:w="120" w:type="dxa"/>
+              <w:bottom w:w="80" w:type="dxa"/>
+              <w:right w:w="120" w:type="dxa"/>
+            </w:tcMar>
+            <w:vAlign w:val="center"/>
+            <w:shd w:fill="F4F6F8"/>
+            <w:tcBorders>
+              <w:top w:val="single" w:sz="4" w:color="D9D9D9"/>
+              <w:left w:val="single" w:sz="4" w:color="D9D9D9"/>
+              <w:bottom w:val="single" w:sz="4" w:color="D9D9D9"/>
+              <w:right w:val="single" w:sz="4" w:color="D9D9D9"/>
+            </w:tcBorders>
+            <w:tcMar>
+              <w:top w:w="80" w:type="dxa"/>
+              <w:left w:w="80" w:type="dxa"/>
+              <w:bottom w:w="80" w:type="dxa"/>
+              <w:right w:w="80" w:type="dxa"/>
+            </w:tcMar>
+          </w:tcPr>
+          <w:p>
+            <w:pPr>
+              <w:keepNext w:val="0"/>
+              <w:spacing w:after="60" w:before="60" w:line="252" w:lineRule="auto"/>
+            </w:pPr>
+            <w:r>
+              <w:rPr>
+                <w:rFonts w:ascii="Calibri" w:hAnsi="Calibri"/>
+                <w:b w:val="0"/>
+                <w:color w:val="000000"/>
+                <w:sz w:val="18"/>
                 <w:szCs w:val="20"/>
               </w:rPr>
               <w:t>Selenium, webdriver-manager</w:t>
@@ -2648,25 +3948,45 @@
         </w:tc>
         <w:tc>
           <w:tcPr>
-            <w:tcW w:w="2000" w:type="dxa"/>
-            <w:tcBorders>
-              <w:top w:val="single" w:sz="1" w:space="0" w:color="CCCCCC"/>
-              <w:left w:val="single" w:sz="1" w:space="0" w:color="CCCCCC"/>
-              <w:bottom w:val="single" w:sz="1" w:space="0" w:color="CCCCCC"/>
-              <w:right w:val="single" w:sz="1" w:space="0" w:color="CCCCCC"/>
-            </w:tcBorders>
-            <w:shd w:val="clear" w:color="auto" w:fill="FFFFFF"/>
-            <w:tcMar>
-              <w:top w:w="80" w:type="dxa"/>
-              <w:left w:w="120" w:type="dxa"/>
-              <w:bottom w:w="80" w:type="dxa"/>
-              <w:right w:w="120" w:type="dxa"/>
-            </w:tcMar>
-          </w:tcPr>
-          <w:p>
-            <w:r>
-              <w:rPr>
-                <w:sz w:val="20"/>
+            <w:tcW w:w="2016" w:type="dxa"/>
+            <w:tcBorders>
+              <w:top w:val="single" w:sz="1" w:space="0" w:color="CCCCCC"/>
+              <w:left w:val="single" w:sz="1" w:space="0" w:color="CCCCCC"/>
+              <w:bottom w:val="single" w:sz="1" w:space="0" w:color="CCCCCC"/>
+              <w:right w:val="single" w:sz="1" w:space="0" w:color="CCCCCC"/>
+            </w:tcBorders>
+            <w:tcMar>
+              <w:top w:w="80" w:type="dxa"/>
+              <w:left w:w="120" w:type="dxa"/>
+              <w:bottom w:w="80" w:type="dxa"/>
+              <w:right w:w="120" w:type="dxa"/>
+            </w:tcMar>
+            <w:vAlign w:val="center"/>
+            <w:shd w:fill="F4F6F8"/>
+            <w:tcBorders>
+              <w:top w:val="single" w:sz="4" w:color="D9D9D9"/>
+              <w:left w:val="single" w:sz="4" w:color="D9D9D9"/>
+              <w:bottom w:val="single" w:sz="4" w:color="D9D9D9"/>
+              <w:right w:val="single" w:sz="4" w:color="D9D9D9"/>
+            </w:tcBorders>
+            <w:tcMar>
+              <w:top w:w="80" w:type="dxa"/>
+              <w:left w:w="80" w:type="dxa"/>
+              <w:bottom w:w="80" w:type="dxa"/>
+              <w:right w:w="80" w:type="dxa"/>
+            </w:tcMar>
+          </w:tcPr>
+          <w:p>
+            <w:pPr>
+              <w:keepNext w:val="0"/>
+              <w:spacing w:after="60" w:before="60" w:line="252" w:lineRule="auto"/>
+            </w:pPr>
+            <w:r>
+              <w:rPr>
+                <w:rFonts w:ascii="Calibri" w:hAnsi="Calibri"/>
+                <w:b w:val="0"/>
+                <w:color w:val="000000"/>
+                <w:sz w:val="18"/>
                 <w:szCs w:val="20"/>
               </w:rPr>
               <w:t>SARB</w:t>
@@ -2675,25 +3995,45 @@
         </w:tc>
         <w:tc>
           <w:tcPr>
-            <w:tcW w:w="3160" w:type="dxa"/>
-            <w:tcBorders>
-              <w:top w:val="single" w:sz="1" w:space="0" w:color="CCCCCC"/>
-              <w:left w:val="single" w:sz="1" w:space="0" w:color="CCCCCC"/>
-              <w:bottom w:val="single" w:sz="1" w:space="0" w:color="CCCCCC"/>
-              <w:right w:val="single" w:sz="1" w:space="0" w:color="CCCCCC"/>
-            </w:tcBorders>
-            <w:shd w:val="clear" w:color="auto" w:fill="FFFFFF"/>
-            <w:tcMar>
-              <w:top w:w="80" w:type="dxa"/>
-              <w:left w:w="120" w:type="dxa"/>
-              <w:bottom w:w="80" w:type="dxa"/>
-              <w:right w:w="120" w:type="dxa"/>
-            </w:tcMar>
-          </w:tcPr>
-          <w:p>
-            <w:r>
-              <w:rPr>
-                <w:sz w:val="20"/>
+            <w:tcW w:w="4176" w:type="dxa"/>
+            <w:tcBorders>
+              <w:top w:val="single" w:sz="1" w:space="0" w:color="CCCCCC"/>
+              <w:left w:val="single" w:sz="1" w:space="0" w:color="CCCCCC"/>
+              <w:bottom w:val="single" w:sz="1" w:space="0" w:color="CCCCCC"/>
+              <w:right w:val="single" w:sz="1" w:space="0" w:color="CCCCCC"/>
+            </w:tcBorders>
+            <w:tcMar>
+              <w:top w:w="80" w:type="dxa"/>
+              <w:left w:w="120" w:type="dxa"/>
+              <w:bottom w:w="80" w:type="dxa"/>
+              <w:right w:w="120" w:type="dxa"/>
+            </w:tcMar>
+            <w:vAlign w:val="center"/>
+            <w:shd w:fill="F4F6F8"/>
+            <w:tcBorders>
+              <w:top w:val="single" w:sz="4" w:color="D9D9D9"/>
+              <w:left w:val="single" w:sz="4" w:color="D9D9D9"/>
+              <w:bottom w:val="single" w:sz="4" w:color="D9D9D9"/>
+              <w:right w:val="single" w:sz="4" w:color="D9D9D9"/>
+            </w:tcBorders>
+            <w:tcMar>
+              <w:top w:w="80" w:type="dxa"/>
+              <w:left w:w="80" w:type="dxa"/>
+              <w:bottom w:w="80" w:type="dxa"/>
+              <w:right w:w="80" w:type="dxa"/>
+            </w:tcMar>
+          </w:tcPr>
+          <w:p>
+            <w:pPr>
+              <w:keepNext w:val="0"/>
+              <w:spacing w:after="60" w:before="60" w:line="252" w:lineRule="auto"/>
+            </w:pPr>
+            <w:r>
+              <w:rPr>
+                <w:rFonts w:ascii="Calibri" w:hAnsi="Calibri"/>
+                <w:b w:val="0"/>
+                <w:color w:val="000000"/>
+                <w:sz w:val="18"/>
                 <w:szCs w:val="20"/>
               </w:rPr>
               <w:t>Network-level anti-bot block; JavaScript-rendered content</w:t>
@@ -2708,27 +4048,50 @@
             <w:bottom w:w="0" w:type="dxa"/>
           </w:tblCellMar>
         </w:tblPrEx>
-        <w:tc>
-          <w:tcPr>
-            <w:tcW w:w="2000" w:type="dxa"/>
-            <w:tcBorders>
-              <w:top w:val="single" w:sz="1" w:space="0" w:color="CCCCCC"/>
-              <w:left w:val="single" w:sz="1" w:space="0" w:color="CCCCCC"/>
-              <w:bottom w:val="single" w:sz="1" w:space="0" w:color="CCCCCC"/>
-              <w:right w:val="single" w:sz="1" w:space="0" w:color="CCCCCC"/>
-            </w:tcBorders>
-            <w:shd w:val="clear" w:color="auto" w:fill="F5F7FC"/>
-            <w:tcMar>
-              <w:top w:w="80" w:type="dxa"/>
-              <w:left w:w="120" w:type="dxa"/>
-              <w:bottom w:w="80" w:type="dxa"/>
-              <w:right w:w="120" w:type="dxa"/>
-            </w:tcMar>
-          </w:tcPr>
-          <w:p>
-            <w:r>
-              <w:rPr>
-                <w:sz w:val="20"/>
+        <w:trPr>
+          <w:cantSplit/>
+        </w:trPr>
+        <w:tc>
+          <w:tcPr>
+            <w:tcW w:w="2304" w:type="dxa"/>
+            <w:tcBorders>
+              <w:top w:val="single" w:sz="1" w:space="0" w:color="CCCCCC"/>
+              <w:left w:val="single" w:sz="1" w:space="0" w:color="CCCCCC"/>
+              <w:bottom w:val="single" w:sz="1" w:space="0" w:color="CCCCCC"/>
+              <w:right w:val="single" w:sz="1" w:space="0" w:color="CCCCCC"/>
+            </w:tcBorders>
+            <w:tcMar>
+              <w:top w:w="80" w:type="dxa"/>
+              <w:left w:w="120" w:type="dxa"/>
+              <w:bottom w:w="80" w:type="dxa"/>
+              <w:right w:w="120" w:type="dxa"/>
+            </w:tcMar>
+            <w:vAlign w:val="center"/>
+            <w:shd w:fill="FFFFFF"/>
+            <w:tcBorders>
+              <w:top w:val="single" w:sz="4" w:color="D9D9D9"/>
+              <w:left w:val="single" w:sz="4" w:color="D9D9D9"/>
+              <w:bottom w:val="single" w:sz="4" w:color="D9D9D9"/>
+              <w:right w:val="single" w:sz="4" w:color="D9D9D9"/>
+            </w:tcBorders>
+            <w:tcMar>
+              <w:top w:w="80" w:type="dxa"/>
+              <w:left w:w="80" w:type="dxa"/>
+              <w:bottom w:w="80" w:type="dxa"/>
+              <w:right w:w="80" w:type="dxa"/>
+            </w:tcMar>
+          </w:tcPr>
+          <w:p>
+            <w:pPr>
+              <w:keepNext w:val="0"/>
+              <w:spacing w:after="60" w:before="60" w:line="252" w:lineRule="auto"/>
+            </w:pPr>
+            <w:r>
+              <w:rPr>
+                <w:rFonts w:ascii="Calibri" w:hAnsi="Calibri"/>
+                <w:b w:val="0"/>
+                <w:color w:val="000000"/>
+                <w:sz w:val="18"/>
                 <w:szCs w:val="20"/>
               </w:rPr>
               <w:t>Bulk dataset download + filtering</w:t>
@@ -2737,25 +4100,45 @@
         </w:tc>
         <w:tc>
           <w:tcPr>
-            <w:tcW w:w="2200" w:type="dxa"/>
-            <w:tcBorders>
-              <w:top w:val="single" w:sz="1" w:space="0" w:color="CCCCCC"/>
-              <w:left w:val="single" w:sz="1" w:space="0" w:color="CCCCCC"/>
-              <w:bottom w:val="single" w:sz="1" w:space="0" w:color="CCCCCC"/>
-              <w:right w:val="single" w:sz="1" w:space="0" w:color="CCCCCC"/>
-            </w:tcBorders>
-            <w:shd w:val="clear" w:color="auto" w:fill="F5F7FC"/>
-            <w:tcMar>
-              <w:top w:w="80" w:type="dxa"/>
-              <w:left w:w="120" w:type="dxa"/>
-              <w:bottom w:w="80" w:type="dxa"/>
-              <w:right w:w="120" w:type="dxa"/>
-            </w:tcMar>
-          </w:tcPr>
-          <w:p>
-            <w:r>
-              <w:rPr>
-                <w:sz w:val="20"/>
+            <w:tcW w:w="1872" w:type="dxa"/>
+            <w:tcBorders>
+              <w:top w:val="single" w:sz="1" w:space="0" w:color="CCCCCC"/>
+              <w:left w:val="single" w:sz="1" w:space="0" w:color="CCCCCC"/>
+              <w:bottom w:val="single" w:sz="1" w:space="0" w:color="CCCCCC"/>
+              <w:right w:val="single" w:sz="1" w:space="0" w:color="CCCCCC"/>
+            </w:tcBorders>
+            <w:tcMar>
+              <w:top w:w="80" w:type="dxa"/>
+              <w:left w:w="120" w:type="dxa"/>
+              <w:bottom w:w="80" w:type="dxa"/>
+              <w:right w:w="120" w:type="dxa"/>
+            </w:tcMar>
+            <w:vAlign w:val="center"/>
+            <w:shd w:fill="FFFFFF"/>
+            <w:tcBorders>
+              <w:top w:val="single" w:sz="4" w:color="D9D9D9"/>
+              <w:left w:val="single" w:sz="4" w:color="D9D9D9"/>
+              <w:bottom w:val="single" w:sz="4" w:color="D9D9D9"/>
+              <w:right w:val="single" w:sz="4" w:color="D9D9D9"/>
+            </w:tcBorders>
+            <w:tcMar>
+              <w:top w:w="80" w:type="dxa"/>
+              <w:left w:w="80" w:type="dxa"/>
+              <w:bottom w:w="80" w:type="dxa"/>
+              <w:right w:w="80" w:type="dxa"/>
+            </w:tcMar>
+          </w:tcPr>
+          <w:p>
+            <w:pPr>
+              <w:keepNext w:val="0"/>
+              <w:spacing w:after="60" w:before="60" w:line="252" w:lineRule="auto"/>
+            </w:pPr>
+            <w:r>
+              <w:rPr>
+                <w:rFonts w:ascii="Calibri" w:hAnsi="Calibri"/>
+                <w:b w:val="0"/>
+                <w:color w:val="000000"/>
+                <w:sz w:val="18"/>
                 <w:szCs w:val="20"/>
               </w:rPr>
               <w:t>pandas</w:t>
@@ -2764,25 +4147,45 @@
         </w:tc>
         <w:tc>
           <w:tcPr>
-            <w:tcW w:w="2000" w:type="dxa"/>
-            <w:tcBorders>
-              <w:top w:val="single" w:sz="1" w:space="0" w:color="CCCCCC"/>
-              <w:left w:val="single" w:sz="1" w:space="0" w:color="CCCCCC"/>
-              <w:bottom w:val="single" w:sz="1" w:space="0" w:color="CCCCCC"/>
-              <w:right w:val="single" w:sz="1" w:space="0" w:color="CCCCCC"/>
-            </w:tcBorders>
-            <w:shd w:val="clear" w:color="auto" w:fill="F5F7FC"/>
-            <w:tcMar>
-              <w:top w:w="80" w:type="dxa"/>
-              <w:left w:w="120" w:type="dxa"/>
-              <w:bottom w:w="80" w:type="dxa"/>
-              <w:right w:w="120" w:type="dxa"/>
-            </w:tcMar>
-          </w:tcPr>
-          <w:p>
-            <w:r>
-              <w:rPr>
-                <w:sz w:val="20"/>
+            <w:tcW w:w="2016" w:type="dxa"/>
+            <w:tcBorders>
+              <w:top w:val="single" w:sz="1" w:space="0" w:color="CCCCCC"/>
+              <w:left w:val="single" w:sz="1" w:space="0" w:color="CCCCCC"/>
+              <w:bottom w:val="single" w:sz="1" w:space="0" w:color="CCCCCC"/>
+              <w:right w:val="single" w:sz="1" w:space="0" w:color="CCCCCC"/>
+            </w:tcBorders>
+            <w:tcMar>
+              <w:top w:w="80" w:type="dxa"/>
+              <w:left w:w="120" w:type="dxa"/>
+              <w:bottom w:w="80" w:type="dxa"/>
+              <w:right w:w="120" w:type="dxa"/>
+            </w:tcMar>
+            <w:vAlign w:val="center"/>
+            <w:shd w:fill="FFFFFF"/>
+            <w:tcBorders>
+              <w:top w:val="single" w:sz="4" w:color="D9D9D9"/>
+              <w:left w:val="single" w:sz="4" w:color="D9D9D9"/>
+              <w:bottom w:val="single" w:sz="4" w:color="D9D9D9"/>
+              <w:right w:val="single" w:sz="4" w:color="D9D9D9"/>
+            </w:tcBorders>
+            <w:tcMar>
+              <w:top w:w="80" w:type="dxa"/>
+              <w:left w:w="80" w:type="dxa"/>
+              <w:bottom w:w="80" w:type="dxa"/>
+              <w:right w:w="80" w:type="dxa"/>
+            </w:tcMar>
+          </w:tcPr>
+          <w:p>
+            <w:pPr>
+              <w:keepNext w:val="0"/>
+              <w:spacing w:after="60" w:before="60" w:line="252" w:lineRule="auto"/>
+            </w:pPr>
+            <w:r>
+              <w:rPr>
+                <w:rFonts w:ascii="Calibri" w:hAnsi="Calibri"/>
+                <w:b w:val="0"/>
+                <w:color w:val="000000"/>
+                <w:sz w:val="18"/>
                 <w:szCs w:val="20"/>
               </w:rPr>
               <w:t>PBOC</w:t>
@@ -2791,25 +4194,45 @@
         </w:tc>
         <w:tc>
           <w:tcPr>
-            <w:tcW w:w="3160" w:type="dxa"/>
-            <w:tcBorders>
-              <w:top w:val="single" w:sz="1" w:space="0" w:color="CCCCCC"/>
-              <w:left w:val="single" w:sz="1" w:space="0" w:color="CCCCCC"/>
-              <w:bottom w:val="single" w:sz="1" w:space="0" w:color="CCCCCC"/>
-              <w:right w:val="single" w:sz="1" w:space="0" w:color="CCCCCC"/>
-            </w:tcBorders>
-            <w:shd w:val="clear" w:color="auto" w:fill="F5F7FC"/>
-            <w:tcMar>
-              <w:top w:w="80" w:type="dxa"/>
-              <w:left w:w="120" w:type="dxa"/>
-              <w:bottom w:w="80" w:type="dxa"/>
-              <w:right w:w="120" w:type="dxa"/>
-            </w:tcMar>
-          </w:tcPr>
-          <w:p>
-            <w:r>
-              <w:rPr>
-                <w:sz w:val="20"/>
+            <w:tcW w:w="4176" w:type="dxa"/>
+            <w:tcBorders>
+              <w:top w:val="single" w:sz="1" w:space="0" w:color="CCCCCC"/>
+              <w:left w:val="single" w:sz="1" w:space="0" w:color="CCCCCC"/>
+              <w:bottom w:val="single" w:sz="1" w:space="0" w:color="CCCCCC"/>
+              <w:right w:val="single" w:sz="1" w:space="0" w:color="CCCCCC"/>
+            </w:tcBorders>
+            <w:tcMar>
+              <w:top w:w="80" w:type="dxa"/>
+              <w:left w:w="120" w:type="dxa"/>
+              <w:bottom w:w="80" w:type="dxa"/>
+              <w:right w:w="120" w:type="dxa"/>
+            </w:tcMar>
+            <w:vAlign w:val="center"/>
+            <w:shd w:fill="FFFFFF"/>
+            <w:tcBorders>
+              <w:top w:val="single" w:sz="4" w:color="D9D9D9"/>
+              <w:left w:val="single" w:sz="4" w:color="D9D9D9"/>
+              <w:bottom w:val="single" w:sz="4" w:color="D9D9D9"/>
+              <w:right w:val="single" w:sz="4" w:color="D9D9D9"/>
+            </w:tcBorders>
+            <w:tcMar>
+              <w:top w:w="80" w:type="dxa"/>
+              <w:left w:w="80" w:type="dxa"/>
+              <w:bottom w:w="80" w:type="dxa"/>
+              <w:right w:w="80" w:type="dxa"/>
+            </w:tcMar>
+          </w:tcPr>
+          <w:p>
+            <w:pPr>
+              <w:keepNext w:val="0"/>
+              <w:spacing w:after="60" w:before="60" w:line="252" w:lineRule="auto"/>
+            </w:pPr>
+            <w:r>
+              <w:rPr>
+                <w:rFonts w:ascii="Calibri" w:hAnsi="Calibri"/>
+                <w:b w:val="0"/>
+                <w:color w:val="000000"/>
+                <w:sz w:val="18"/>
                 <w:szCs w:val="20"/>
               </w:rPr>
               <w:t>No clean English API; used BIS pre-compiled corpus</w:t>
@@ -2824,111 +4247,190 @@
             <w:bottom w:w="0" w:type="dxa"/>
           </w:tblCellMar>
         </w:tblPrEx>
-        <w:tc>
-          <w:tcPr>
-            <w:tcW w:w="2000" w:type="dxa"/>
-            <w:tcBorders>
-              <w:top w:val="single" w:sz="1" w:space="0" w:color="CCCCCC"/>
-              <w:left w:val="single" w:sz="1" w:space="0" w:color="CCCCCC"/>
-              <w:bottom w:val="single" w:sz="1" w:space="0" w:color="CCCCCC"/>
-              <w:right w:val="single" w:sz="1" w:space="0" w:color="CCCCCC"/>
-            </w:tcBorders>
-            <w:shd w:val="clear" w:color="auto" w:fill="FFFFFF"/>
-            <w:tcMar>
-              <w:top w:w="80" w:type="dxa"/>
-              <w:left w:w="120" w:type="dxa"/>
-              <w:bottom w:w="80" w:type="dxa"/>
-              <w:right w:w="120" w:type="dxa"/>
-            </w:tcMar>
-          </w:tcPr>
-          <w:p>
-            <w:r>
-              <w:rPr>
-                <w:sz w:val="20"/>
-                <w:szCs w:val="20"/>
-              </w:rPr>
-              <w:t>Modular scraper architecture</w:t>
-            </w:r>
-          </w:p>
-        </w:tc>
-        <w:tc>
-          <w:tcPr>
-            <w:tcW w:w="2200" w:type="dxa"/>
-            <w:tcBorders>
-              <w:top w:val="single" w:sz="1" w:space="0" w:color="CCCCCC"/>
-              <w:left w:val="single" w:sz="1" w:space="0" w:color="CCCCCC"/>
-              <w:bottom w:val="single" w:sz="1" w:space="0" w:color="CCCCCC"/>
-              <w:right w:val="single" w:sz="1" w:space="0" w:color="CCCCCC"/>
-            </w:tcBorders>
-            <w:shd w:val="clear" w:color="auto" w:fill="FFFFFF"/>
-            <w:tcMar>
-              <w:top w:w="80" w:type="dxa"/>
-              <w:left w:w="120" w:type="dxa"/>
-              <w:bottom w:w="80" w:type="dxa"/>
-              <w:right w:w="120" w:type="dxa"/>
-            </w:tcMar>
-          </w:tcPr>
-          <w:p>
-            <w:r>
-              <w:rPr>
-                <w:sz w:val="20"/>
-                <w:szCs w:val="20"/>
-              </w:rPr>
-              <w:t>Python modules</w:t>
-            </w:r>
-          </w:p>
-        </w:tc>
-        <w:tc>
-          <w:tcPr>
-            <w:tcW w:w="2000" w:type="dxa"/>
-            <w:tcBorders>
-              <w:top w:val="single" w:sz="1" w:space="0" w:color="CCCCCC"/>
-              <w:left w:val="single" w:sz="1" w:space="0" w:color="CCCCCC"/>
-              <w:bottom w:val="single" w:sz="1" w:space="0" w:color="CCCCCC"/>
-              <w:right w:val="single" w:sz="1" w:space="0" w:color="CCCCCC"/>
-            </w:tcBorders>
-            <w:shd w:val="clear" w:color="auto" w:fill="FFFFFF"/>
-            <w:tcMar>
-              <w:top w:w="80" w:type="dxa"/>
-              <w:left w:w="120" w:type="dxa"/>
-              <w:bottom w:w="80" w:type="dxa"/>
-              <w:right w:w="120" w:type="dxa"/>
-            </w:tcMar>
-          </w:tcPr>
-          <w:p>
-            <w:r>
-              <w:rPr>
-                <w:sz w:val="20"/>
-                <w:szCs w:val="20"/>
-              </w:rPr>
-              <w:t>All</w:t>
-            </w:r>
-          </w:p>
-        </w:tc>
-        <w:tc>
-          <w:tcPr>
-            <w:tcW w:w="3160" w:type="dxa"/>
-            <w:tcBorders>
-              <w:top w:val="single" w:sz="1" w:space="0" w:color="CCCCCC"/>
-              <w:left w:val="single" w:sz="1" w:space="0" w:color="CCCCCC"/>
-              <w:bottom w:val="single" w:sz="1" w:space="0" w:color="CCCCCC"/>
-              <w:right w:val="single" w:sz="1" w:space="0" w:color="CCCCCC"/>
-            </w:tcBorders>
-            <w:shd w:val="clear" w:color="auto" w:fill="FFFFFF"/>
-            <w:tcMar>
-              <w:top w:w="80" w:type="dxa"/>
-              <w:left w:w="120" w:type="dxa"/>
-              <w:bottom w:w="80" w:type="dxa"/>
-              <w:right w:w="120" w:type="dxa"/>
-            </w:tcMar>
-          </w:tcPr>
-          <w:p>
-            <w:r>
-              <w:rPr>
-                <w:sz w:val="20"/>
-                <w:szCs w:val="20"/>
-              </w:rPr>
-              <w:t>Each bank has a standalone scraper with a consistent return schema</w:t>
+        <w:trPr>
+          <w:cantSplit/>
+        </w:trPr>
+        <w:tc>
+          <w:tcPr>
+            <w:tcW w:w="2304" w:type="dxa"/>
+            <w:tcBorders>
+              <w:top w:val="single" w:sz="1" w:space="0" w:color="CCCCCC"/>
+              <w:left w:val="single" w:sz="1" w:space="0" w:color="CCCCCC"/>
+              <w:bottom w:val="single" w:sz="1" w:space="0" w:color="CCCCCC"/>
+              <w:right w:val="single" w:sz="1" w:space="0" w:color="CCCCCC"/>
+            </w:tcBorders>
+            <w:tcMar>
+              <w:top w:w="80" w:type="dxa"/>
+              <w:left w:w="120" w:type="dxa"/>
+              <w:bottom w:w="80" w:type="dxa"/>
+              <w:right w:w="120" w:type="dxa"/>
+            </w:tcMar>
+            <w:vAlign w:val="center"/>
+            <w:shd w:fill="F4F6F8"/>
+            <w:tcBorders>
+              <w:top w:val="single" w:sz="4" w:color="D9D9D9"/>
+              <w:left w:val="single" w:sz="4" w:color="D9D9D9"/>
+              <w:bottom w:val="single" w:sz="4" w:color="D9D9D9"/>
+              <w:right w:val="single" w:sz="4" w:color="D9D9D9"/>
+            </w:tcBorders>
+            <w:tcMar>
+              <w:top w:w="80" w:type="dxa"/>
+              <w:left w:w="80" w:type="dxa"/>
+              <w:bottom w:w="80" w:type="dxa"/>
+              <w:right w:w="80" w:type="dxa"/>
+            </w:tcMar>
+          </w:tcPr>
+          <w:p>
+            <w:pPr>
+              <w:keepNext w:val="0"/>
+              <w:spacing w:after="60" w:before="60" w:line="252" w:lineRule="auto"/>
+            </w:pPr>
+            <w:r>
+              <w:rPr>
+                <w:rFonts w:ascii="Calibri" w:hAnsi="Calibri"/>
+                <w:b w:val="0"/>
+                <w:color w:val="000000"/>
+                <w:sz w:val="18"/>
+              </w:rPr>
+              <w:t>PDF text extraction</w:t>
+            </w:r>
+          </w:p>
+        </w:tc>
+        <w:tc>
+          <w:tcPr>
+            <w:tcW w:w="1872" w:type="dxa"/>
+            <w:tcBorders>
+              <w:top w:val="single" w:sz="1" w:space="0" w:color="CCCCCC"/>
+              <w:left w:val="single" w:sz="1" w:space="0" w:color="CCCCCC"/>
+              <w:bottom w:val="single" w:sz="1" w:space="0" w:color="CCCCCC"/>
+              <w:right w:val="single" w:sz="1" w:space="0" w:color="CCCCCC"/>
+            </w:tcBorders>
+            <w:tcMar>
+              <w:top w:w="80" w:type="dxa"/>
+              <w:left w:w="120" w:type="dxa"/>
+              <w:bottom w:w="80" w:type="dxa"/>
+              <w:right w:w="120" w:type="dxa"/>
+            </w:tcMar>
+            <w:vAlign w:val="center"/>
+            <w:shd w:fill="F4F6F8"/>
+            <w:tcBorders>
+              <w:top w:val="single" w:sz="4" w:color="D9D9D9"/>
+              <w:left w:val="single" w:sz="4" w:color="D9D9D9"/>
+              <w:bottom w:val="single" w:sz="4" w:color="D9D9D9"/>
+              <w:right w:val="single" w:sz="4" w:color="D9D9D9"/>
+            </w:tcBorders>
+            <w:tcMar>
+              <w:top w:w="80" w:type="dxa"/>
+              <w:left w:w="80" w:type="dxa"/>
+              <w:bottom w:w="80" w:type="dxa"/>
+              <w:right w:w="80" w:type="dxa"/>
+            </w:tcMar>
+          </w:tcPr>
+          <w:p>
+            <w:pPr>
+              <w:keepNext w:val="0"/>
+              <w:spacing w:after="60" w:before="60" w:line="252" w:lineRule="auto"/>
+            </w:pPr>
+            <w:r>
+              <w:rPr>
+                <w:rFonts w:ascii="Calibri" w:hAnsi="Calibri"/>
+                <w:b w:val="0"/>
+                <w:color w:val="000000"/>
+                <w:sz w:val="18"/>
+              </w:rPr>
+              <w:t>PyMuPDF</w:t>
+            </w:r>
+          </w:p>
+        </w:tc>
+        <w:tc>
+          <w:tcPr>
+            <w:tcW w:w="2016" w:type="dxa"/>
+            <w:tcBorders>
+              <w:top w:val="single" w:sz="1" w:space="0" w:color="CCCCCC"/>
+              <w:left w:val="single" w:sz="1" w:space="0" w:color="CCCCCC"/>
+              <w:bottom w:val="single" w:sz="1" w:space="0" w:color="CCCCCC"/>
+              <w:right w:val="single" w:sz="1" w:space="0" w:color="CCCCCC"/>
+            </w:tcBorders>
+            <w:tcMar>
+              <w:top w:w="80" w:type="dxa"/>
+              <w:left w:w="120" w:type="dxa"/>
+              <w:bottom w:w="80" w:type="dxa"/>
+              <w:right w:w="120" w:type="dxa"/>
+            </w:tcMar>
+            <w:vAlign w:val="center"/>
+            <w:shd w:fill="F4F6F8"/>
+            <w:tcBorders>
+              <w:top w:val="single" w:sz="4" w:color="D9D9D9"/>
+              <w:left w:val="single" w:sz="4" w:color="D9D9D9"/>
+              <w:bottom w:val="single" w:sz="4" w:color="D9D9D9"/>
+              <w:right w:val="single" w:sz="4" w:color="D9D9D9"/>
+            </w:tcBorders>
+            <w:tcMar>
+              <w:top w:w="80" w:type="dxa"/>
+              <w:left w:w="80" w:type="dxa"/>
+              <w:bottom w:w="80" w:type="dxa"/>
+              <w:right w:w="80" w:type="dxa"/>
+            </w:tcMar>
+          </w:tcPr>
+          <w:p>
+            <w:pPr>
+              <w:keepNext w:val="0"/>
+              <w:spacing w:after="60" w:before="60" w:line="252" w:lineRule="auto"/>
+            </w:pPr>
+            <w:r>
+              <w:rPr>
+                <w:rFonts w:ascii="Calibri" w:hAnsi="Calibri"/>
+                <w:b w:val="0"/>
+                <w:color w:val="000000"/>
+                <w:sz w:val="18"/>
+              </w:rPr>
+              <w:t>57 RBI PDFs</w:t>
+            </w:r>
+          </w:p>
+        </w:tc>
+        <w:tc>
+          <w:tcPr>
+            <w:tcW w:w="4176" w:type="dxa"/>
+            <w:tcBorders>
+              <w:top w:val="single" w:sz="1" w:space="0" w:color="CCCCCC"/>
+              <w:left w:val="single" w:sz="1" w:space="0" w:color="CCCCCC"/>
+              <w:bottom w:val="single" w:sz="1" w:space="0" w:color="CCCCCC"/>
+              <w:right w:val="single" w:sz="1" w:space="0" w:color="CCCCCC"/>
+            </w:tcBorders>
+            <w:tcMar>
+              <w:top w:w="80" w:type="dxa"/>
+              <w:left w:w="120" w:type="dxa"/>
+              <w:bottom w:w="80" w:type="dxa"/>
+              <w:right w:w="120" w:type="dxa"/>
+            </w:tcMar>
+            <w:vAlign w:val="center"/>
+            <w:shd w:fill="F4F6F8"/>
+            <w:tcBorders>
+              <w:top w:val="single" w:sz="4" w:color="D9D9D9"/>
+              <w:left w:val="single" w:sz="4" w:color="D9D9D9"/>
+              <w:bottom w:val="single" w:sz="4" w:color="D9D9D9"/>
+              <w:right w:val="single" w:sz="4" w:color="D9D9D9"/>
+            </w:tcBorders>
+            <w:tcMar>
+              <w:top w:w="80" w:type="dxa"/>
+              <w:left w:w="80" w:type="dxa"/>
+              <w:bottom w:w="80" w:type="dxa"/>
+              <w:right w:w="80" w:type="dxa"/>
+            </w:tcMar>
+          </w:tcPr>
+          <w:p>
+            <w:pPr>
+              <w:keepNext w:val="0"/>
+              <w:spacing w:after="60" w:before="60" w:line="252" w:lineRule="auto"/>
+            </w:pPr>
+            <w:r>
+              <w:rPr>
+                <w:rFonts w:ascii="Calibri" w:hAnsi="Calibri"/>
+                <w:b w:val="0"/>
+                <w:color w:val="000000"/>
+                <w:sz w:val="18"/>
+              </w:rPr>
+              <w:t>Filename dates; no OCR or original URL manifest</w:t>
             </w:r>
           </w:p>
         </w:tc>
@@ -2936,59 +4438,62 @@
     </w:tbl>
     <w:p>
       <w:pPr>
-        <w:spacing w:before="80" w:after="80"/>
-      </w:pPr>
-    </w:p>
-    <w:p>
-      <w:pPr>
-        <w:spacing w:before="80" w:after="80"/>
+        <w:pageBreakBefore w:val="0"/>
+        <w:spacing w:before="160" w:after="120" w:line="259" w:lineRule="auto"/>
         <w:jc w:val="both"/>
       </w:pPr>
       <w:r>
-        <w:t>All scrapers follow a consistent output schema (country, central_bank, date, title, text, url), making the master CSV directly compatible with Project 5's NLP pipeline without additional transformation.</w:t>
+        <w:rPr>
+          <w:rFonts w:ascii="Calibri" w:hAnsi="Calibri"/>
+          <w:color w:val="000000"/>
+          <w:sz w:val="20"/>
+        </w:rPr>
+        <w:t>The six raw fields are country, central_bank, date, title, text and url. PDF records use local_pdf:&lt;filename&gt;, not an original download URL. The source URL manifest for those PDFs is unavailable. Empty or unreadable documents are skipped with console messages; there is no complete persistent failure log.</w:t>
       </w:r>
     </w:p>
     <w:p>
       <w:pPr>
-        <w:spacing w:before="80" w:after="80"/>
-      </w:pPr>
-    </w:p>
-    <w:p>
-      <w:pPr>
-        <w:spacing w:before="80" w:after="80"/>
-      </w:pPr>
-    </w:p>
-    <w:p>
-      <w:pPr>
         <w:pStyle w:val="Heading1"/>
+        <w:keepNext/>
+        <w:pageBreakBefore w:val="0"/>
+        <w:spacing w:line="259" w:lineRule="auto" w:after="120"/>
       </w:pPr>
       <w:r>
-        <w:t>6. What Comes Next — Project 5</w:t>
+        <w:rPr>
+          <w:rFonts w:ascii="Calibri" w:hAnsi="Calibri"/>
+          <w:color w:val="000000"/>
+          <w:sz w:val="28"/>
+        </w:rPr>
+        <w:t>6 What Comes Next Project 5</w:t>
       </w:r>
     </w:p>
     <w:p>
       <w:pPr>
-        <w:spacing w:before="80" w:after="80"/>
+        <w:pageBreakBefore w:val="0"/>
+        <w:spacing w:before="80" w:after="120" w:line="259" w:lineRule="auto"/>
         <w:jc w:val="both"/>
       </w:pPr>
       <w:r>
-        <w:t>Project 5 takes the master dataset constructed here as its input and applies two layers of text analysis:</w:t>
+        <w:rPr>
+          <w:rFonts w:ascii="Calibri" w:hAnsi="Calibri"/>
+          <w:color w:val="000000"/>
+          <w:sz w:val="20"/>
+        </w:rPr>
+        <w:t>Project 5 applies LM dictionary scoring to all 302 communications, a FinBERT comparison to 40 selected documents, and LDA topic modelling.</w:t>
       </w:r>
     </w:p>
     <w:p>
       <w:pPr>
-        <w:spacing w:before="80" w:after="80"/>
-      </w:pPr>
-    </w:p>
-    <w:p>
-      <w:pPr>
-        <w:spacing w:before="240" w:after="120"/>
+        <w:pageBreakBefore w:val="0"/>
+        <w:spacing w:before="240" w:after="120" w:line="259" w:lineRule="auto"/>
       </w:pPr>
       <w:r>
         <w:rPr>
+          <w:rFonts w:ascii="Calibri" w:hAnsi="Calibri"/>
           <w:b/>
           <w:bCs/>
-          <w:sz w:val="24"/>
+          <w:color w:val="000000"/>
+          <w:sz w:val="20"/>
           <w:szCs w:val="24"/>
         </w:rPr>
         <w:t>Layer 1 — Dictionary-Based Sentiment Analysis</w:t>
@@ -2996,41 +4501,46 @@
     </w:p>
     <w:p>
       <w:pPr>
-        <w:spacing w:before="80" w:after="80"/>
+        <w:pageBreakBefore w:val="0"/>
+        <w:spacing w:before="80" w:after="120" w:line="259" w:lineRule="auto"/>
         <w:jc w:val="both"/>
       </w:pPr>
       <w:r>
-        <w:t>Using the Loughran-McDonald (LM) financial dictionary — the standard lexicon for financial and central bank text analysis — each statement is scored for hawkish versus dovish sentiment. The LM dictionary is specifically calibrated for financial and monetary policy language, making it more appropriate than general-purpose sentiment tools like VADER or AFINN.</w:t>
+        <w:rPr>
+          <w:rFonts w:ascii="Calibri" w:hAnsi="Calibri"/>
+          <w:color w:val="000000"/>
+          <w:sz w:val="20"/>
+        </w:rPr>
+        <w:t>LM measures financial-text polarity and uncertainty using a dictionary developed for corporate filings. It is not calibrated to classify hawkish versus dovish monetary policy. Bank-level differences may reflect source genre, vocabulary and coverage.</w:t>
       </w:r>
     </w:p>
     <w:p>
       <w:pPr>
-        <w:spacing w:before="80" w:after="80"/>
-      </w:pPr>
-    </w:p>
-    <w:p>
-      <w:pPr>
-        <w:spacing w:before="80" w:after="80"/>
+        <w:pageBreakBefore w:val="0"/>
+        <w:spacing w:before="80" w:after="120" w:line="259" w:lineRule="auto"/>
         <w:jc w:val="both"/>
       </w:pPr>
       <w:r>
-        <w:t>The output is a time series of sentiment scores for each central bank, enabling comparative analysis of how monetary policy tone has evolved across BRICS institutions — particularly around key episodes such as the 2018 EM currency crisis, the COVID shock, the 2022 commodity price surge, and the subsequent tightening cycle.</w:t>
+        <w:rPr>
+          <w:rFonts w:ascii="Calibri" w:hAnsi="Calibri"/>
+          <w:color w:val="000000"/>
+          <w:sz w:val="20"/>
+        </w:rPr>
+        <w:t>The sentiment series are descriptive. Event timing alone does not identify causal responses to trade fragmentation, sanctions or other macroeconomic developments.</w:t>
       </w:r>
     </w:p>
     <w:p>
       <w:pPr>
-        <w:spacing w:before="80" w:after="80"/>
-      </w:pPr>
-    </w:p>
-    <w:p>
-      <w:pPr>
-        <w:spacing w:before="240" w:after="120"/>
+        <w:pageBreakBefore w:val="0"/>
+        <w:spacing w:before="240" w:after="120" w:line="259" w:lineRule="auto"/>
       </w:pPr>
       <w:r>
         <w:rPr>
+          <w:rFonts w:ascii="Calibri" w:hAnsi="Calibri"/>
           <w:b/>
           <w:bCs/>
-          <w:sz w:val="24"/>
+          <w:color w:val="000000"/>
+          <w:sz w:val="20"/>
           <w:szCs w:val="24"/>
         </w:rPr>
         <w:t>Layer 2 — LDA Topic Modelling</w:t>
@@ -3038,41 +4548,46 @@
     </w:p>
     <w:p>
       <w:pPr>
-        <w:spacing w:before="80" w:after="80"/>
+        <w:pageBreakBefore w:val="0"/>
+        <w:spacing w:before="80" w:after="120" w:line="259" w:lineRule="auto"/>
         <w:jc w:val="both"/>
       </w:pPr>
       <w:r>
-        <w:t>Latent Dirichlet Allocation (LDA) is applied to identify the dominant themes in BRICS central bank communications and how they have shifted over time. Topics expected to emerge include inflation dynamics, exchange rate risk, global trade conditions, financial stability, and growth outlook.</w:t>
+        <w:rPr>
+          <w:rFonts w:ascii="Calibri" w:hAnsi="Calibri"/>
+          <w:color w:val="000000"/>
+          <w:sz w:val="20"/>
+        </w:rPr>
+        <w:t>LDA is fitted to cleaned text. The reported model has nine topics and coherence 0.505. Topic labels summarise the fitted corpus rather than validated policy categories.</w:t>
       </w:r>
     </w:p>
     <w:p>
       <w:pPr>
-        <w:spacing w:before="80" w:after="80"/>
-      </w:pPr>
-    </w:p>
-    <w:p>
-      <w:pPr>
-        <w:spacing w:before="80" w:after="80"/>
+        <w:pageBreakBefore w:val="0"/>
+        <w:spacing w:before="80" w:after="120" w:line="259" w:lineRule="auto"/>
         <w:jc w:val="both"/>
       </w:pPr>
       <w:r>
-        <w:t>A key research question for Project 5: do BRICS central banks increasingly reference trade fragmentation and currency divergence themes post-2022? And does the sentiment around these themes differ systematically across the four institutions?</w:t>
+        <w:rPr>
+          <w:rFonts w:ascii="Calibri" w:hAnsi="Calibri"/>
+          <w:color w:val="000000"/>
+          <w:sz w:val="20"/>
+        </w:rPr>
+        <w:t>FinBERT is a stratified 40-document comparison, ten per bank. The code uses the first 400 words and tokenizer truncation at 512 tokens. The reported correlation with LM scores is 0.441 (p = 0.004) in that sample, not full-corpus validation.</w:t>
       </w:r>
     </w:p>
     <w:p>
       <w:pPr>
-        <w:spacing w:before="80" w:after="80"/>
-      </w:pPr>
-    </w:p>
-    <w:p>
-      <w:pPr>
-        <w:spacing w:before="240" w:after="120"/>
+        <w:pageBreakBefore w:val="0"/>
+        <w:spacing w:before="240" w:after="120" w:line="259" w:lineRule="auto"/>
       </w:pPr>
       <w:r>
         <w:rPr>
+          <w:rFonts w:ascii="Calibri" w:hAnsi="Calibri"/>
           <w:b/>
           <w:bCs/>
-          <w:sz w:val="24"/>
+          <w:color w:val="000000"/>
+          <w:sz w:val="20"/>
           <w:szCs w:val="24"/>
         </w:rPr>
         <w:t>Data Cleaning Before Analysis</w:t>
@@ -3080,97 +4595,121 @@
     </w:p>
     <w:p>
       <w:pPr>
-        <w:spacing w:before="80" w:after="80"/>
+        <w:pageBreakBefore w:val="0"/>
+        <w:spacing w:before="80" w:after="120" w:line="259" w:lineRule="auto"/>
         <w:jc w:val="both"/>
       </w:pPr>
       <w:r>
-        <w:t>Several data quality issues identified during Project 4 will be addressed at the start of Project 5:</w:t>
+        <w:rPr>
+          <w:rFonts w:ascii="Calibri" w:hAnsi="Calibri"/>
+          <w:color w:val="000000"/>
+          <w:sz w:val="20"/>
+        </w:rPr>
+        <w:t>Project 5 removes boilerplate, repairs dates and preprocesses the text. The following limitations remain:</w:t>
       </w:r>
     </w:p>
     <w:p>
       <w:pPr>
         <w:pStyle w:val="ListParagraph"/>
+        <w:pageBreakBefore w:val="0"/>
         <w:numPr>
           <w:ilvl w:val="0"/>
           <w:numId w:val="2"/>
         </w:numPr>
-        <w:spacing w:before="60" w:after="60"/>
+        <w:spacing w:before="60" w:after="120" w:line="259" w:lineRule="auto"/>
       </w:pPr>
       <w:r>
+        <w:rPr>
+          <w:rFonts w:ascii="Calibri" w:hAnsi="Calibri"/>
+          <w:color w:val="000000"/>
+          <w:sz w:val="20"/>
+        </w:rPr>
         <w:t>RBI and SARB text fields contain boilerplate header text (press release metadata, repo rate notices) that should be stripped before NLP processing</w:t>
       </w:r>
     </w:p>
     <w:p>
       <w:pPr>
         <w:pStyle w:val="ListParagraph"/>
+        <w:pageBreakBefore w:val="0"/>
         <w:numPr>
           <w:ilvl w:val="0"/>
           <w:numId w:val="2"/>
         </w:numPr>
-        <w:spacing w:before="60" w:after="60"/>
+        <w:spacing w:before="60" w:after="120" w:line="259" w:lineRule="auto"/>
       </w:pPr>
       <w:r>
-        <w:t>SARB date fields for older statements contain URL fragment IDs rather than proper dates — these require normalisation</w:t>
+        <w:rPr>
+          <w:rFonts w:ascii="Calibri" w:hAnsi="Calibri"/>
+          <w:color w:val="000000"/>
+          <w:sz w:val="20"/>
+        </w:rPr>
+        <w:t>Forty-six SARB records have year-only dates, with January placeholders and date_approximate=True. Month-level dates also do not establish exact meeting days.</w:t>
       </w:r>
     </w:p>
     <w:p>
       <w:pPr>
         <w:pStyle w:val="ListParagraph"/>
+        <w:pageBreakBefore w:val="0"/>
         <w:numPr>
           <w:ilvl w:val="0"/>
           <w:numId w:val="2"/>
         </w:numPr>
-        <w:spacing w:before="60" w:after="60"/>
+        <w:spacing w:before="60" w:after="120" w:line="259" w:lineRule="auto"/>
       </w:pPr>
       <w:r>
+        <w:rPr>
+          <w:rFonts w:ascii="Calibri" w:hAnsi="Calibri"/>
+          <w:color w:val="000000"/>
+          <w:sz w:val="20"/>
+        </w:rPr>
         <w:t>PBOC entries span a wider time range (1996–2025) and include a broader range of communication types than the other three banks — subgroup analysis may be warranted</w:t>
       </w:r>
     </w:p>
     <w:p>
       <w:pPr>
-        <w:spacing w:before="80" w:after="80"/>
-      </w:pPr>
-    </w:p>
-    <w:p>
-      <w:pPr>
-        <w:spacing w:before="80" w:after="80"/>
+        <w:pageBreakBefore w:val="0"/>
+        <w:spacing w:before="80" w:after="120" w:line="259" w:lineRule="auto"/>
         <w:jc w:val="both"/>
       </w:pPr>
       <w:r>
-        <w:t>Project 5 is the analytical payoff of the infrastructure built here. Together, Projects 4 and 5 form a two-stage pipeline: data construction followed by quantitative text analysis — a structure that mirrors the research workflow of published central bank communication studies.</w:t>
+        <w:rPr>
+          <w:rFonts w:ascii="Calibri" w:hAnsi="Calibri"/>
+          <w:color w:val="000000"/>
+          <w:sz w:val="20"/>
+        </w:rPr>
+        <w:t>For offline reproduction, run python 04_central_bank_scraper/build_corpus.py --output /tmp/brics_mpc_rebuilt.csv from the repository root. All 302 records can be reconstructed from saved extracts. Fresh live scraping can yield different coverage and should retain retrieval and failure logs.</w:t>
       </w:r>
     </w:p>
     <w:p>
       <w:pPr>
-        <w:spacing w:before="80" w:after="80"/>
-      </w:pPr>
-    </w:p>
-    <w:p>
-      <w:pPr>
-        <w:spacing w:before="80" w:after="80"/>
-      </w:pPr>
-    </w:p>
-    <w:p>
-      <w:pPr>
         <w:pStyle w:val="Heading1"/>
+        <w:keepNext/>
+        <w:pageBreakBefore w:val="0"/>
+        <w:spacing w:line="259" w:lineRule="auto" w:after="120"/>
       </w:pPr>
       <w:r>
-        <w:t>7. Repository Structure</w:t>
+        <w:rPr>
+          <w:rFonts w:ascii="Calibri" w:hAnsi="Calibri"/>
+          <w:color w:val="000000"/>
+          <w:sz w:val="28"/>
+        </w:rPr>
+        <w:t>7 Repository Structure</w:t>
       </w:r>
     </w:p>
     <w:p>
       <w:pPr>
-        <w:spacing w:before="80" w:after="80"/>
+        <w:pageBreakBefore w:val="0"/>
+        <w:spacing w:before="80" w:after="120" w:line="259" w:lineRule="auto"/>
         <w:jc w:val="both"/>
       </w:pPr>
       <w:r>
-        <w:t>The project is organised as follows within the BRICS-Trade-Labour-Portfolio GitHub repository:</w:t>
+        <w:rPr>
+          <w:rFonts w:ascii="Calibri" w:hAnsi="Calibri"/>
+          <w:color w:val="000000"/>
+          <w:sz w:val="20"/>
+        </w:rPr>
+        <w:t>The files below separate canonical outputs, historical intermediates and acquisition sources.</w:t>
       </w:r>
-    </w:p>
-    <w:p>
-      <w:pPr>
-        <w:spacing w:before="80" w:after="80"/>
-      </w:pPr>
     </w:p>
     <w:tbl>
       <w:tblPr>
@@ -3183,6 +4722,7 @@
           <w:insideH w:val="single" w:sz="4" w:space="0" w:color="auto"/>
           <w:insideV w:val="single" w:sz="4" w:space="0" w:color="auto"/>
         </w:tblBorders>
+        <w:tblLayout w:type="fixed"/>
         <w:tblCellMar>
           <w:left w:w="10" w:type="dxa"/>
           <w:right w:w="10" w:type="dxa"/>
@@ -3190,8 +4730,8 @@
         <w:tblLook w:val="04A0" w:firstRow="1" w:lastRow="0" w:firstColumn="1" w:lastColumn="0" w:noHBand="0" w:noVBand="1"/>
       </w:tblPr>
       <w:tblGrid>
-        <w:gridCol w:w="4680"/>
-        <w:gridCol w:w="4680"/>
+        <w:gridCol w:w="3384"/>
+        <w:gridCol w:w="6984"/>
       </w:tblGrid>
       <w:tr>
         <w:tblPrEx>
@@ -3200,33 +4740,53 @@
             <w:bottom w:w="0" w:type="dxa"/>
           </w:tblCellMar>
         </w:tblPrEx>
-        <w:tc>
-          <w:tcPr>
-            <w:tcW w:w="4680" w:type="dxa"/>
+        <w:trPr>
+          <w:cantSplit/>
+          <w:tblHeader/>
+        </w:trPr>
+        <w:tc>
+          <w:tcPr>
+            <w:tcW w:w="3384" w:type="dxa"/>
             <w:tcBorders>
               <w:top w:val="single" w:sz="1" w:space="0" w:color="2E4B8F"/>
               <w:left w:val="single" w:sz="1" w:space="0" w:color="2E4B8F"/>
               <w:bottom w:val="single" w:sz="1" w:space="0" w:color="2E4B8F"/>
               <w:right w:val="single" w:sz="1" w:space="0" w:color="2E4B8F"/>
             </w:tcBorders>
-            <w:shd w:val="clear" w:color="auto" w:fill="2E4B8F"/>
-            <w:tcMar>
-              <w:top w:w="80" w:type="dxa"/>
-              <w:left w:w="120" w:type="dxa"/>
-              <w:bottom w:w="80" w:type="dxa"/>
-              <w:right w:w="120" w:type="dxa"/>
-            </w:tcMar>
-          </w:tcPr>
-          <w:p>
-            <w:pPr>
+            <w:tcMar>
+              <w:top w:w="80" w:type="dxa"/>
+              <w:left w:w="120" w:type="dxa"/>
+              <w:bottom w:w="80" w:type="dxa"/>
+              <w:right w:w="120" w:type="dxa"/>
+            </w:tcMar>
+            <w:vAlign w:val="center"/>
+            <w:shd w:fill="DCE6F1"/>
+            <w:tcBorders>
+              <w:top w:val="single" w:sz="4" w:color="D9D9D9"/>
+              <w:left w:val="single" w:sz="4" w:color="D9D9D9"/>
+              <w:bottom w:val="single" w:sz="4" w:color="D9D9D9"/>
+              <w:right w:val="single" w:sz="4" w:color="D9D9D9"/>
+            </w:tcBorders>
+            <w:tcMar>
+              <w:top w:w="80" w:type="dxa"/>
+              <w:left w:w="80" w:type="dxa"/>
+              <w:bottom w:w="80" w:type="dxa"/>
+              <w:right w:w="80" w:type="dxa"/>
+            </w:tcMar>
+          </w:tcPr>
+          <w:p>
+            <w:pPr>
+              <w:keepNext w:val="0"/>
+              <w:spacing w:after="60" w:before="60" w:line="252" w:lineRule="auto"/>
               <w:jc w:val="center"/>
             </w:pPr>
             <w:r>
               <w:rPr>
+                <w:rFonts w:ascii="Calibri" w:hAnsi="Calibri"/>
                 <w:b/>
                 <w:bCs/>
-                <w:color w:val="FFFFFF"/>
-                <w:sz w:val="20"/>
+                <w:color w:val="000000"/>
+                <w:sz w:val="18"/>
                 <w:szCs w:val="20"/>
               </w:rPr>
               <w:t>File / Folder</w:t>
@@ -3235,31 +4795,47 @@
         </w:tc>
         <w:tc>
           <w:tcPr>
-            <w:tcW w:w="4680" w:type="dxa"/>
+            <w:tcW w:w="6984" w:type="dxa"/>
             <w:tcBorders>
               <w:top w:val="single" w:sz="1" w:space="0" w:color="2E4B8F"/>
               <w:left w:val="single" w:sz="1" w:space="0" w:color="2E4B8F"/>
               <w:bottom w:val="single" w:sz="1" w:space="0" w:color="2E4B8F"/>
               <w:right w:val="single" w:sz="1" w:space="0" w:color="2E4B8F"/>
             </w:tcBorders>
-            <w:shd w:val="clear" w:color="auto" w:fill="2E4B8F"/>
-            <w:tcMar>
-              <w:top w:w="80" w:type="dxa"/>
-              <w:left w:w="120" w:type="dxa"/>
-              <w:bottom w:w="80" w:type="dxa"/>
-              <w:right w:w="120" w:type="dxa"/>
-            </w:tcMar>
-          </w:tcPr>
-          <w:p>
-            <w:pPr>
+            <w:tcMar>
+              <w:top w:w="80" w:type="dxa"/>
+              <w:left w:w="120" w:type="dxa"/>
+              <w:bottom w:w="80" w:type="dxa"/>
+              <w:right w:w="120" w:type="dxa"/>
+            </w:tcMar>
+            <w:vAlign w:val="center"/>
+            <w:shd w:fill="DCE6F1"/>
+            <w:tcBorders>
+              <w:top w:val="single" w:sz="4" w:color="D9D9D9"/>
+              <w:left w:val="single" w:sz="4" w:color="D9D9D9"/>
+              <w:bottom w:val="single" w:sz="4" w:color="D9D9D9"/>
+              <w:right w:val="single" w:sz="4" w:color="D9D9D9"/>
+            </w:tcBorders>
+            <w:tcMar>
+              <w:top w:w="80" w:type="dxa"/>
+              <w:left w:w="80" w:type="dxa"/>
+              <w:bottom w:w="80" w:type="dxa"/>
+              <w:right w:w="80" w:type="dxa"/>
+            </w:tcMar>
+          </w:tcPr>
+          <w:p>
+            <w:pPr>
+              <w:keepNext w:val="0"/>
+              <w:spacing w:after="60" w:before="60" w:line="252" w:lineRule="auto"/>
               <w:jc w:val="center"/>
             </w:pPr>
             <w:r>
               <w:rPr>
+                <w:rFonts w:ascii="Calibri" w:hAnsi="Calibri"/>
                 <w:b/>
                 <w:bCs/>
-                <w:color w:val="FFFFFF"/>
-                <w:sz w:val="20"/>
+                <w:color w:val="000000"/>
+                <w:sz w:val="18"/>
                 <w:szCs w:val="20"/>
               </w:rPr>
               <w:t>Description</w:t>
@@ -3274,27 +4850,50 @@
             <w:bottom w:w="0" w:type="dxa"/>
           </w:tblCellMar>
         </w:tblPrEx>
-        <w:tc>
-          <w:tcPr>
-            <w:tcW w:w="4680" w:type="dxa"/>
-            <w:tcBorders>
-              <w:top w:val="single" w:sz="1" w:space="0" w:color="CCCCCC"/>
-              <w:left w:val="single" w:sz="1" w:space="0" w:color="CCCCCC"/>
-              <w:bottom w:val="single" w:sz="1" w:space="0" w:color="CCCCCC"/>
-              <w:right w:val="single" w:sz="1" w:space="0" w:color="CCCCCC"/>
-            </w:tcBorders>
-            <w:shd w:val="clear" w:color="auto" w:fill="F5F7FC"/>
-            <w:tcMar>
-              <w:top w:w="80" w:type="dxa"/>
-              <w:left w:w="120" w:type="dxa"/>
-              <w:bottom w:w="80" w:type="dxa"/>
-              <w:right w:w="120" w:type="dxa"/>
-            </w:tcMar>
-          </w:tcPr>
-          <w:p>
-            <w:r>
-              <w:rPr>
-                <w:sz w:val="20"/>
+        <w:trPr>
+          <w:cantSplit/>
+        </w:trPr>
+        <w:tc>
+          <w:tcPr>
+            <w:tcW w:w="3384" w:type="dxa"/>
+            <w:tcBorders>
+              <w:top w:val="single" w:sz="1" w:space="0" w:color="CCCCCC"/>
+              <w:left w:val="single" w:sz="1" w:space="0" w:color="CCCCCC"/>
+              <w:bottom w:val="single" w:sz="1" w:space="0" w:color="CCCCCC"/>
+              <w:right w:val="single" w:sz="1" w:space="0" w:color="CCCCCC"/>
+            </w:tcBorders>
+            <w:tcMar>
+              <w:top w:w="80" w:type="dxa"/>
+              <w:left w:w="120" w:type="dxa"/>
+              <w:bottom w:w="80" w:type="dxa"/>
+              <w:right w:w="120" w:type="dxa"/>
+            </w:tcMar>
+            <w:vAlign w:val="center"/>
+            <w:shd w:fill="FFFFFF"/>
+            <w:tcBorders>
+              <w:top w:val="single" w:sz="4" w:color="D9D9D9"/>
+              <w:left w:val="single" w:sz="4" w:color="D9D9D9"/>
+              <w:bottom w:val="single" w:sz="4" w:color="D9D9D9"/>
+              <w:right w:val="single" w:sz="4" w:color="D9D9D9"/>
+            </w:tcBorders>
+            <w:tcMar>
+              <w:top w:w="80" w:type="dxa"/>
+              <w:left w:w="80" w:type="dxa"/>
+              <w:bottom w:w="80" w:type="dxa"/>
+              <w:right w:w="80" w:type="dxa"/>
+            </w:tcMar>
+          </w:tcPr>
+          <w:p>
+            <w:pPr>
+              <w:keepNext w:val="0"/>
+              <w:spacing w:after="60" w:before="60" w:line="252" w:lineRule="auto"/>
+            </w:pPr>
+            <w:r>
+              <w:rPr>
+                <w:rFonts w:ascii="Calibri" w:hAnsi="Calibri"/>
+                <w:b w:val="0"/>
+                <w:color w:val="000000"/>
+                <w:sz w:val="18"/>
                 <w:szCs w:val="20"/>
               </w:rPr>
               <w:t>04_central_bank_scraper/notebook.ipynb</w:t>
@@ -3303,25 +4902,45 @@
         </w:tc>
         <w:tc>
           <w:tcPr>
-            <w:tcW w:w="4680" w:type="dxa"/>
-            <w:tcBorders>
-              <w:top w:val="single" w:sz="1" w:space="0" w:color="CCCCCC"/>
-              <w:left w:val="single" w:sz="1" w:space="0" w:color="CCCCCC"/>
-              <w:bottom w:val="single" w:sz="1" w:space="0" w:color="CCCCCC"/>
-              <w:right w:val="single" w:sz="1" w:space="0" w:color="CCCCCC"/>
-            </w:tcBorders>
-            <w:shd w:val="clear" w:color="auto" w:fill="F5F7FC"/>
-            <w:tcMar>
-              <w:top w:w="80" w:type="dxa"/>
-              <w:left w:w="120" w:type="dxa"/>
-              <w:bottom w:w="80" w:type="dxa"/>
-              <w:right w:w="120" w:type="dxa"/>
-            </w:tcMar>
-          </w:tcPr>
-          <w:p>
-            <w:r>
-              <w:rPr>
-                <w:sz w:val="20"/>
+            <w:tcW w:w="6984" w:type="dxa"/>
+            <w:tcBorders>
+              <w:top w:val="single" w:sz="1" w:space="0" w:color="CCCCCC"/>
+              <w:left w:val="single" w:sz="1" w:space="0" w:color="CCCCCC"/>
+              <w:bottom w:val="single" w:sz="1" w:space="0" w:color="CCCCCC"/>
+              <w:right w:val="single" w:sz="1" w:space="0" w:color="CCCCCC"/>
+            </w:tcBorders>
+            <w:tcMar>
+              <w:top w:w="80" w:type="dxa"/>
+              <w:left w:w="120" w:type="dxa"/>
+              <w:bottom w:w="80" w:type="dxa"/>
+              <w:right w:w="120" w:type="dxa"/>
+            </w:tcMar>
+            <w:vAlign w:val="center"/>
+            <w:shd w:fill="FFFFFF"/>
+            <w:tcBorders>
+              <w:top w:val="single" w:sz="4" w:color="D9D9D9"/>
+              <w:left w:val="single" w:sz="4" w:color="D9D9D9"/>
+              <w:bottom w:val="single" w:sz="4" w:color="D9D9D9"/>
+              <w:right w:val="single" w:sz="4" w:color="D9D9D9"/>
+            </w:tcBorders>
+            <w:tcMar>
+              <w:top w:w="80" w:type="dxa"/>
+              <w:left w:w="80" w:type="dxa"/>
+              <w:bottom w:w="80" w:type="dxa"/>
+              <w:right w:w="80" w:type="dxa"/>
+            </w:tcMar>
+          </w:tcPr>
+          <w:p>
+            <w:pPr>
+              <w:keepNext w:val="0"/>
+              <w:spacing w:after="60" w:before="60" w:line="252" w:lineRule="auto"/>
+            </w:pPr>
+            <w:r>
+              <w:rPr>
+                <w:rFonts w:ascii="Calibri" w:hAnsi="Calibri"/>
+                <w:b w:val="0"/>
+                <w:color w:val="000000"/>
+                <w:sz w:val="18"/>
                 <w:szCs w:val="20"/>
               </w:rPr>
               <w:t>Main narrative notebook — runs all scrapers and assembles master CSV</w:t>
@@ -3336,27 +4955,50 @@
             <w:bottom w:w="0" w:type="dxa"/>
           </w:tblCellMar>
         </w:tblPrEx>
-        <w:tc>
-          <w:tcPr>
-            <w:tcW w:w="4680" w:type="dxa"/>
-            <w:tcBorders>
-              <w:top w:val="single" w:sz="1" w:space="0" w:color="CCCCCC"/>
-              <w:left w:val="single" w:sz="1" w:space="0" w:color="CCCCCC"/>
-              <w:bottom w:val="single" w:sz="1" w:space="0" w:color="CCCCCC"/>
-              <w:right w:val="single" w:sz="1" w:space="0" w:color="CCCCCC"/>
-            </w:tcBorders>
-            <w:shd w:val="clear" w:color="auto" w:fill="FFFFFF"/>
-            <w:tcMar>
-              <w:top w:w="80" w:type="dxa"/>
-              <w:left w:w="120" w:type="dxa"/>
-              <w:bottom w:w="80" w:type="dxa"/>
-              <w:right w:w="120" w:type="dxa"/>
-            </w:tcMar>
-          </w:tcPr>
-          <w:p>
-            <w:r>
-              <w:rPr>
-                <w:sz w:val="20"/>
+        <w:trPr>
+          <w:cantSplit/>
+        </w:trPr>
+        <w:tc>
+          <w:tcPr>
+            <w:tcW w:w="3384" w:type="dxa"/>
+            <w:tcBorders>
+              <w:top w:val="single" w:sz="1" w:space="0" w:color="CCCCCC"/>
+              <w:left w:val="single" w:sz="1" w:space="0" w:color="CCCCCC"/>
+              <w:bottom w:val="single" w:sz="1" w:space="0" w:color="CCCCCC"/>
+              <w:right w:val="single" w:sz="1" w:space="0" w:color="CCCCCC"/>
+            </w:tcBorders>
+            <w:tcMar>
+              <w:top w:w="80" w:type="dxa"/>
+              <w:left w:w="120" w:type="dxa"/>
+              <w:bottom w:w="80" w:type="dxa"/>
+              <w:right w:w="120" w:type="dxa"/>
+            </w:tcMar>
+            <w:vAlign w:val="center"/>
+            <w:shd w:fill="F4F6F8"/>
+            <w:tcBorders>
+              <w:top w:val="single" w:sz="4" w:color="D9D9D9"/>
+              <w:left w:val="single" w:sz="4" w:color="D9D9D9"/>
+              <w:bottom w:val="single" w:sz="4" w:color="D9D9D9"/>
+              <w:right w:val="single" w:sz="4" w:color="D9D9D9"/>
+            </w:tcBorders>
+            <w:tcMar>
+              <w:top w:w="80" w:type="dxa"/>
+              <w:left w:w="80" w:type="dxa"/>
+              <w:bottom w:w="80" w:type="dxa"/>
+              <w:right w:w="80" w:type="dxa"/>
+            </w:tcMar>
+          </w:tcPr>
+          <w:p>
+            <w:pPr>
+              <w:keepNext w:val="0"/>
+              <w:spacing w:after="60" w:before="60" w:line="252" w:lineRule="auto"/>
+            </w:pPr>
+            <w:r>
+              <w:rPr>
+                <w:rFonts w:ascii="Calibri" w:hAnsi="Calibri"/>
+                <w:b w:val="0"/>
+                <w:color w:val="000000"/>
+                <w:sz w:val="18"/>
                 <w:szCs w:val="20"/>
               </w:rPr>
               <w:t>scrapers/rbi_scraper.py</w:t>
@@ -3365,25 +5007,45 @@
         </w:tc>
         <w:tc>
           <w:tcPr>
-            <w:tcW w:w="4680" w:type="dxa"/>
-            <w:tcBorders>
-              <w:top w:val="single" w:sz="1" w:space="0" w:color="CCCCCC"/>
-              <w:left w:val="single" w:sz="1" w:space="0" w:color="CCCCCC"/>
-              <w:bottom w:val="single" w:sz="1" w:space="0" w:color="CCCCCC"/>
-              <w:right w:val="single" w:sz="1" w:space="0" w:color="CCCCCC"/>
-            </w:tcBorders>
-            <w:shd w:val="clear" w:color="auto" w:fill="FFFFFF"/>
-            <w:tcMar>
-              <w:top w:w="80" w:type="dxa"/>
-              <w:left w:w="120" w:type="dxa"/>
-              <w:bottom w:w="80" w:type="dxa"/>
-              <w:right w:w="120" w:type="dxa"/>
-            </w:tcMar>
-          </w:tcPr>
-          <w:p>
-            <w:r>
-              <w:rPr>
-                <w:sz w:val="20"/>
+            <w:tcW w:w="6984" w:type="dxa"/>
+            <w:tcBorders>
+              <w:top w:val="single" w:sz="1" w:space="0" w:color="CCCCCC"/>
+              <w:left w:val="single" w:sz="1" w:space="0" w:color="CCCCCC"/>
+              <w:bottom w:val="single" w:sz="1" w:space="0" w:color="CCCCCC"/>
+              <w:right w:val="single" w:sz="1" w:space="0" w:color="CCCCCC"/>
+            </w:tcBorders>
+            <w:tcMar>
+              <w:top w:w="80" w:type="dxa"/>
+              <w:left w:w="120" w:type="dxa"/>
+              <w:bottom w:w="80" w:type="dxa"/>
+              <w:right w:w="120" w:type="dxa"/>
+            </w:tcMar>
+            <w:vAlign w:val="center"/>
+            <w:shd w:fill="F4F6F8"/>
+            <w:tcBorders>
+              <w:top w:val="single" w:sz="4" w:color="D9D9D9"/>
+              <w:left w:val="single" w:sz="4" w:color="D9D9D9"/>
+              <w:bottom w:val="single" w:sz="4" w:color="D9D9D9"/>
+              <w:right w:val="single" w:sz="4" w:color="D9D9D9"/>
+            </w:tcBorders>
+            <w:tcMar>
+              <w:top w:w="80" w:type="dxa"/>
+              <w:left w:w="80" w:type="dxa"/>
+              <w:bottom w:w="80" w:type="dxa"/>
+              <w:right w:w="80" w:type="dxa"/>
+            </w:tcMar>
+          </w:tcPr>
+          <w:p>
+            <w:pPr>
+              <w:keepNext w:val="0"/>
+              <w:spacing w:after="60" w:before="60" w:line="252" w:lineRule="auto"/>
+            </w:pPr>
+            <w:r>
+              <w:rPr>
+                <w:rFonts w:ascii="Calibri" w:hAnsi="Calibri"/>
+                <w:b w:val="0"/>
+                <w:color w:val="000000"/>
+                <w:sz w:val="18"/>
                 <w:szCs w:val="20"/>
               </w:rPr>
               <w:t>RBI Governor's Statement scraper (HTTP)</w:t>
@@ -3398,27 +5060,50 @@
             <w:bottom w:w="0" w:type="dxa"/>
           </w:tblCellMar>
         </w:tblPrEx>
-        <w:tc>
-          <w:tcPr>
-            <w:tcW w:w="4680" w:type="dxa"/>
-            <w:tcBorders>
-              <w:top w:val="single" w:sz="1" w:space="0" w:color="CCCCCC"/>
-              <w:left w:val="single" w:sz="1" w:space="0" w:color="CCCCCC"/>
-              <w:bottom w:val="single" w:sz="1" w:space="0" w:color="CCCCCC"/>
-              <w:right w:val="single" w:sz="1" w:space="0" w:color="CCCCCC"/>
-            </w:tcBorders>
-            <w:shd w:val="clear" w:color="auto" w:fill="F5F7FC"/>
-            <w:tcMar>
-              <w:top w:w="80" w:type="dxa"/>
-              <w:left w:w="120" w:type="dxa"/>
-              <w:bottom w:w="80" w:type="dxa"/>
-              <w:right w:w="120" w:type="dxa"/>
-            </w:tcMar>
-          </w:tcPr>
-          <w:p>
-            <w:r>
-              <w:rPr>
-                <w:sz w:val="20"/>
+        <w:trPr>
+          <w:cantSplit/>
+        </w:trPr>
+        <w:tc>
+          <w:tcPr>
+            <w:tcW w:w="3384" w:type="dxa"/>
+            <w:tcBorders>
+              <w:top w:val="single" w:sz="1" w:space="0" w:color="CCCCCC"/>
+              <w:left w:val="single" w:sz="1" w:space="0" w:color="CCCCCC"/>
+              <w:bottom w:val="single" w:sz="1" w:space="0" w:color="CCCCCC"/>
+              <w:right w:val="single" w:sz="1" w:space="0" w:color="CCCCCC"/>
+            </w:tcBorders>
+            <w:tcMar>
+              <w:top w:w="80" w:type="dxa"/>
+              <w:left w:w="120" w:type="dxa"/>
+              <w:bottom w:w="80" w:type="dxa"/>
+              <w:right w:w="120" w:type="dxa"/>
+            </w:tcMar>
+            <w:vAlign w:val="center"/>
+            <w:shd w:fill="FFFFFF"/>
+            <w:tcBorders>
+              <w:top w:val="single" w:sz="4" w:color="D9D9D9"/>
+              <w:left w:val="single" w:sz="4" w:color="D9D9D9"/>
+              <w:bottom w:val="single" w:sz="4" w:color="D9D9D9"/>
+              <w:right w:val="single" w:sz="4" w:color="D9D9D9"/>
+            </w:tcBorders>
+            <w:tcMar>
+              <w:top w:w="80" w:type="dxa"/>
+              <w:left w:w="80" w:type="dxa"/>
+              <w:bottom w:w="80" w:type="dxa"/>
+              <w:right w:w="80" w:type="dxa"/>
+            </w:tcMar>
+          </w:tcPr>
+          <w:p>
+            <w:pPr>
+              <w:keepNext w:val="0"/>
+              <w:spacing w:after="60" w:before="60" w:line="252" w:lineRule="auto"/>
+            </w:pPr>
+            <w:r>
+              <w:rPr>
+                <w:rFonts w:ascii="Calibri" w:hAnsi="Calibri"/>
+                <w:b w:val="0"/>
+                <w:color w:val="000000"/>
+                <w:sz w:val="18"/>
                 <w:szCs w:val="20"/>
               </w:rPr>
               <w:t>scrapers/cbr_scraper.py</w:t>
@@ -3427,25 +5112,45 @@
         </w:tc>
         <w:tc>
           <w:tcPr>
-            <w:tcW w:w="4680" w:type="dxa"/>
-            <w:tcBorders>
-              <w:top w:val="single" w:sz="1" w:space="0" w:color="CCCCCC"/>
-              <w:left w:val="single" w:sz="1" w:space="0" w:color="CCCCCC"/>
-              <w:bottom w:val="single" w:sz="1" w:space="0" w:color="CCCCCC"/>
-              <w:right w:val="single" w:sz="1" w:space="0" w:color="CCCCCC"/>
-            </w:tcBorders>
-            <w:shd w:val="clear" w:color="auto" w:fill="F5F7FC"/>
-            <w:tcMar>
-              <w:top w:w="80" w:type="dxa"/>
-              <w:left w:w="120" w:type="dxa"/>
-              <w:bottom w:w="80" w:type="dxa"/>
-              <w:right w:w="120" w:type="dxa"/>
-            </w:tcMar>
-          </w:tcPr>
-          <w:p>
-            <w:r>
-              <w:rPr>
-                <w:sz w:val="20"/>
+            <w:tcW w:w="6984" w:type="dxa"/>
+            <w:tcBorders>
+              <w:top w:val="single" w:sz="1" w:space="0" w:color="CCCCCC"/>
+              <w:left w:val="single" w:sz="1" w:space="0" w:color="CCCCCC"/>
+              <w:bottom w:val="single" w:sz="1" w:space="0" w:color="CCCCCC"/>
+              <w:right w:val="single" w:sz="1" w:space="0" w:color="CCCCCC"/>
+            </w:tcBorders>
+            <w:tcMar>
+              <w:top w:w="80" w:type="dxa"/>
+              <w:left w:w="120" w:type="dxa"/>
+              <w:bottom w:w="80" w:type="dxa"/>
+              <w:right w:w="120" w:type="dxa"/>
+            </w:tcMar>
+            <w:vAlign w:val="center"/>
+            <w:shd w:fill="FFFFFF"/>
+            <w:tcBorders>
+              <w:top w:val="single" w:sz="4" w:color="D9D9D9"/>
+              <w:left w:val="single" w:sz="4" w:color="D9D9D9"/>
+              <w:bottom w:val="single" w:sz="4" w:color="D9D9D9"/>
+              <w:right w:val="single" w:sz="4" w:color="D9D9D9"/>
+            </w:tcBorders>
+            <w:tcMar>
+              <w:top w:w="80" w:type="dxa"/>
+              <w:left w:w="80" w:type="dxa"/>
+              <w:bottom w:w="80" w:type="dxa"/>
+              <w:right w:w="80" w:type="dxa"/>
+            </w:tcMar>
+          </w:tcPr>
+          <w:p>
+            <w:pPr>
+              <w:keepNext w:val="0"/>
+              <w:spacing w:after="60" w:before="60" w:line="252" w:lineRule="auto"/>
+            </w:pPr>
+            <w:r>
+              <w:rPr>
+                <w:rFonts w:ascii="Calibri" w:hAnsi="Calibri"/>
+                <w:b w:val="0"/>
+                <w:color w:val="000000"/>
+                <w:sz w:val="18"/>
                 <w:szCs w:val="20"/>
               </w:rPr>
               <w:t>CBR key rate press release scraper (HTTP)</w:t>
@@ -3460,27 +5165,50 @@
             <w:bottom w:w="0" w:type="dxa"/>
           </w:tblCellMar>
         </w:tblPrEx>
-        <w:tc>
-          <w:tcPr>
-            <w:tcW w:w="4680" w:type="dxa"/>
-            <w:tcBorders>
-              <w:top w:val="single" w:sz="1" w:space="0" w:color="CCCCCC"/>
-              <w:left w:val="single" w:sz="1" w:space="0" w:color="CCCCCC"/>
-              <w:bottom w:val="single" w:sz="1" w:space="0" w:color="CCCCCC"/>
-              <w:right w:val="single" w:sz="1" w:space="0" w:color="CCCCCC"/>
-            </w:tcBorders>
-            <w:shd w:val="clear" w:color="auto" w:fill="FFFFFF"/>
-            <w:tcMar>
-              <w:top w:w="80" w:type="dxa"/>
-              <w:left w:w="120" w:type="dxa"/>
-              <w:bottom w:w="80" w:type="dxa"/>
-              <w:right w:w="120" w:type="dxa"/>
-            </w:tcMar>
-          </w:tcPr>
-          <w:p>
-            <w:r>
-              <w:rPr>
-                <w:sz w:val="20"/>
+        <w:trPr>
+          <w:cantSplit/>
+        </w:trPr>
+        <w:tc>
+          <w:tcPr>
+            <w:tcW w:w="3384" w:type="dxa"/>
+            <w:tcBorders>
+              <w:top w:val="single" w:sz="1" w:space="0" w:color="CCCCCC"/>
+              <w:left w:val="single" w:sz="1" w:space="0" w:color="CCCCCC"/>
+              <w:bottom w:val="single" w:sz="1" w:space="0" w:color="CCCCCC"/>
+              <w:right w:val="single" w:sz="1" w:space="0" w:color="CCCCCC"/>
+            </w:tcBorders>
+            <w:tcMar>
+              <w:top w:w="80" w:type="dxa"/>
+              <w:left w:w="120" w:type="dxa"/>
+              <w:bottom w:w="80" w:type="dxa"/>
+              <w:right w:w="120" w:type="dxa"/>
+            </w:tcMar>
+            <w:vAlign w:val="center"/>
+            <w:shd w:fill="F4F6F8"/>
+            <w:tcBorders>
+              <w:top w:val="single" w:sz="4" w:color="D9D9D9"/>
+              <w:left w:val="single" w:sz="4" w:color="D9D9D9"/>
+              <w:bottom w:val="single" w:sz="4" w:color="D9D9D9"/>
+              <w:right w:val="single" w:sz="4" w:color="D9D9D9"/>
+            </w:tcBorders>
+            <w:tcMar>
+              <w:top w:w="80" w:type="dxa"/>
+              <w:left w:w="80" w:type="dxa"/>
+              <w:bottom w:w="80" w:type="dxa"/>
+              <w:right w:w="80" w:type="dxa"/>
+            </w:tcMar>
+          </w:tcPr>
+          <w:p>
+            <w:pPr>
+              <w:keepNext w:val="0"/>
+              <w:spacing w:after="60" w:before="60" w:line="252" w:lineRule="auto"/>
+            </w:pPr>
+            <w:r>
+              <w:rPr>
+                <w:rFonts w:ascii="Calibri" w:hAnsi="Calibri"/>
+                <w:b w:val="0"/>
+                <w:color w:val="000000"/>
+                <w:sz w:val="18"/>
                 <w:szCs w:val="20"/>
               </w:rPr>
               <w:t>scrapers/sarb_scraper.py</w:t>
@@ -3489,25 +5217,45 @@
         </w:tc>
         <w:tc>
           <w:tcPr>
-            <w:tcW w:w="4680" w:type="dxa"/>
-            <w:tcBorders>
-              <w:top w:val="single" w:sz="1" w:space="0" w:color="CCCCCC"/>
-              <w:left w:val="single" w:sz="1" w:space="0" w:color="CCCCCC"/>
-              <w:bottom w:val="single" w:sz="1" w:space="0" w:color="CCCCCC"/>
-              <w:right w:val="single" w:sz="1" w:space="0" w:color="CCCCCC"/>
-            </w:tcBorders>
-            <w:shd w:val="clear" w:color="auto" w:fill="FFFFFF"/>
-            <w:tcMar>
-              <w:top w:w="80" w:type="dxa"/>
-              <w:left w:w="120" w:type="dxa"/>
-              <w:bottom w:w="80" w:type="dxa"/>
-              <w:right w:w="120" w:type="dxa"/>
-            </w:tcMar>
-          </w:tcPr>
-          <w:p>
-            <w:r>
-              <w:rPr>
-                <w:sz w:val="20"/>
+            <w:tcW w:w="6984" w:type="dxa"/>
+            <w:tcBorders>
+              <w:top w:val="single" w:sz="1" w:space="0" w:color="CCCCCC"/>
+              <w:left w:val="single" w:sz="1" w:space="0" w:color="CCCCCC"/>
+              <w:bottom w:val="single" w:sz="1" w:space="0" w:color="CCCCCC"/>
+              <w:right w:val="single" w:sz="1" w:space="0" w:color="CCCCCC"/>
+            </w:tcBorders>
+            <w:tcMar>
+              <w:top w:w="80" w:type="dxa"/>
+              <w:left w:w="120" w:type="dxa"/>
+              <w:bottom w:w="80" w:type="dxa"/>
+              <w:right w:w="120" w:type="dxa"/>
+            </w:tcMar>
+            <w:vAlign w:val="center"/>
+            <w:shd w:fill="F4F6F8"/>
+            <w:tcBorders>
+              <w:top w:val="single" w:sz="4" w:color="D9D9D9"/>
+              <w:left w:val="single" w:sz="4" w:color="D9D9D9"/>
+              <w:bottom w:val="single" w:sz="4" w:color="D9D9D9"/>
+              <w:right w:val="single" w:sz="4" w:color="D9D9D9"/>
+            </w:tcBorders>
+            <w:tcMar>
+              <w:top w:w="80" w:type="dxa"/>
+              <w:left w:w="80" w:type="dxa"/>
+              <w:bottom w:w="80" w:type="dxa"/>
+              <w:right w:w="80" w:type="dxa"/>
+            </w:tcMar>
+          </w:tcPr>
+          <w:p>
+            <w:pPr>
+              <w:keepNext w:val="0"/>
+              <w:spacing w:after="60" w:before="60" w:line="252" w:lineRule="auto"/>
+            </w:pPr>
+            <w:r>
+              <w:rPr>
+                <w:rFonts w:ascii="Calibri" w:hAnsi="Calibri"/>
+                <w:b w:val="0"/>
+                <w:color w:val="000000"/>
+                <w:sz w:val="18"/>
                 <w:szCs w:val="20"/>
               </w:rPr>
               <w:t>SARB MPC statement scraper (Selenium)</w:t>
@@ -3522,27 +5270,50 @@
             <w:bottom w:w="0" w:type="dxa"/>
           </w:tblCellMar>
         </w:tblPrEx>
-        <w:tc>
-          <w:tcPr>
-            <w:tcW w:w="4680" w:type="dxa"/>
-            <w:tcBorders>
-              <w:top w:val="single" w:sz="1" w:space="0" w:color="CCCCCC"/>
-              <w:left w:val="single" w:sz="1" w:space="0" w:color="CCCCCC"/>
-              <w:bottom w:val="single" w:sz="1" w:space="0" w:color="CCCCCC"/>
-              <w:right w:val="single" w:sz="1" w:space="0" w:color="CCCCCC"/>
-            </w:tcBorders>
-            <w:shd w:val="clear" w:color="auto" w:fill="F5F7FC"/>
-            <w:tcMar>
-              <w:top w:w="80" w:type="dxa"/>
-              <w:left w:w="120" w:type="dxa"/>
-              <w:bottom w:w="80" w:type="dxa"/>
-              <w:right w:w="120" w:type="dxa"/>
-            </w:tcMar>
-          </w:tcPr>
-          <w:p>
-            <w:r>
-              <w:rPr>
-                <w:sz w:val="20"/>
+        <w:trPr>
+          <w:cantSplit/>
+        </w:trPr>
+        <w:tc>
+          <w:tcPr>
+            <w:tcW w:w="3384" w:type="dxa"/>
+            <w:tcBorders>
+              <w:top w:val="single" w:sz="1" w:space="0" w:color="CCCCCC"/>
+              <w:left w:val="single" w:sz="1" w:space="0" w:color="CCCCCC"/>
+              <w:bottom w:val="single" w:sz="1" w:space="0" w:color="CCCCCC"/>
+              <w:right w:val="single" w:sz="1" w:space="0" w:color="CCCCCC"/>
+            </w:tcBorders>
+            <w:tcMar>
+              <w:top w:w="80" w:type="dxa"/>
+              <w:left w:w="120" w:type="dxa"/>
+              <w:bottom w:w="80" w:type="dxa"/>
+              <w:right w:w="120" w:type="dxa"/>
+            </w:tcMar>
+            <w:vAlign w:val="center"/>
+            <w:shd w:fill="FFFFFF"/>
+            <w:tcBorders>
+              <w:top w:val="single" w:sz="4" w:color="D9D9D9"/>
+              <w:left w:val="single" w:sz="4" w:color="D9D9D9"/>
+              <w:bottom w:val="single" w:sz="4" w:color="D9D9D9"/>
+              <w:right w:val="single" w:sz="4" w:color="D9D9D9"/>
+            </w:tcBorders>
+            <w:tcMar>
+              <w:top w:w="80" w:type="dxa"/>
+              <w:left w:w="80" w:type="dxa"/>
+              <w:bottom w:w="80" w:type="dxa"/>
+              <w:right w:w="80" w:type="dxa"/>
+            </w:tcMar>
+          </w:tcPr>
+          <w:p>
+            <w:pPr>
+              <w:keepNext w:val="0"/>
+              <w:spacing w:after="60" w:before="60" w:line="252" w:lineRule="auto"/>
+            </w:pPr>
+            <w:r>
+              <w:rPr>
+                <w:rFonts w:ascii="Calibri" w:hAnsi="Calibri"/>
+                <w:b w:val="0"/>
+                <w:color w:val="000000"/>
+                <w:sz w:val="18"/>
                 <w:szCs w:val="20"/>
               </w:rPr>
               <w:t>scrapers/pboc_scraper.py</w:t>
@@ -3551,25 +5322,45 @@
         </w:tc>
         <w:tc>
           <w:tcPr>
-            <w:tcW w:w="4680" w:type="dxa"/>
-            <w:tcBorders>
-              <w:top w:val="single" w:sz="1" w:space="0" w:color="CCCCCC"/>
-              <w:left w:val="single" w:sz="1" w:space="0" w:color="CCCCCC"/>
-              <w:bottom w:val="single" w:sz="1" w:space="0" w:color="CCCCCC"/>
-              <w:right w:val="single" w:sz="1" w:space="0" w:color="CCCCCC"/>
-            </w:tcBorders>
-            <w:shd w:val="clear" w:color="auto" w:fill="F5F7FC"/>
-            <w:tcMar>
-              <w:top w:w="80" w:type="dxa"/>
-              <w:left w:w="120" w:type="dxa"/>
-              <w:bottom w:w="80" w:type="dxa"/>
-              <w:right w:w="120" w:type="dxa"/>
-            </w:tcMar>
-          </w:tcPr>
-          <w:p>
-            <w:r>
-              <w:rPr>
-                <w:sz w:val="20"/>
+            <w:tcW w:w="6984" w:type="dxa"/>
+            <w:tcBorders>
+              <w:top w:val="single" w:sz="1" w:space="0" w:color="CCCCCC"/>
+              <w:left w:val="single" w:sz="1" w:space="0" w:color="CCCCCC"/>
+              <w:bottom w:val="single" w:sz="1" w:space="0" w:color="CCCCCC"/>
+              <w:right w:val="single" w:sz="1" w:space="0" w:color="CCCCCC"/>
+            </w:tcBorders>
+            <w:tcMar>
+              <w:top w:w="80" w:type="dxa"/>
+              <w:left w:w="120" w:type="dxa"/>
+              <w:bottom w:w="80" w:type="dxa"/>
+              <w:right w:w="120" w:type="dxa"/>
+            </w:tcMar>
+            <w:vAlign w:val="center"/>
+            <w:shd w:fill="FFFFFF"/>
+            <w:tcBorders>
+              <w:top w:val="single" w:sz="4" w:color="D9D9D9"/>
+              <w:left w:val="single" w:sz="4" w:color="D9D9D9"/>
+              <w:bottom w:val="single" w:sz="4" w:color="D9D9D9"/>
+              <w:right w:val="single" w:sz="4" w:color="D9D9D9"/>
+            </w:tcBorders>
+            <w:tcMar>
+              <w:top w:w="80" w:type="dxa"/>
+              <w:left w:w="80" w:type="dxa"/>
+              <w:bottom w:w="80" w:type="dxa"/>
+              <w:right w:w="80" w:type="dxa"/>
+            </w:tcMar>
+          </w:tcPr>
+          <w:p>
+            <w:pPr>
+              <w:keepNext w:val="0"/>
+              <w:spacing w:after="60" w:before="60" w:line="252" w:lineRule="auto"/>
+            </w:pPr>
+            <w:r>
+              <w:rPr>
+                <w:rFonts w:ascii="Calibri" w:hAnsi="Calibri"/>
+                <w:b w:val="0"/>
+                <w:color w:val="000000"/>
+                <w:sz w:val="18"/>
                 <w:szCs w:val="20"/>
               </w:rPr>
               <w:t>PBOC data source documentation (BIS)</w:t>
@@ -3584,27 +5375,50 @@
             <w:bottom w:w="0" w:type="dxa"/>
           </w:tblCellMar>
         </w:tblPrEx>
-        <w:tc>
-          <w:tcPr>
-            <w:tcW w:w="4680" w:type="dxa"/>
-            <w:tcBorders>
-              <w:top w:val="single" w:sz="1" w:space="0" w:color="CCCCCC"/>
-              <w:left w:val="single" w:sz="1" w:space="0" w:color="CCCCCC"/>
-              <w:bottom w:val="single" w:sz="1" w:space="0" w:color="CCCCCC"/>
-              <w:right w:val="single" w:sz="1" w:space="0" w:color="CCCCCC"/>
-            </w:tcBorders>
-            <w:shd w:val="clear" w:color="auto" w:fill="FFFFFF"/>
-            <w:tcMar>
-              <w:top w:w="80" w:type="dxa"/>
-              <w:left w:w="120" w:type="dxa"/>
-              <w:bottom w:w="80" w:type="dxa"/>
-              <w:right w:w="120" w:type="dxa"/>
-            </w:tcMar>
-          </w:tcPr>
-          <w:p>
-            <w:r>
-              <w:rPr>
-                <w:sz w:val="20"/>
+        <w:trPr>
+          <w:cantSplit/>
+        </w:trPr>
+        <w:tc>
+          <w:tcPr>
+            <w:tcW w:w="3384" w:type="dxa"/>
+            <w:tcBorders>
+              <w:top w:val="single" w:sz="1" w:space="0" w:color="CCCCCC"/>
+              <w:left w:val="single" w:sz="1" w:space="0" w:color="CCCCCC"/>
+              <w:bottom w:val="single" w:sz="1" w:space="0" w:color="CCCCCC"/>
+              <w:right w:val="single" w:sz="1" w:space="0" w:color="CCCCCC"/>
+            </w:tcBorders>
+            <w:tcMar>
+              <w:top w:w="80" w:type="dxa"/>
+              <w:left w:w="120" w:type="dxa"/>
+              <w:bottom w:w="80" w:type="dxa"/>
+              <w:right w:w="120" w:type="dxa"/>
+            </w:tcMar>
+            <w:vAlign w:val="center"/>
+            <w:shd w:fill="F4F6F8"/>
+            <w:tcBorders>
+              <w:top w:val="single" w:sz="4" w:color="D9D9D9"/>
+              <w:left w:val="single" w:sz="4" w:color="D9D9D9"/>
+              <w:bottom w:val="single" w:sz="4" w:color="D9D9D9"/>
+              <w:right w:val="single" w:sz="4" w:color="D9D9D9"/>
+            </w:tcBorders>
+            <w:tcMar>
+              <w:top w:w="80" w:type="dxa"/>
+              <w:left w:w="80" w:type="dxa"/>
+              <w:bottom w:w="80" w:type="dxa"/>
+              <w:right w:w="80" w:type="dxa"/>
+            </w:tcMar>
+          </w:tcPr>
+          <w:p>
+            <w:pPr>
+              <w:keepNext w:val="0"/>
+              <w:spacing w:after="60" w:before="60" w:line="252" w:lineRule="auto"/>
+            </w:pPr>
+            <w:r>
+              <w:rPr>
+                <w:rFonts w:ascii="Calibri" w:hAnsi="Calibri"/>
+                <w:b w:val="0"/>
+                <w:color w:val="000000"/>
+                <w:sz w:val="18"/>
                 <w:szCs w:val="20"/>
               </w:rPr>
               <w:t>scrapers/bcb_scraper.py</w:t>
@@ -3613,25 +5427,45 @@
         </w:tc>
         <w:tc>
           <w:tcPr>
-            <w:tcW w:w="4680" w:type="dxa"/>
-            <w:tcBorders>
-              <w:top w:val="single" w:sz="1" w:space="0" w:color="CCCCCC"/>
-              <w:left w:val="single" w:sz="1" w:space="0" w:color="CCCCCC"/>
-              <w:bottom w:val="single" w:sz="1" w:space="0" w:color="CCCCCC"/>
-              <w:right w:val="single" w:sz="1" w:space="0" w:color="CCCCCC"/>
-            </w:tcBorders>
-            <w:shd w:val="clear" w:color="auto" w:fill="FFFFFF"/>
-            <w:tcMar>
-              <w:top w:w="80" w:type="dxa"/>
-              <w:left w:w="120" w:type="dxa"/>
-              <w:bottom w:w="80" w:type="dxa"/>
-              <w:right w:w="120" w:type="dxa"/>
-            </w:tcMar>
-          </w:tcPr>
-          <w:p>
-            <w:r>
-              <w:rPr>
-                <w:sz w:val="20"/>
+            <w:tcW w:w="6984" w:type="dxa"/>
+            <w:tcBorders>
+              <w:top w:val="single" w:sz="1" w:space="0" w:color="CCCCCC"/>
+              <w:left w:val="single" w:sz="1" w:space="0" w:color="CCCCCC"/>
+              <w:bottom w:val="single" w:sz="1" w:space="0" w:color="CCCCCC"/>
+              <w:right w:val="single" w:sz="1" w:space="0" w:color="CCCCCC"/>
+            </w:tcBorders>
+            <w:tcMar>
+              <w:top w:w="80" w:type="dxa"/>
+              <w:left w:w="120" w:type="dxa"/>
+              <w:bottom w:w="80" w:type="dxa"/>
+              <w:right w:w="120" w:type="dxa"/>
+            </w:tcMar>
+            <w:vAlign w:val="center"/>
+            <w:shd w:fill="F4F6F8"/>
+            <w:tcBorders>
+              <w:top w:val="single" w:sz="4" w:color="D9D9D9"/>
+              <w:left w:val="single" w:sz="4" w:color="D9D9D9"/>
+              <w:bottom w:val="single" w:sz="4" w:color="D9D9D9"/>
+              <w:right w:val="single" w:sz="4" w:color="D9D9D9"/>
+            </w:tcBorders>
+            <w:tcMar>
+              <w:top w:w="80" w:type="dxa"/>
+              <w:left w:w="80" w:type="dxa"/>
+              <w:bottom w:w="80" w:type="dxa"/>
+              <w:right w:w="80" w:type="dxa"/>
+            </w:tcMar>
+          </w:tcPr>
+          <w:p>
+            <w:pPr>
+              <w:keepNext w:val="0"/>
+              <w:spacing w:after="60" w:before="60" w:line="252" w:lineRule="auto"/>
+            </w:pPr>
+            <w:r>
+              <w:rPr>
+                <w:rFonts w:ascii="Calibri" w:hAnsi="Calibri"/>
+                <w:b w:val="0"/>
+                <w:color w:val="000000"/>
+                <w:sz w:val="18"/>
                 <w:szCs w:val="20"/>
               </w:rPr>
               <w:t>BCB exclusion documentation</w:t>
@@ -3646,27 +5480,50 @@
             <w:bottom w:w="0" w:type="dxa"/>
           </w:tblCellMar>
         </w:tblPrEx>
-        <w:tc>
-          <w:tcPr>
-            <w:tcW w:w="4680" w:type="dxa"/>
-            <w:tcBorders>
-              <w:top w:val="single" w:sz="1" w:space="0" w:color="CCCCCC"/>
-              <w:left w:val="single" w:sz="1" w:space="0" w:color="CCCCCC"/>
-              <w:bottom w:val="single" w:sz="1" w:space="0" w:color="CCCCCC"/>
-              <w:right w:val="single" w:sz="1" w:space="0" w:color="CCCCCC"/>
-            </w:tcBorders>
-            <w:shd w:val="clear" w:color="auto" w:fill="F5F7FC"/>
-            <w:tcMar>
-              <w:top w:w="80" w:type="dxa"/>
-              <w:left w:w="120" w:type="dxa"/>
-              <w:bottom w:w="80" w:type="dxa"/>
-              <w:right w:w="120" w:type="dxa"/>
-            </w:tcMar>
-          </w:tcPr>
-          <w:p>
-            <w:r>
-              <w:rPr>
-                <w:sz w:val="20"/>
+        <w:trPr>
+          <w:cantSplit/>
+        </w:trPr>
+        <w:tc>
+          <w:tcPr>
+            <w:tcW w:w="3384" w:type="dxa"/>
+            <w:tcBorders>
+              <w:top w:val="single" w:sz="1" w:space="0" w:color="CCCCCC"/>
+              <w:left w:val="single" w:sz="1" w:space="0" w:color="CCCCCC"/>
+              <w:bottom w:val="single" w:sz="1" w:space="0" w:color="CCCCCC"/>
+              <w:right w:val="single" w:sz="1" w:space="0" w:color="CCCCCC"/>
+            </w:tcBorders>
+            <w:tcMar>
+              <w:top w:w="80" w:type="dxa"/>
+              <w:left w:w="120" w:type="dxa"/>
+              <w:bottom w:w="80" w:type="dxa"/>
+              <w:right w:w="120" w:type="dxa"/>
+            </w:tcMar>
+            <w:vAlign w:val="center"/>
+            <w:shd w:fill="FFFFFF"/>
+            <w:tcBorders>
+              <w:top w:val="single" w:sz="4" w:color="D9D9D9"/>
+              <w:left w:val="single" w:sz="4" w:color="D9D9D9"/>
+              <w:bottom w:val="single" w:sz="4" w:color="D9D9D9"/>
+              <w:right w:val="single" w:sz="4" w:color="D9D9D9"/>
+            </w:tcBorders>
+            <w:tcMar>
+              <w:top w:w="80" w:type="dxa"/>
+              <w:left w:w="80" w:type="dxa"/>
+              <w:bottom w:w="80" w:type="dxa"/>
+              <w:right w:w="80" w:type="dxa"/>
+            </w:tcMar>
+          </w:tcPr>
+          <w:p>
+            <w:pPr>
+              <w:keepNext w:val="0"/>
+              <w:spacing w:after="60" w:before="60" w:line="252" w:lineRule="auto"/>
+            </w:pPr>
+            <w:r>
+              <w:rPr>
+                <w:rFonts w:ascii="Calibri" w:hAnsi="Calibri"/>
+                <w:b w:val="0"/>
+                <w:color w:val="000000"/>
+                <w:sz w:val="18"/>
                 <w:szCs w:val="20"/>
               </w:rPr>
               <w:t>data/rbi_statements.csv</w:t>
@@ -3675,28 +5532,47 @@
         </w:tc>
         <w:tc>
           <w:tcPr>
-            <w:tcW w:w="4680" w:type="dxa"/>
-            <w:tcBorders>
-              <w:top w:val="single" w:sz="1" w:space="0" w:color="CCCCCC"/>
-              <w:left w:val="single" w:sz="1" w:space="0" w:color="CCCCCC"/>
-              <w:bottom w:val="single" w:sz="1" w:space="0" w:color="CCCCCC"/>
-              <w:right w:val="single" w:sz="1" w:space="0" w:color="CCCCCC"/>
-            </w:tcBorders>
-            <w:shd w:val="clear" w:color="auto" w:fill="F5F7FC"/>
-            <w:tcMar>
-              <w:top w:w="80" w:type="dxa"/>
-              <w:left w:w="120" w:type="dxa"/>
-              <w:bottom w:w="80" w:type="dxa"/>
-              <w:right w:w="120" w:type="dxa"/>
-            </w:tcMar>
-          </w:tcPr>
-          <w:p>
-            <w:r>
-              <w:rPr>
-                <w:sz w:val="20"/>
-                <w:szCs w:val="20"/>
-              </w:rPr>
-              <w:t>66 RBI Governor's Statements, 2016–2026</w:t>
+            <w:tcW w:w="6984" w:type="dxa"/>
+            <w:tcBorders>
+              <w:top w:val="single" w:sz="1" w:space="0" w:color="CCCCCC"/>
+              <w:left w:val="single" w:sz="1" w:space="0" w:color="CCCCCC"/>
+              <w:bottom w:val="single" w:sz="1" w:space="0" w:color="CCCCCC"/>
+              <w:right w:val="single" w:sz="1" w:space="0" w:color="CCCCCC"/>
+            </w:tcBorders>
+            <w:tcMar>
+              <w:top w:w="80" w:type="dxa"/>
+              <w:left w:w="120" w:type="dxa"/>
+              <w:bottom w:w="80" w:type="dxa"/>
+              <w:right w:w="120" w:type="dxa"/>
+            </w:tcMar>
+            <w:vAlign w:val="center"/>
+            <w:shd w:fill="FFFFFF"/>
+            <w:tcBorders>
+              <w:top w:val="single" w:sz="4" w:color="D9D9D9"/>
+              <w:left w:val="single" w:sz="4" w:color="D9D9D9"/>
+              <w:bottom w:val="single" w:sz="4" w:color="D9D9D9"/>
+              <w:right w:val="single" w:sz="4" w:color="D9D9D9"/>
+            </w:tcBorders>
+            <w:tcMar>
+              <w:top w:w="80" w:type="dxa"/>
+              <w:left w:w="80" w:type="dxa"/>
+              <w:bottom w:w="80" w:type="dxa"/>
+              <w:right w:w="80" w:type="dxa"/>
+            </w:tcMar>
+          </w:tcPr>
+          <w:p>
+            <w:pPr>
+              <w:keepNext w:val="0"/>
+              <w:spacing w:after="60" w:before="60" w:line="252" w:lineRule="auto"/>
+            </w:pPr>
+            <w:r>
+              <w:rPr>
+                <w:rFonts w:ascii="Calibri" w:hAnsi="Calibri"/>
+                <w:b w:val="0"/>
+                <w:color w:val="000000"/>
+                <w:sz w:val="18"/>
+              </w:rPr>
+              <w:t>66 rows representing six unique HTML documents</w:t>
             </w:r>
           </w:p>
         </w:tc>
@@ -3708,27 +5584,50 @@
             <w:bottom w:w="0" w:type="dxa"/>
           </w:tblCellMar>
         </w:tblPrEx>
-        <w:tc>
-          <w:tcPr>
-            <w:tcW w:w="4680" w:type="dxa"/>
-            <w:tcBorders>
-              <w:top w:val="single" w:sz="1" w:space="0" w:color="CCCCCC"/>
-              <w:left w:val="single" w:sz="1" w:space="0" w:color="CCCCCC"/>
-              <w:bottom w:val="single" w:sz="1" w:space="0" w:color="CCCCCC"/>
-              <w:right w:val="single" w:sz="1" w:space="0" w:color="CCCCCC"/>
-            </w:tcBorders>
-            <w:shd w:val="clear" w:color="auto" w:fill="FFFFFF"/>
-            <w:tcMar>
-              <w:top w:w="80" w:type="dxa"/>
-              <w:left w:w="120" w:type="dxa"/>
-              <w:bottom w:w="80" w:type="dxa"/>
-              <w:right w:w="120" w:type="dxa"/>
-            </w:tcMar>
-          </w:tcPr>
-          <w:p>
-            <w:r>
-              <w:rPr>
-                <w:sz w:val="20"/>
+        <w:trPr>
+          <w:cantSplit/>
+        </w:trPr>
+        <w:tc>
+          <w:tcPr>
+            <w:tcW w:w="3384" w:type="dxa"/>
+            <w:tcBorders>
+              <w:top w:val="single" w:sz="1" w:space="0" w:color="CCCCCC"/>
+              <w:left w:val="single" w:sz="1" w:space="0" w:color="CCCCCC"/>
+              <w:bottom w:val="single" w:sz="1" w:space="0" w:color="CCCCCC"/>
+              <w:right w:val="single" w:sz="1" w:space="0" w:color="CCCCCC"/>
+            </w:tcBorders>
+            <w:tcMar>
+              <w:top w:w="80" w:type="dxa"/>
+              <w:left w:w="120" w:type="dxa"/>
+              <w:bottom w:w="80" w:type="dxa"/>
+              <w:right w:w="120" w:type="dxa"/>
+            </w:tcMar>
+            <w:vAlign w:val="center"/>
+            <w:shd w:fill="F4F6F8"/>
+            <w:tcBorders>
+              <w:top w:val="single" w:sz="4" w:color="D9D9D9"/>
+              <w:left w:val="single" w:sz="4" w:color="D9D9D9"/>
+              <w:bottom w:val="single" w:sz="4" w:color="D9D9D9"/>
+              <w:right w:val="single" w:sz="4" w:color="D9D9D9"/>
+            </w:tcBorders>
+            <w:tcMar>
+              <w:top w:w="80" w:type="dxa"/>
+              <w:left w:w="80" w:type="dxa"/>
+              <w:bottom w:w="80" w:type="dxa"/>
+              <w:right w:w="80" w:type="dxa"/>
+            </w:tcMar>
+          </w:tcPr>
+          <w:p>
+            <w:pPr>
+              <w:keepNext w:val="0"/>
+              <w:spacing w:after="60" w:before="60" w:line="252" w:lineRule="auto"/>
+            </w:pPr>
+            <w:r>
+              <w:rPr>
+                <w:rFonts w:ascii="Calibri" w:hAnsi="Calibri"/>
+                <w:b w:val="0"/>
+                <w:color w:val="000000"/>
+                <w:sz w:val="18"/>
                 <w:szCs w:val="20"/>
               </w:rPr>
               <w:t>data/cbr_statements.csv</w:t>
@@ -3737,25 +5636,45 @@
         </w:tc>
         <w:tc>
           <w:tcPr>
-            <w:tcW w:w="4680" w:type="dxa"/>
-            <w:tcBorders>
-              <w:top w:val="single" w:sz="1" w:space="0" w:color="CCCCCC"/>
-              <w:left w:val="single" w:sz="1" w:space="0" w:color="CCCCCC"/>
-              <w:bottom w:val="single" w:sz="1" w:space="0" w:color="CCCCCC"/>
-              <w:right w:val="single" w:sz="1" w:space="0" w:color="CCCCCC"/>
-            </w:tcBorders>
-            <w:shd w:val="clear" w:color="auto" w:fill="FFFFFF"/>
-            <w:tcMar>
-              <w:top w:w="80" w:type="dxa"/>
-              <w:left w:w="120" w:type="dxa"/>
-              <w:bottom w:w="80" w:type="dxa"/>
-              <w:right w:w="120" w:type="dxa"/>
-            </w:tcMar>
-          </w:tcPr>
-          <w:p>
-            <w:r>
-              <w:rPr>
-                <w:sz w:val="20"/>
+            <w:tcW w:w="6984" w:type="dxa"/>
+            <w:tcBorders>
+              <w:top w:val="single" w:sz="1" w:space="0" w:color="CCCCCC"/>
+              <w:left w:val="single" w:sz="1" w:space="0" w:color="CCCCCC"/>
+              <w:bottom w:val="single" w:sz="1" w:space="0" w:color="CCCCCC"/>
+              <w:right w:val="single" w:sz="1" w:space="0" w:color="CCCCCC"/>
+            </w:tcBorders>
+            <w:tcMar>
+              <w:top w:w="80" w:type="dxa"/>
+              <w:left w:w="120" w:type="dxa"/>
+              <w:bottom w:w="80" w:type="dxa"/>
+              <w:right w:w="120" w:type="dxa"/>
+            </w:tcMar>
+            <w:vAlign w:val="center"/>
+            <w:shd w:fill="F4F6F8"/>
+            <w:tcBorders>
+              <w:top w:val="single" w:sz="4" w:color="D9D9D9"/>
+              <w:left w:val="single" w:sz="4" w:color="D9D9D9"/>
+              <w:bottom w:val="single" w:sz="4" w:color="D9D9D9"/>
+              <w:right w:val="single" w:sz="4" w:color="D9D9D9"/>
+            </w:tcBorders>
+            <w:tcMar>
+              <w:top w:w="80" w:type="dxa"/>
+              <w:left w:w="80" w:type="dxa"/>
+              <w:bottom w:w="80" w:type="dxa"/>
+              <w:right w:w="80" w:type="dxa"/>
+            </w:tcMar>
+          </w:tcPr>
+          <w:p>
+            <w:pPr>
+              <w:keepNext w:val="0"/>
+              <w:spacing w:after="60" w:before="60" w:line="252" w:lineRule="auto"/>
+            </w:pPr>
+            <w:r>
+              <w:rPr>
+                <w:rFonts w:ascii="Calibri" w:hAnsi="Calibri"/>
+                <w:b w:val="0"/>
+                <w:color w:val="000000"/>
+                <w:sz w:val="18"/>
                 <w:szCs w:val="20"/>
               </w:rPr>
               <w:t>51 CBR key rate press releases, 2018–2026</w:t>
@@ -3770,27 +5689,50 @@
             <w:bottom w:w="0" w:type="dxa"/>
           </w:tblCellMar>
         </w:tblPrEx>
-        <w:tc>
-          <w:tcPr>
-            <w:tcW w:w="4680" w:type="dxa"/>
-            <w:tcBorders>
-              <w:top w:val="single" w:sz="1" w:space="0" w:color="CCCCCC"/>
-              <w:left w:val="single" w:sz="1" w:space="0" w:color="CCCCCC"/>
-              <w:bottom w:val="single" w:sz="1" w:space="0" w:color="CCCCCC"/>
-              <w:right w:val="single" w:sz="1" w:space="0" w:color="CCCCCC"/>
-            </w:tcBorders>
-            <w:shd w:val="clear" w:color="auto" w:fill="F5F7FC"/>
-            <w:tcMar>
-              <w:top w:w="80" w:type="dxa"/>
-              <w:left w:w="120" w:type="dxa"/>
-              <w:bottom w:w="80" w:type="dxa"/>
-              <w:right w:w="120" w:type="dxa"/>
-            </w:tcMar>
-          </w:tcPr>
-          <w:p>
-            <w:r>
-              <w:rPr>
-                <w:sz w:val="20"/>
+        <w:trPr>
+          <w:cantSplit/>
+        </w:trPr>
+        <w:tc>
+          <w:tcPr>
+            <w:tcW w:w="3384" w:type="dxa"/>
+            <w:tcBorders>
+              <w:top w:val="single" w:sz="1" w:space="0" w:color="CCCCCC"/>
+              <w:left w:val="single" w:sz="1" w:space="0" w:color="CCCCCC"/>
+              <w:bottom w:val="single" w:sz="1" w:space="0" w:color="CCCCCC"/>
+              <w:right w:val="single" w:sz="1" w:space="0" w:color="CCCCCC"/>
+            </w:tcBorders>
+            <w:tcMar>
+              <w:top w:w="80" w:type="dxa"/>
+              <w:left w:w="120" w:type="dxa"/>
+              <w:bottom w:w="80" w:type="dxa"/>
+              <w:right w:w="120" w:type="dxa"/>
+            </w:tcMar>
+            <w:vAlign w:val="center"/>
+            <w:shd w:fill="FFFFFF"/>
+            <w:tcBorders>
+              <w:top w:val="single" w:sz="4" w:color="D9D9D9"/>
+              <w:left w:val="single" w:sz="4" w:color="D9D9D9"/>
+              <w:bottom w:val="single" w:sz="4" w:color="D9D9D9"/>
+              <w:right w:val="single" w:sz="4" w:color="D9D9D9"/>
+            </w:tcBorders>
+            <w:tcMar>
+              <w:top w:w="80" w:type="dxa"/>
+              <w:left w:w="80" w:type="dxa"/>
+              <w:bottom w:w="80" w:type="dxa"/>
+              <w:right w:w="80" w:type="dxa"/>
+            </w:tcMar>
+          </w:tcPr>
+          <w:p>
+            <w:pPr>
+              <w:keepNext w:val="0"/>
+              <w:spacing w:after="60" w:before="60" w:line="252" w:lineRule="auto"/>
+            </w:pPr>
+            <w:r>
+              <w:rPr>
+                <w:rFonts w:ascii="Calibri" w:hAnsi="Calibri"/>
+                <w:b w:val="0"/>
+                <w:color w:val="000000"/>
+                <w:sz w:val="18"/>
                 <w:szCs w:val="20"/>
               </w:rPr>
               <w:t>data/sarb_statements.csv</w:t>
@@ -3799,25 +5741,45 @@
         </w:tc>
         <w:tc>
           <w:tcPr>
-            <w:tcW w:w="4680" w:type="dxa"/>
-            <w:tcBorders>
-              <w:top w:val="single" w:sz="1" w:space="0" w:color="CCCCCC"/>
-              <w:left w:val="single" w:sz="1" w:space="0" w:color="CCCCCC"/>
-              <w:bottom w:val="single" w:sz="1" w:space="0" w:color="CCCCCC"/>
-              <w:right w:val="single" w:sz="1" w:space="0" w:color="CCCCCC"/>
-            </w:tcBorders>
-            <w:shd w:val="clear" w:color="auto" w:fill="F5F7FC"/>
-            <w:tcMar>
-              <w:top w:w="80" w:type="dxa"/>
-              <w:left w:w="120" w:type="dxa"/>
-              <w:bottom w:w="80" w:type="dxa"/>
-              <w:right w:w="120" w:type="dxa"/>
-            </w:tcMar>
-          </w:tcPr>
-          <w:p>
-            <w:r>
-              <w:rPr>
-                <w:sz w:val="20"/>
+            <w:tcW w:w="6984" w:type="dxa"/>
+            <w:tcBorders>
+              <w:top w:val="single" w:sz="1" w:space="0" w:color="CCCCCC"/>
+              <w:left w:val="single" w:sz="1" w:space="0" w:color="CCCCCC"/>
+              <w:bottom w:val="single" w:sz="1" w:space="0" w:color="CCCCCC"/>
+              <w:right w:val="single" w:sz="1" w:space="0" w:color="CCCCCC"/>
+            </w:tcBorders>
+            <w:tcMar>
+              <w:top w:w="80" w:type="dxa"/>
+              <w:left w:w="120" w:type="dxa"/>
+              <w:bottom w:w="80" w:type="dxa"/>
+              <w:right w:w="120" w:type="dxa"/>
+            </w:tcMar>
+            <w:vAlign w:val="center"/>
+            <w:shd w:fill="FFFFFF"/>
+            <w:tcBorders>
+              <w:top w:val="single" w:sz="4" w:color="D9D9D9"/>
+              <w:left w:val="single" w:sz="4" w:color="D9D9D9"/>
+              <w:bottom w:val="single" w:sz="4" w:color="D9D9D9"/>
+              <w:right w:val="single" w:sz="4" w:color="D9D9D9"/>
+            </w:tcBorders>
+            <w:tcMar>
+              <w:top w:w="80" w:type="dxa"/>
+              <w:left w:w="80" w:type="dxa"/>
+              <w:bottom w:w="80" w:type="dxa"/>
+              <w:right w:w="80" w:type="dxa"/>
+            </w:tcMar>
+          </w:tcPr>
+          <w:p>
+            <w:pPr>
+              <w:keepNext w:val="0"/>
+              <w:spacing w:after="60" w:before="60" w:line="252" w:lineRule="auto"/>
+            </w:pPr>
+            <w:r>
+              <w:rPr>
+                <w:rFonts w:ascii="Calibri" w:hAnsi="Calibri"/>
+                <w:b w:val="0"/>
+                <w:color w:val="000000"/>
+                <w:sz w:val="18"/>
                 <w:szCs w:val="20"/>
               </w:rPr>
               <w:t>57 SARB MPC statements, 2006–2026</w:t>
@@ -3832,27 +5794,50 @@
             <w:bottom w:w="0" w:type="dxa"/>
           </w:tblCellMar>
         </w:tblPrEx>
-        <w:tc>
-          <w:tcPr>
-            <w:tcW w:w="4680" w:type="dxa"/>
-            <w:tcBorders>
-              <w:top w:val="single" w:sz="1" w:space="0" w:color="CCCCCC"/>
-              <w:left w:val="single" w:sz="1" w:space="0" w:color="CCCCCC"/>
-              <w:bottom w:val="single" w:sz="1" w:space="0" w:color="CCCCCC"/>
-              <w:right w:val="single" w:sz="1" w:space="0" w:color="CCCCCC"/>
-            </w:tcBorders>
-            <w:shd w:val="clear" w:color="auto" w:fill="FFFFFF"/>
-            <w:tcMar>
-              <w:top w:w="80" w:type="dxa"/>
-              <w:left w:w="120" w:type="dxa"/>
-              <w:bottom w:w="80" w:type="dxa"/>
-              <w:right w:w="120" w:type="dxa"/>
-            </w:tcMar>
-          </w:tcPr>
-          <w:p>
-            <w:r>
-              <w:rPr>
-                <w:sz w:val="20"/>
+        <w:trPr>
+          <w:cantSplit/>
+        </w:trPr>
+        <w:tc>
+          <w:tcPr>
+            <w:tcW w:w="3384" w:type="dxa"/>
+            <w:tcBorders>
+              <w:top w:val="single" w:sz="1" w:space="0" w:color="CCCCCC"/>
+              <w:left w:val="single" w:sz="1" w:space="0" w:color="CCCCCC"/>
+              <w:bottom w:val="single" w:sz="1" w:space="0" w:color="CCCCCC"/>
+              <w:right w:val="single" w:sz="1" w:space="0" w:color="CCCCCC"/>
+            </w:tcBorders>
+            <w:tcMar>
+              <w:top w:w="80" w:type="dxa"/>
+              <w:left w:w="120" w:type="dxa"/>
+              <w:bottom w:w="80" w:type="dxa"/>
+              <w:right w:w="120" w:type="dxa"/>
+            </w:tcMar>
+            <w:vAlign w:val="center"/>
+            <w:shd w:fill="F4F6F8"/>
+            <w:tcBorders>
+              <w:top w:val="single" w:sz="4" w:color="D9D9D9"/>
+              <w:left w:val="single" w:sz="4" w:color="D9D9D9"/>
+              <w:bottom w:val="single" w:sz="4" w:color="D9D9D9"/>
+              <w:right w:val="single" w:sz="4" w:color="D9D9D9"/>
+            </w:tcBorders>
+            <w:tcMar>
+              <w:top w:w="80" w:type="dxa"/>
+              <w:left w:w="80" w:type="dxa"/>
+              <w:bottom w:w="80" w:type="dxa"/>
+              <w:right w:w="80" w:type="dxa"/>
+            </w:tcMar>
+          </w:tcPr>
+          <w:p>
+            <w:pPr>
+              <w:keepNext w:val="0"/>
+              <w:spacing w:after="60" w:before="60" w:line="252" w:lineRule="auto"/>
+            </w:pPr>
+            <w:r>
+              <w:rPr>
+                <w:rFonts w:ascii="Calibri" w:hAnsi="Calibri"/>
+                <w:b w:val="0"/>
+                <w:color w:val="000000"/>
+                <w:sz w:val="18"/>
                 <w:szCs w:val="20"/>
               </w:rPr>
               <w:t>data/pboc_statements.csv</w:t>
@@ -3861,25 +5846,45 @@
         </w:tc>
         <w:tc>
           <w:tcPr>
-            <w:tcW w:w="4680" w:type="dxa"/>
-            <w:tcBorders>
-              <w:top w:val="single" w:sz="1" w:space="0" w:color="CCCCCC"/>
-              <w:left w:val="single" w:sz="1" w:space="0" w:color="CCCCCC"/>
-              <w:bottom w:val="single" w:sz="1" w:space="0" w:color="CCCCCC"/>
-              <w:right w:val="single" w:sz="1" w:space="0" w:color="CCCCCC"/>
-            </w:tcBorders>
-            <w:shd w:val="clear" w:color="auto" w:fill="FFFFFF"/>
-            <w:tcMar>
-              <w:top w:w="80" w:type="dxa"/>
-              <w:left w:w="120" w:type="dxa"/>
-              <w:bottom w:w="80" w:type="dxa"/>
-              <w:right w:w="120" w:type="dxa"/>
-            </w:tcMar>
-          </w:tcPr>
-          <w:p>
-            <w:r>
-              <w:rPr>
-                <w:sz w:val="20"/>
+            <w:tcW w:w="6984" w:type="dxa"/>
+            <w:tcBorders>
+              <w:top w:val="single" w:sz="1" w:space="0" w:color="CCCCCC"/>
+              <w:left w:val="single" w:sz="1" w:space="0" w:color="CCCCCC"/>
+              <w:bottom w:val="single" w:sz="1" w:space="0" w:color="CCCCCC"/>
+              <w:right w:val="single" w:sz="1" w:space="0" w:color="CCCCCC"/>
+            </w:tcBorders>
+            <w:tcMar>
+              <w:top w:w="80" w:type="dxa"/>
+              <w:left w:w="120" w:type="dxa"/>
+              <w:bottom w:w="80" w:type="dxa"/>
+              <w:right w:w="120" w:type="dxa"/>
+            </w:tcMar>
+            <w:vAlign w:val="center"/>
+            <w:shd w:fill="F4F6F8"/>
+            <w:tcBorders>
+              <w:top w:val="single" w:sz="4" w:color="D9D9D9"/>
+              <w:left w:val="single" w:sz="4" w:color="D9D9D9"/>
+              <w:bottom w:val="single" w:sz="4" w:color="D9D9D9"/>
+              <w:right w:val="single" w:sz="4" w:color="D9D9D9"/>
+            </w:tcBorders>
+            <w:tcMar>
+              <w:top w:w="80" w:type="dxa"/>
+              <w:left w:w="80" w:type="dxa"/>
+              <w:bottom w:w="80" w:type="dxa"/>
+              <w:right w:w="80" w:type="dxa"/>
+            </w:tcMar>
+          </w:tcPr>
+          <w:p>
+            <w:pPr>
+              <w:keepNext w:val="0"/>
+              <w:spacing w:after="60" w:before="60" w:line="252" w:lineRule="auto"/>
+            </w:pPr>
+            <w:r>
+              <w:rPr>
+                <w:rFonts w:ascii="Calibri" w:hAnsi="Calibri"/>
+                <w:b w:val="0"/>
+                <w:color w:val="000000"/>
+                <w:sz w:val="18"/>
                 <w:szCs w:val="20"/>
               </w:rPr>
               <w:t>131 PBOC speeches/statements, 1996–2025</w:t>
@@ -3894,27 +5899,50 @@
             <w:bottom w:w="0" w:type="dxa"/>
           </w:tblCellMar>
         </w:tblPrEx>
-        <w:tc>
-          <w:tcPr>
-            <w:tcW w:w="4680" w:type="dxa"/>
-            <w:tcBorders>
-              <w:top w:val="single" w:sz="1" w:space="0" w:color="CCCCCC"/>
-              <w:left w:val="single" w:sz="1" w:space="0" w:color="CCCCCC"/>
-              <w:bottom w:val="single" w:sz="1" w:space="0" w:color="CCCCCC"/>
-              <w:right w:val="single" w:sz="1" w:space="0" w:color="CCCCCC"/>
-            </w:tcBorders>
-            <w:shd w:val="clear" w:color="auto" w:fill="F5F7FC"/>
-            <w:tcMar>
-              <w:top w:w="80" w:type="dxa"/>
-              <w:left w:w="120" w:type="dxa"/>
-              <w:bottom w:w="80" w:type="dxa"/>
-              <w:right w:w="120" w:type="dxa"/>
-            </w:tcMar>
-          </w:tcPr>
-          <w:p>
-            <w:r>
-              <w:rPr>
-                <w:sz w:val="20"/>
+        <w:trPr>
+          <w:cantSplit/>
+        </w:trPr>
+        <w:tc>
+          <w:tcPr>
+            <w:tcW w:w="3384" w:type="dxa"/>
+            <w:tcBorders>
+              <w:top w:val="single" w:sz="1" w:space="0" w:color="CCCCCC"/>
+              <w:left w:val="single" w:sz="1" w:space="0" w:color="CCCCCC"/>
+              <w:bottom w:val="single" w:sz="1" w:space="0" w:color="CCCCCC"/>
+              <w:right w:val="single" w:sz="1" w:space="0" w:color="CCCCCC"/>
+            </w:tcBorders>
+            <w:tcMar>
+              <w:top w:w="80" w:type="dxa"/>
+              <w:left w:w="120" w:type="dxa"/>
+              <w:bottom w:w="80" w:type="dxa"/>
+              <w:right w:w="120" w:type="dxa"/>
+            </w:tcMar>
+            <w:vAlign w:val="center"/>
+            <w:shd w:fill="FFFFFF"/>
+            <w:tcBorders>
+              <w:top w:val="single" w:sz="4" w:color="D9D9D9"/>
+              <w:left w:val="single" w:sz="4" w:color="D9D9D9"/>
+              <w:bottom w:val="single" w:sz="4" w:color="D9D9D9"/>
+              <w:right w:val="single" w:sz="4" w:color="D9D9D9"/>
+            </w:tcBorders>
+            <w:tcMar>
+              <w:top w:w="80" w:type="dxa"/>
+              <w:left w:w="80" w:type="dxa"/>
+              <w:bottom w:w="80" w:type="dxa"/>
+              <w:right w:w="80" w:type="dxa"/>
+            </w:tcMar>
+          </w:tcPr>
+          <w:p>
+            <w:pPr>
+              <w:keepNext w:val="0"/>
+              <w:spacing w:after="60" w:before="60" w:line="252" w:lineRule="auto"/>
+            </w:pPr>
+            <w:r>
+              <w:rPr>
+                <w:rFonts w:ascii="Calibri" w:hAnsi="Calibri"/>
+                <w:b w:val="0"/>
+                <w:color w:val="000000"/>
+                <w:sz w:val="18"/>
                 <w:szCs w:val="20"/>
               </w:rPr>
               <w:t>data/brics_mpc_statements.csv</w:t>
@@ -3923,38 +5951,275 @@
         </w:tc>
         <w:tc>
           <w:tcPr>
-            <w:tcW w:w="4680" w:type="dxa"/>
-            <w:tcBorders>
-              <w:top w:val="single" w:sz="1" w:space="0" w:color="CCCCCC"/>
-              <w:left w:val="single" w:sz="1" w:space="0" w:color="CCCCCC"/>
-              <w:bottom w:val="single" w:sz="1" w:space="0" w:color="CCCCCC"/>
-              <w:right w:val="single" w:sz="1" w:space="0" w:color="CCCCCC"/>
-            </w:tcBorders>
-            <w:shd w:val="clear" w:color="auto" w:fill="F5F7FC"/>
-            <w:tcMar>
-              <w:top w:w="80" w:type="dxa"/>
-              <w:left w:w="120" w:type="dxa"/>
-              <w:bottom w:w="80" w:type="dxa"/>
-              <w:right w:w="120" w:type="dxa"/>
-            </w:tcMar>
-          </w:tcPr>
-          <w:p>
-            <w:r>
-              <w:rPr>
-                <w:sz w:val="20"/>
-                <w:szCs w:val="20"/>
-              </w:rPr>
-              <w:t>Master dataset — 305 statements, all four banks</w:t>
+            <w:tcW w:w="6984" w:type="dxa"/>
+            <w:tcBorders>
+              <w:top w:val="single" w:sz="1" w:space="0" w:color="CCCCCC"/>
+              <w:left w:val="single" w:sz="1" w:space="0" w:color="CCCCCC"/>
+              <w:bottom w:val="single" w:sz="1" w:space="0" w:color="CCCCCC"/>
+              <w:right w:val="single" w:sz="1" w:space="0" w:color="CCCCCC"/>
+            </w:tcBorders>
+            <w:tcMar>
+              <w:top w:w="80" w:type="dxa"/>
+              <w:left w:w="120" w:type="dxa"/>
+              <w:bottom w:w="80" w:type="dxa"/>
+              <w:right w:w="120" w:type="dxa"/>
+            </w:tcMar>
+            <w:vAlign w:val="center"/>
+            <w:shd w:fill="FFFFFF"/>
+            <w:tcBorders>
+              <w:top w:val="single" w:sz="4" w:color="D9D9D9"/>
+              <w:left w:val="single" w:sz="4" w:color="D9D9D9"/>
+              <w:bottom w:val="single" w:sz="4" w:color="D9D9D9"/>
+              <w:right w:val="single" w:sz="4" w:color="D9D9D9"/>
+            </w:tcBorders>
+            <w:tcMar>
+              <w:top w:w="80" w:type="dxa"/>
+              <w:left w:w="80" w:type="dxa"/>
+              <w:bottom w:w="80" w:type="dxa"/>
+              <w:right w:w="80" w:type="dxa"/>
+            </w:tcMar>
+          </w:tcPr>
+          <w:p>
+            <w:pPr>
+              <w:keepNext w:val="0"/>
+              <w:spacing w:after="60" w:before="60" w:line="252" w:lineRule="auto"/>
+            </w:pPr>
+            <w:r>
+              <w:rPr>
+                <w:rFonts w:ascii="Calibri" w:hAnsi="Calibri"/>
+                <w:b w:val="0"/>
+                <w:color w:val="000000"/>
+                <w:sz w:val="18"/>
+              </w:rPr>
+              <w:t>Historical intermediate with repeated RBI records</w:t>
+            </w:r>
+          </w:p>
+        </w:tc>
+      </w:tr>
+      <w:tr>
+        <w:trPr>
+          <w:cantSplit/>
+        </w:trPr>
+        <w:tc>
+          <w:tcPr>
+            <w:tcW w:type="dxa" w:w="3384"/>
+            <w:vAlign w:val="center"/>
+            <w:shd w:fill="F4F6F8"/>
+            <w:tcBorders>
+              <w:top w:val="single" w:sz="4" w:color="D9D9D9"/>
+              <w:left w:val="single" w:sz="4" w:color="D9D9D9"/>
+              <w:bottom w:val="single" w:sz="4" w:color="D9D9D9"/>
+              <w:right w:val="single" w:sz="4" w:color="D9D9D9"/>
+            </w:tcBorders>
+            <w:tcMar>
+              <w:top w:w="80" w:type="dxa"/>
+              <w:left w:w="80" w:type="dxa"/>
+              <w:bottom w:w="80" w:type="dxa"/>
+              <w:right w:w="80" w:type="dxa"/>
+            </w:tcMar>
+          </w:tcPr>
+          <w:p>
+            <w:pPr>
+              <w:keepNext w:val="0"/>
+              <w:spacing w:after="60" w:before="60" w:line="252" w:lineRule="auto"/>
+            </w:pPr>
+            <w:r>
+              <w:rPr>
+                <w:rFonts w:ascii="Calibri" w:hAnsi="Calibri"/>
+                <w:b w:val="0"/>
+                <w:color w:val="000000"/>
+                <w:sz w:val="18"/>
+              </w:rPr>
+              <w:t>data/brics_mpc_statements_v2.csv</w:t>
+            </w:r>
+          </w:p>
+        </w:tc>
+        <w:tc>
+          <w:tcPr>
+            <w:tcW w:type="dxa" w:w="6984"/>
+            <w:vAlign w:val="center"/>
+            <w:shd w:fill="F4F6F8"/>
+            <w:tcBorders>
+              <w:top w:val="single" w:sz="4" w:color="D9D9D9"/>
+              <w:left w:val="single" w:sz="4" w:color="D9D9D9"/>
+              <w:bottom w:val="single" w:sz="4" w:color="D9D9D9"/>
+              <w:right w:val="single" w:sz="4" w:color="D9D9D9"/>
+            </w:tcBorders>
+            <w:tcMar>
+              <w:top w:w="80" w:type="dxa"/>
+              <w:left w:w="80" w:type="dxa"/>
+              <w:bottom w:w="80" w:type="dxa"/>
+              <w:right w:w="80" w:type="dxa"/>
+            </w:tcMar>
+          </w:tcPr>
+          <w:p>
+            <w:pPr>
+              <w:keepNext w:val="0"/>
+              <w:spacing w:after="60" w:before="60" w:line="252" w:lineRule="auto"/>
+            </w:pPr>
+            <w:r>
+              <w:rPr>
+                <w:rFonts w:ascii="Calibri" w:hAnsi="Calibri"/>
+                <w:b w:val="0"/>
+                <w:color w:val="000000"/>
+                <w:sz w:val="18"/>
+              </w:rPr>
+              <w:t>Canonical 302-document corpus</w:t>
+            </w:r>
+          </w:p>
+        </w:tc>
+      </w:tr>
+      <w:tr>
+        <w:trPr>
+          <w:cantSplit/>
+        </w:trPr>
+        <w:tc>
+          <w:tcPr>
+            <w:tcW w:type="dxa" w:w="3384"/>
+            <w:vAlign w:val="center"/>
+            <w:shd w:fill="FFFFFF"/>
+            <w:tcBorders>
+              <w:top w:val="single" w:sz="4" w:color="D9D9D9"/>
+              <w:left w:val="single" w:sz="4" w:color="D9D9D9"/>
+              <w:bottom w:val="single" w:sz="4" w:color="D9D9D9"/>
+              <w:right w:val="single" w:sz="4" w:color="D9D9D9"/>
+            </w:tcBorders>
+            <w:tcMar>
+              <w:top w:w="80" w:type="dxa"/>
+              <w:left w:w="80" w:type="dxa"/>
+              <w:bottom w:w="80" w:type="dxa"/>
+              <w:right w:w="80" w:type="dxa"/>
+            </w:tcMar>
+          </w:tcPr>
+          <w:p>
+            <w:pPr>
+              <w:keepNext w:val="0"/>
+              <w:spacing w:after="60" w:before="60" w:line="252" w:lineRule="auto"/>
+            </w:pPr>
+            <w:r>
+              <w:rPr>
+                <w:rFonts w:ascii="Calibri" w:hAnsi="Calibri"/>
+                <w:b w:val="0"/>
+                <w:color w:val="000000"/>
+                <w:sz w:val="18"/>
+              </w:rPr>
+              <w:t>data/rbi_historical.csv</w:t>
+            </w:r>
+          </w:p>
+        </w:tc>
+        <w:tc>
+          <w:tcPr>
+            <w:tcW w:type="dxa" w:w="6984"/>
+            <w:vAlign w:val="center"/>
+            <w:shd w:fill="FFFFFF"/>
+            <w:tcBorders>
+              <w:top w:val="single" w:sz="4" w:color="D9D9D9"/>
+              <w:left w:val="single" w:sz="4" w:color="D9D9D9"/>
+              <w:bottom w:val="single" w:sz="4" w:color="D9D9D9"/>
+              <w:right w:val="single" w:sz="4" w:color="D9D9D9"/>
+            </w:tcBorders>
+            <w:tcMar>
+              <w:top w:w="80" w:type="dxa"/>
+              <w:left w:w="80" w:type="dxa"/>
+              <w:bottom w:w="80" w:type="dxa"/>
+              <w:right w:w="80" w:type="dxa"/>
+            </w:tcMar>
+          </w:tcPr>
+          <w:p>
+            <w:pPr>
+              <w:keepNext w:val="0"/>
+              <w:spacing w:after="60" w:before="60" w:line="252" w:lineRule="auto"/>
+            </w:pPr>
+            <w:r>
+              <w:rPr>
+                <w:rFonts w:ascii="Calibri" w:hAnsi="Calibri"/>
+                <w:b w:val="0"/>
+                <w:color w:val="000000"/>
+                <w:sz w:val="18"/>
+              </w:rPr>
+              <w:t>57 PDF text extracts</w:t>
+            </w:r>
+          </w:p>
+        </w:tc>
+      </w:tr>
+      <w:tr>
+        <w:trPr>
+          <w:cantSplit/>
+        </w:trPr>
+        <w:tc>
+          <w:tcPr>
+            <w:tcW w:type="dxa" w:w="3384"/>
+            <w:vAlign w:val="center"/>
+            <w:shd w:fill="F4F6F8"/>
+            <w:tcBorders>
+              <w:top w:val="single" w:sz="4" w:color="D9D9D9"/>
+              <w:left w:val="single" w:sz="4" w:color="D9D9D9"/>
+              <w:bottom w:val="single" w:sz="4" w:color="D9D9D9"/>
+              <w:right w:val="single" w:sz="4" w:color="D9D9D9"/>
+            </w:tcBorders>
+            <w:tcMar>
+              <w:top w:w="80" w:type="dxa"/>
+              <w:left w:w="80" w:type="dxa"/>
+              <w:bottom w:w="80" w:type="dxa"/>
+              <w:right w:w="80" w:type="dxa"/>
+            </w:tcMar>
+          </w:tcPr>
+          <w:p>
+            <w:pPr>
+              <w:keepNext w:val="0"/>
+              <w:spacing w:after="60" w:before="60" w:line="252" w:lineRule="auto"/>
+            </w:pPr>
+            <w:r>
+              <w:rPr>
+                <w:rFonts w:ascii="Calibri" w:hAnsi="Calibri"/>
+                <w:b w:val="0"/>
+                <w:color w:val="000000"/>
+                <w:sz w:val="18"/>
+              </w:rPr>
+              <w:t>build_corpus.py</w:t>
+            </w:r>
+          </w:p>
+        </w:tc>
+        <w:tc>
+          <w:tcPr>
+            <w:tcW w:type="dxa" w:w="6984"/>
+            <w:vAlign w:val="center"/>
+            <w:shd w:fill="F4F6F8"/>
+            <w:tcBorders>
+              <w:top w:val="single" w:sz="4" w:color="D9D9D9"/>
+              <w:left w:val="single" w:sz="4" w:color="D9D9D9"/>
+              <w:bottom w:val="single" w:sz="4" w:color="D9D9D9"/>
+              <w:right w:val="single" w:sz="4" w:color="D9D9D9"/>
+            </w:tcBorders>
+            <w:tcMar>
+              <w:top w:w="80" w:type="dxa"/>
+              <w:left w:w="80" w:type="dxa"/>
+              <w:bottom w:w="80" w:type="dxa"/>
+              <w:right w:w="80" w:type="dxa"/>
+            </w:tcMar>
+          </w:tcPr>
+          <w:p>
+            <w:pPr>
+              <w:keepNext w:val="0"/>
+              <w:spacing w:after="60" w:before="60" w:line="252" w:lineRule="auto"/>
+            </w:pPr>
+            <w:r>
+              <w:rPr>
+                <w:rFonts w:ascii="Calibri" w:hAnsi="Calibri"/>
+                <w:b w:val="0"/>
+                <w:color w:val="000000"/>
+                <w:sz w:val="18"/>
+              </w:rPr>
+              <w:t>Offline deduplication and final assembly</w:t>
             </w:r>
           </w:p>
         </w:tc>
       </w:tr>
     </w:tbl>
-    <w:p/>
     <w:sectPr>
       <w:footerReference w:type="default" r:id="rId7"/>
       <w:pgSz w:w="12240" w:h="15840"/>
-      <w:pgMar w:top="880" w:right="1440" w:bottom="1440" w:left="1440" w:header="708" w:footer="708" w:gutter="0"/>
+      <w:pgMar w:top="936" w:right="936" w:bottom="936" w:left="936" w:header="708" w:footer="708" w:gutter="0"/>
       <w:cols w:space="720"/>
       <w:docGrid w:linePitch="360"/>
     </w:sectPr>
@@ -4610,20 +6875,29 @@
   <w:style w:type="paragraph" w:default="1" w:styleId="Normal">
     <w:name w:val="Normal"/>
     <w:qFormat/>
+    <w:pPr>
+      <w:spacing w:after="120" w:before="0"/>
+    </w:pPr>
+    <w:rPr>
+      <w:rFonts w:ascii="Calibri" w:hAnsi="Calibri"/>
+      <w:color w:val="000000"/>
+      <w:sz w:val="20"/>
+    </w:rPr>
   </w:style>
   <w:style w:type="paragraph" w:styleId="Heading1">
     <w:name w:val="heading 1"/>
     <w:uiPriority w:val="9"/>
     <w:qFormat/>
     <w:pPr>
-      <w:spacing w:before="400" w:after="200"/>
+      <w:spacing w:before="160" w:after="120"/>
       <w:outlineLvl w:val="0"/>
     </w:pPr>
     <w:rPr>
+      <w:rFonts w:ascii="Calibri" w:hAnsi="Calibri"/>
       <w:b/>
       <w:bCs/>
-      <w:color w:val="1F3864"/>
-      <w:sz w:val="32"/>
+      <w:color w:val="000000"/>
+      <w:sz w:val="28"/>
       <w:szCs w:val="32"/>
     </w:rPr>
   </w:style>
@@ -4633,14 +6907,15 @@
     <w:unhideWhenUsed/>
     <w:qFormat/>
     <w:pPr>
-      <w:spacing w:before="300" w:after="160"/>
+      <w:spacing w:before="160" w:after="120"/>
       <w:outlineLvl w:val="1"/>
     </w:pPr>
     <w:rPr>
+      <w:rFonts w:ascii="Calibri" w:hAnsi="Calibri"/>
       <w:b/>
       <w:bCs/>
-      <w:color w:val="2E4B8F"/>
-      <w:sz w:val="26"/>
+      <w:color w:val="000000"/>
+      <w:sz w:val="23"/>
       <w:szCs w:val="26"/>
     </w:rPr>
   </w:style>
@@ -4651,11 +6926,13 @@
     <w:unhideWhenUsed/>
     <w:qFormat/>
     <w:pPr>
+      <w:spacing w:after="120" w:before="160"/>
       <w:outlineLvl w:val="2"/>
     </w:pPr>
     <w:rPr>
-      <w:color w:val="1F4D78"/>
-      <w:sz w:val="24"/>
+      <w:rFonts w:ascii="Calibri" w:hAnsi="Calibri"/>
+      <w:color w:val="000000"/>
+      <w:sz w:val="21"/>
       <w:szCs w:val="24"/>
     </w:rPr>
   </w:style>
@@ -4731,8 +7008,13 @@
     <w:name w:val="Title"/>
     <w:uiPriority w:val="10"/>
     <w:qFormat/>
+    <w:pPr>
+      <w:spacing w:after="120" w:before="0"/>
+    </w:pPr>
     <w:rPr>
-      <w:sz w:val="56"/>
+      <w:rFonts w:ascii="Calibri" w:hAnsi="Calibri"/>
+      <w:color w:val="000000"/>
+      <w:sz w:val="40"/>
       <w:szCs w:val="56"/>
     </w:rPr>
   </w:style>
@@ -4786,6 +7068,17 @@
     <w:rPr>
       <w:sz w:val="20"/>
       <w:szCs w:val="20"/>
+    </w:rPr>
+  </w:style>
+  <w:style w:type="paragraph" w:customStyle="1" w:styleId="Subtitle">
+    <w:name w:val="Subtitle"/>
+    <w:pPr>
+      <w:spacing w:after="120" w:before="0"/>
+    </w:pPr>
+    <w:rPr>
+      <w:rFonts w:ascii="Calibri" w:hAnsi="Calibri"/>
+      <w:color w:val="000000"/>
+      <w:sz w:val="22"/>
     </w:rPr>
   </w:style>
 </w:styles>
